--- a/DAY-7/Lab Exercise - Create a Database in Azure Using Cloud Shell.docx
+++ b/DAY-7/Lab Exercise - Create a Database in Azure Using Cloud Shell.docx
@@ -173,21 +173,12 @@
           <w:color w:val="000000" w:themeColor="text1"/>
         </w:rPr>
       </w:pPr>
-      <w:proofErr w:type="gramStart"/>
-      <w:r>
-        <w:rPr>
-          <w:rFonts w:ascii="Georgia Pro" w:eastAsia="Georgia Pro" w:hAnsi="Georgia Pro" w:cs="Georgia Pro"/>
-          <w:color w:val="000000" w:themeColor="text1"/>
-        </w:rPr>
-        <w:t>Create</w:t>
-      </w:r>
-      <w:proofErr w:type="gramEnd"/>
-      <w:r>
-        <w:rPr>
-          <w:rFonts w:ascii="Georgia Pro" w:eastAsia="Georgia Pro" w:hAnsi="Georgia Pro" w:cs="Georgia Pro"/>
-          <w:color w:val="000000" w:themeColor="text1"/>
-        </w:rPr>
-        <w:t xml:space="preserve"> a Resource Group</w:t>
+      <w:r>
+        <w:rPr>
+          <w:rFonts w:ascii="Georgia Pro" w:eastAsia="Georgia Pro" w:hAnsi="Georgia Pro" w:cs="Georgia Pro"/>
+          <w:color w:val="000000" w:themeColor="text1"/>
+        </w:rPr>
+        <w:t>Create a Resource Group</w:t>
       </w:r>
     </w:p>
     <w:p>
@@ -454,39 +445,7 @@
           <w:rFonts w:ascii="Georgia Pro" w:eastAsia="Georgia Pro" w:hAnsi="Georgia Pro" w:cs="Georgia Pro"/>
           <w:color w:val="000000" w:themeColor="text1"/>
         </w:rPr>
-        <w:t>RESOURCE_GROUP=</w:t>
-      </w:r>
-      <w:proofErr w:type="spellStart"/>
-      <w:r>
-        <w:rPr>
-          <w:rFonts w:ascii="Georgia Pro" w:eastAsia="Georgia Pro" w:hAnsi="Georgia Pro" w:cs="Georgia Pro"/>
-          <w:color w:val="000000" w:themeColor="text1"/>
-        </w:rPr>
-        <w:t>rg</w:t>
-      </w:r>
-      <w:proofErr w:type="spellEnd"/>
-      <w:r>
-        <w:rPr>
-          <w:rFonts w:ascii="Georgia Pro" w:eastAsia="Georgia Pro" w:hAnsi="Georgia Pro" w:cs="Georgia Pro"/>
-          <w:color w:val="000000" w:themeColor="text1"/>
-        </w:rPr>
-        <w:t>-</w:t>
-      </w:r>
-      <w:proofErr w:type="spellStart"/>
-      <w:r>
-        <w:rPr>
-          <w:rFonts w:ascii="Georgia Pro" w:eastAsia="Georgia Pro" w:hAnsi="Georgia Pro" w:cs="Georgia Pro"/>
-          <w:color w:val="000000" w:themeColor="text1"/>
-        </w:rPr>
-        <w:t>db</w:t>
-      </w:r>
-      <w:proofErr w:type="spellEnd"/>
-      <w:r>
-        <w:rPr>
-          <w:rFonts w:ascii="Georgia Pro" w:eastAsia="Georgia Pro" w:hAnsi="Georgia Pro" w:cs="Georgia Pro"/>
-          <w:color w:val="000000" w:themeColor="text1"/>
-        </w:rPr>
-        <w:t>-lab</w:t>
+        <w:t>RESOURCE_GROUP=rg-db-lab</w:t>
       </w:r>
       <w:r>
         <w:rPr>
@@ -494,68 +453,32 @@
           <w:color w:val="000000" w:themeColor="text1"/>
         </w:rPr>
         <w:br/>
-        <w:t>LOCATION=</w:t>
-      </w:r>
-      <w:proofErr w:type="spellStart"/>
-      <w:r>
-        <w:rPr>
-          <w:rFonts w:ascii="Georgia Pro" w:eastAsia="Georgia Pro" w:hAnsi="Georgia Pro" w:cs="Georgia Pro"/>
-          <w:color w:val="000000" w:themeColor="text1"/>
-        </w:rPr>
-        <w:t>eastus</w:t>
-      </w:r>
-      <w:proofErr w:type="spellEnd"/>
+        <w:t>LOCATION=eastus</w:t>
+      </w:r>
       <w:r>
         <w:rPr>
           <w:rFonts w:ascii="Georgia Pro" w:eastAsia="Georgia Pro" w:hAnsi="Georgia Pro" w:cs="Georgia Pro"/>
           <w:color w:val="000000" w:themeColor="text1"/>
         </w:rPr>
         <w:br/>
-        <w:t>SQL_SERVER=</w:t>
-      </w:r>
-      <w:proofErr w:type="spellStart"/>
-      <w:r>
-        <w:rPr>
-          <w:rFonts w:ascii="Georgia Pro" w:eastAsia="Georgia Pro" w:hAnsi="Georgia Pro" w:cs="Georgia Pro"/>
-          <w:color w:val="000000" w:themeColor="text1"/>
-        </w:rPr>
-        <w:t>sqlserverlab$RANDOM</w:t>
-      </w:r>
-      <w:proofErr w:type="spellEnd"/>
+        <w:t>SQL_SERVER=sqlserverlab$RANDOM</w:t>
+      </w:r>
       <w:r>
         <w:rPr>
           <w:rFonts w:ascii="Georgia Pro" w:eastAsia="Georgia Pro" w:hAnsi="Georgia Pro" w:cs="Georgia Pro"/>
           <w:color w:val="000000" w:themeColor="text1"/>
         </w:rPr>
         <w:br/>
-        <w:t>SQL_DB=</w:t>
-      </w:r>
-      <w:proofErr w:type="spellStart"/>
-      <w:r>
-        <w:rPr>
-          <w:rFonts w:ascii="Georgia Pro" w:eastAsia="Georgia Pro" w:hAnsi="Georgia Pro" w:cs="Georgia Pro"/>
-          <w:color w:val="000000" w:themeColor="text1"/>
-        </w:rPr>
-        <w:t>sqldblab</w:t>
-      </w:r>
-      <w:proofErr w:type="spellEnd"/>
+        <w:t>SQL_DB=sqldblab</w:t>
+      </w:r>
       <w:r>
         <w:rPr>
           <w:rFonts w:ascii="Georgia Pro" w:eastAsia="Georgia Pro" w:hAnsi="Georgia Pro" w:cs="Georgia Pro"/>
           <w:color w:val="000000" w:themeColor="text1"/>
         </w:rPr>
         <w:br/>
-        <w:t>ADMIN_USER=</w:t>
-      </w:r>
-      <w:proofErr w:type="spellStart"/>
-      <w:r>
-        <w:rPr>
-          <w:rFonts w:ascii="Georgia Pro" w:eastAsia="Georgia Pro" w:hAnsi="Georgia Pro" w:cs="Georgia Pro"/>
-          <w:color w:val="000000" w:themeColor="text1"/>
-        </w:rPr>
-        <w:t>sqladminuser</w:t>
-      </w:r>
-      <w:proofErr w:type="spellEnd"/>
+        <w:t>ADMIN_USER=sqladminuser</w:t>
+      </w:r>
       <w:r>
         <w:rPr>
           <w:rFonts w:ascii="Georgia Pro" w:eastAsia="Georgia Pro" w:hAnsi="Georgia Pro" w:cs="Georgia Pro"/>
@@ -635,21 +558,12 @@
           <w:color w:val="000000" w:themeColor="text1"/>
         </w:rPr>
       </w:pPr>
-      <w:proofErr w:type="spellStart"/>
-      <w:r>
-        <w:rPr>
-          <w:rFonts w:ascii="Georgia Pro" w:eastAsia="Georgia Pro" w:hAnsi="Georgia Pro" w:cs="Georgia Pro"/>
-          <w:color w:val="000000" w:themeColor="text1"/>
-        </w:rPr>
-        <w:t>az</w:t>
-      </w:r>
-      <w:proofErr w:type="spellEnd"/>
-      <w:r>
-        <w:rPr>
-          <w:rFonts w:ascii="Georgia Pro" w:eastAsia="Georgia Pro" w:hAnsi="Georgia Pro" w:cs="Georgia Pro"/>
-          <w:color w:val="000000" w:themeColor="text1"/>
-        </w:rPr>
-        <w:t xml:space="preserve"> group create \</w:t>
+      <w:r>
+        <w:rPr>
+          <w:rFonts w:ascii="Georgia Pro" w:eastAsia="Georgia Pro" w:hAnsi="Georgia Pro" w:cs="Georgia Pro"/>
+          <w:color w:val="000000" w:themeColor="text1"/>
+        </w:rPr>
+        <w:t>az group create \</w:t>
       </w:r>
       <w:r>
         <w:rPr>
@@ -721,37 +635,12 @@
           <w:color w:val="000000" w:themeColor="text1"/>
         </w:rPr>
       </w:pPr>
-      <w:proofErr w:type="spellStart"/>
-      <w:r>
-        <w:rPr>
-          <w:rFonts w:ascii="Georgia Pro" w:eastAsia="Georgia Pro" w:hAnsi="Georgia Pro" w:cs="Georgia Pro"/>
-          <w:color w:val="000000" w:themeColor="text1"/>
-        </w:rPr>
-        <w:t>az</w:t>
-      </w:r>
-      <w:proofErr w:type="spellEnd"/>
-      <w:r>
-        <w:rPr>
-          <w:rFonts w:ascii="Georgia Pro" w:eastAsia="Georgia Pro" w:hAnsi="Georgia Pro" w:cs="Georgia Pro"/>
-          <w:color w:val="000000" w:themeColor="text1"/>
-        </w:rPr>
-        <w:t xml:space="preserve"> </w:t>
-      </w:r>
-      <w:proofErr w:type="spellStart"/>
-      <w:r>
-        <w:rPr>
-          <w:rFonts w:ascii="Georgia Pro" w:eastAsia="Georgia Pro" w:hAnsi="Georgia Pro" w:cs="Georgia Pro"/>
-          <w:color w:val="000000" w:themeColor="text1"/>
-        </w:rPr>
-        <w:t>sql</w:t>
-      </w:r>
-      <w:proofErr w:type="spellEnd"/>
-      <w:r>
-        <w:rPr>
-          <w:rFonts w:ascii="Georgia Pro" w:eastAsia="Georgia Pro" w:hAnsi="Georgia Pro" w:cs="Georgia Pro"/>
-          <w:color w:val="000000" w:themeColor="text1"/>
-        </w:rPr>
-        <w:t xml:space="preserve"> server create \</w:t>
+      <w:r>
+        <w:rPr>
+          <w:rFonts w:ascii="Georgia Pro" w:eastAsia="Georgia Pro" w:hAnsi="Georgia Pro" w:cs="Georgia Pro"/>
+          <w:color w:val="000000" w:themeColor="text1"/>
+        </w:rPr>
+        <w:t>az sql server create \</w:t>
       </w:r>
       <w:r>
         <w:rPr>
@@ -847,37 +736,12 @@
           <w:color w:val="000000" w:themeColor="text1"/>
         </w:rPr>
       </w:pPr>
-      <w:proofErr w:type="spellStart"/>
-      <w:r>
-        <w:rPr>
-          <w:rFonts w:ascii="Georgia Pro" w:eastAsia="Georgia Pro" w:hAnsi="Georgia Pro" w:cs="Georgia Pro"/>
-          <w:color w:val="000000" w:themeColor="text1"/>
-        </w:rPr>
-        <w:t>az</w:t>
-      </w:r>
-      <w:proofErr w:type="spellEnd"/>
-      <w:r>
-        <w:rPr>
-          <w:rFonts w:ascii="Georgia Pro" w:eastAsia="Georgia Pro" w:hAnsi="Georgia Pro" w:cs="Georgia Pro"/>
-          <w:color w:val="000000" w:themeColor="text1"/>
-        </w:rPr>
-        <w:t xml:space="preserve"> </w:t>
-      </w:r>
-      <w:proofErr w:type="spellStart"/>
-      <w:r>
-        <w:rPr>
-          <w:rFonts w:ascii="Georgia Pro" w:eastAsia="Georgia Pro" w:hAnsi="Georgia Pro" w:cs="Georgia Pro"/>
-          <w:color w:val="000000" w:themeColor="text1"/>
-        </w:rPr>
-        <w:t>sql</w:t>
-      </w:r>
-      <w:proofErr w:type="spellEnd"/>
-      <w:r>
-        <w:rPr>
-          <w:rFonts w:ascii="Georgia Pro" w:eastAsia="Georgia Pro" w:hAnsi="Georgia Pro" w:cs="Georgia Pro"/>
-          <w:color w:val="000000" w:themeColor="text1"/>
-        </w:rPr>
-        <w:t xml:space="preserve"> server firewall-rule create \</w:t>
+      <w:r>
+        <w:rPr>
+          <w:rFonts w:ascii="Georgia Pro" w:eastAsia="Georgia Pro" w:hAnsi="Georgia Pro" w:cs="Georgia Pro"/>
+          <w:color w:val="000000" w:themeColor="text1"/>
+        </w:rPr>
+        <w:t>az sql server firewall-rule create \</w:t>
       </w:r>
       <w:r>
         <w:rPr>
@@ -901,23 +765,7 @@
           <w:color w:val="000000" w:themeColor="text1"/>
         </w:rPr>
         <w:br/>
-        <w:t xml:space="preserve">  --name </w:t>
-      </w:r>
-      <w:proofErr w:type="spellStart"/>
-      <w:r>
-        <w:rPr>
-          <w:rFonts w:ascii="Georgia Pro" w:eastAsia="Georgia Pro" w:hAnsi="Georgia Pro" w:cs="Georgia Pro"/>
-          <w:color w:val="000000" w:themeColor="text1"/>
-        </w:rPr>
-        <w:t>AllowAzureServices</w:t>
-      </w:r>
-      <w:proofErr w:type="spellEnd"/>
-      <w:r>
-        <w:rPr>
-          <w:rFonts w:ascii="Georgia Pro" w:eastAsia="Georgia Pro" w:hAnsi="Georgia Pro" w:cs="Georgia Pro"/>
-          <w:color w:val="000000" w:themeColor="text1"/>
-        </w:rPr>
-        <w:t xml:space="preserve"> \</w:t>
+        <w:t xml:space="preserve">  --name AllowAzureServices \</w:t>
       </w:r>
       <w:r>
         <w:rPr>
@@ -925,23 +773,7 @@
           <w:color w:val="000000" w:themeColor="text1"/>
         </w:rPr>
         <w:br/>
-        <w:t xml:space="preserve">  --start-</w:t>
-      </w:r>
-      <w:proofErr w:type="spellStart"/>
-      <w:r>
-        <w:rPr>
-          <w:rFonts w:ascii="Georgia Pro" w:eastAsia="Georgia Pro" w:hAnsi="Georgia Pro" w:cs="Georgia Pro"/>
-          <w:color w:val="000000" w:themeColor="text1"/>
-        </w:rPr>
-        <w:t>ip</w:t>
-      </w:r>
-      <w:proofErr w:type="spellEnd"/>
-      <w:r>
-        <w:rPr>
-          <w:rFonts w:ascii="Georgia Pro" w:eastAsia="Georgia Pro" w:hAnsi="Georgia Pro" w:cs="Georgia Pro"/>
-          <w:color w:val="000000" w:themeColor="text1"/>
-        </w:rPr>
-        <w:t>-address 0.0.0.0 \</w:t>
+        <w:t xml:space="preserve">  --start-ip-address 0.0.0.0 \</w:t>
       </w:r>
       <w:r>
         <w:rPr>
@@ -949,23 +781,7 @@
           <w:color w:val="000000" w:themeColor="text1"/>
         </w:rPr>
         <w:br/>
-        <w:t xml:space="preserve">  --end-</w:t>
-      </w:r>
-      <w:proofErr w:type="spellStart"/>
-      <w:r>
-        <w:rPr>
-          <w:rFonts w:ascii="Georgia Pro" w:eastAsia="Georgia Pro" w:hAnsi="Georgia Pro" w:cs="Georgia Pro"/>
-          <w:color w:val="000000" w:themeColor="text1"/>
-        </w:rPr>
-        <w:t>ip</w:t>
-      </w:r>
-      <w:proofErr w:type="spellEnd"/>
-      <w:r>
-        <w:rPr>
-          <w:rFonts w:ascii="Georgia Pro" w:eastAsia="Georgia Pro" w:hAnsi="Georgia Pro" w:cs="Georgia Pro"/>
-          <w:color w:val="000000" w:themeColor="text1"/>
-        </w:rPr>
-        <w:t>-address 0.0.0.0</w:t>
+        <w:t xml:space="preserve">  --end-ip-address 0.0.0.0</w:t>
       </w:r>
     </w:p>
     <w:p>
@@ -1041,53 +857,12 @@
           <w:color w:val="000000" w:themeColor="text1"/>
         </w:rPr>
       </w:pPr>
-      <w:proofErr w:type="spellStart"/>
-      <w:r>
-        <w:rPr>
-          <w:rFonts w:ascii="Georgia Pro" w:eastAsia="Georgia Pro" w:hAnsi="Georgia Pro" w:cs="Georgia Pro"/>
-          <w:color w:val="000000" w:themeColor="text1"/>
-        </w:rPr>
-        <w:t>az</w:t>
-      </w:r>
-      <w:proofErr w:type="spellEnd"/>
-      <w:r>
-        <w:rPr>
-          <w:rFonts w:ascii="Georgia Pro" w:eastAsia="Georgia Pro" w:hAnsi="Georgia Pro" w:cs="Georgia Pro"/>
-          <w:color w:val="000000" w:themeColor="text1"/>
-        </w:rPr>
-        <w:t xml:space="preserve"> </w:t>
-      </w:r>
-      <w:proofErr w:type="spellStart"/>
-      <w:r>
-        <w:rPr>
-          <w:rFonts w:ascii="Georgia Pro" w:eastAsia="Georgia Pro" w:hAnsi="Georgia Pro" w:cs="Georgia Pro"/>
-          <w:color w:val="000000" w:themeColor="text1"/>
-        </w:rPr>
-        <w:t>sql</w:t>
-      </w:r>
-      <w:proofErr w:type="spellEnd"/>
-      <w:r>
-        <w:rPr>
-          <w:rFonts w:ascii="Georgia Pro" w:eastAsia="Georgia Pro" w:hAnsi="Georgia Pro" w:cs="Georgia Pro"/>
-          <w:color w:val="000000" w:themeColor="text1"/>
-        </w:rPr>
-        <w:t xml:space="preserve"> </w:t>
-      </w:r>
-      <w:proofErr w:type="spellStart"/>
-      <w:r>
-        <w:rPr>
-          <w:rFonts w:ascii="Georgia Pro" w:eastAsia="Georgia Pro" w:hAnsi="Georgia Pro" w:cs="Georgia Pro"/>
-          <w:color w:val="000000" w:themeColor="text1"/>
-        </w:rPr>
-        <w:t>db</w:t>
-      </w:r>
-      <w:proofErr w:type="spellEnd"/>
-      <w:r>
-        <w:rPr>
-          <w:rFonts w:ascii="Georgia Pro" w:eastAsia="Georgia Pro" w:hAnsi="Georgia Pro" w:cs="Georgia Pro"/>
-          <w:color w:val="000000" w:themeColor="text1"/>
-        </w:rPr>
-        <w:t xml:space="preserve"> create \</w:t>
+      <w:r>
+        <w:rPr>
+          <w:rFonts w:ascii="Georgia Pro" w:eastAsia="Georgia Pro" w:hAnsi="Georgia Pro" w:cs="Georgia Pro"/>
+          <w:color w:val="000000" w:themeColor="text1"/>
+        </w:rPr>
+        <w:t>az sql db create \</w:t>
       </w:r>
     </w:p>
     <w:p>
@@ -1249,37 +1024,12 @@
           <w:color w:val="000000" w:themeColor="text1"/>
         </w:rPr>
       </w:pPr>
-      <w:proofErr w:type="spellStart"/>
-      <w:r>
-        <w:rPr>
-          <w:rFonts w:ascii="Georgia Pro" w:eastAsia="Georgia Pro" w:hAnsi="Georgia Pro" w:cs="Georgia Pro"/>
-          <w:color w:val="000000" w:themeColor="text1"/>
-        </w:rPr>
-        <w:t>az</w:t>
-      </w:r>
-      <w:proofErr w:type="spellEnd"/>
-      <w:r>
-        <w:rPr>
-          <w:rFonts w:ascii="Georgia Pro" w:eastAsia="Georgia Pro" w:hAnsi="Georgia Pro" w:cs="Georgia Pro"/>
-          <w:color w:val="000000" w:themeColor="text1"/>
-        </w:rPr>
-        <w:t xml:space="preserve"> </w:t>
-      </w:r>
-      <w:proofErr w:type="spellStart"/>
-      <w:r>
-        <w:rPr>
-          <w:rFonts w:ascii="Georgia Pro" w:eastAsia="Georgia Pro" w:hAnsi="Georgia Pro" w:cs="Georgia Pro"/>
-          <w:color w:val="000000" w:themeColor="text1"/>
-        </w:rPr>
-        <w:t>sql</w:t>
-      </w:r>
-      <w:proofErr w:type="spellEnd"/>
-      <w:r>
-        <w:rPr>
-          <w:rFonts w:ascii="Georgia Pro" w:eastAsia="Georgia Pro" w:hAnsi="Georgia Pro" w:cs="Georgia Pro"/>
-          <w:color w:val="000000" w:themeColor="text1"/>
-        </w:rPr>
-        <w:t xml:space="preserve"> server show \</w:t>
+      <w:r>
+        <w:rPr>
+          <w:rFonts w:ascii="Georgia Pro" w:eastAsia="Georgia Pro" w:hAnsi="Georgia Pro" w:cs="Georgia Pro"/>
+          <w:color w:val="000000" w:themeColor="text1"/>
+        </w:rPr>
+        <w:t>az sql server show \</w:t>
       </w:r>
       <w:r>
         <w:rPr>
@@ -1303,23 +1053,7 @@
           <w:color w:val="000000" w:themeColor="text1"/>
         </w:rPr>
         <w:br/>
-        <w:t xml:space="preserve">  --query </w:t>
-      </w:r>
-      <w:proofErr w:type="spellStart"/>
-      <w:r>
-        <w:rPr>
-          <w:rFonts w:ascii="Georgia Pro" w:eastAsia="Georgia Pro" w:hAnsi="Georgia Pro" w:cs="Georgia Pro"/>
-          <w:color w:val="000000" w:themeColor="text1"/>
-        </w:rPr>
-        <w:t>fullyQualifiedDomainName</w:t>
-      </w:r>
-      <w:proofErr w:type="spellEnd"/>
-      <w:r>
-        <w:rPr>
-          <w:rFonts w:ascii="Georgia Pro" w:eastAsia="Georgia Pro" w:hAnsi="Georgia Pro" w:cs="Georgia Pro"/>
-          <w:color w:val="000000" w:themeColor="text1"/>
-        </w:rPr>
-        <w:t xml:space="preserve"> \</w:t>
+        <w:t xml:space="preserve">  --query fullyQualifiedDomainName \</w:t>
       </w:r>
       <w:r>
         <w:rPr>
@@ -1327,17 +1061,8 @@
           <w:color w:val="000000" w:themeColor="text1"/>
         </w:rPr>
         <w:br/>
-        <w:t xml:space="preserve">  --output </w:t>
-      </w:r>
-      <w:proofErr w:type="spellStart"/>
-      <w:r>
-        <w:rPr>
-          <w:rFonts w:ascii="Georgia Pro" w:eastAsia="Georgia Pro" w:hAnsi="Georgia Pro" w:cs="Georgia Pro"/>
-          <w:color w:val="000000" w:themeColor="text1"/>
-        </w:rPr>
-        <w:t>tsv</w:t>
-      </w:r>
-      <w:proofErr w:type="spellEnd"/>
+        <w:t xml:space="preserve">  --output tsv</w:t>
+      </w:r>
     </w:p>
     <w:p>
       <w:pPr>
@@ -1442,93 +1167,25 @@
           <w:color w:val="000000" w:themeColor="text1"/>
         </w:rPr>
         <w:lastRenderedPageBreak/>
-        <w:t xml:space="preserve">Step 7: </w:t>
-      </w:r>
-      <w:r>
-        <w:rPr>
-          <w:rFonts w:ascii="Georgia Pro" w:eastAsia="Georgia Pro" w:hAnsi="Georgia Pro" w:cs="Georgia Pro"/>
-          <w:b/>
-          <w:bCs/>
-          <w:color w:val="000000" w:themeColor="text1"/>
-        </w:rPr>
-        <w:t xml:space="preserve">Create VM and Insall </w:t>
-      </w:r>
-      <w:proofErr w:type="gramStart"/>
-      <w:r>
-        <w:rPr>
-          <w:rFonts w:ascii="Georgia Pro" w:eastAsia="Georgia Pro" w:hAnsi="Georgia Pro" w:cs="Georgia Pro"/>
-          <w:b/>
-          <w:bCs/>
-          <w:color w:val="000000" w:themeColor="text1"/>
-        </w:rPr>
-        <w:t xml:space="preserve">SQLCMD </w:t>
-      </w:r>
-      <w:r>
-        <w:rPr>
-          <w:rFonts w:ascii="Georgia Pro" w:eastAsia="Georgia Pro" w:hAnsi="Georgia Pro" w:cs="Georgia Pro"/>
-          <w:b/>
-          <w:bCs/>
-          <w:color w:val="000000" w:themeColor="text1"/>
-        </w:rPr>
-        <w:t xml:space="preserve"> and</w:t>
-      </w:r>
-      <w:proofErr w:type="gramEnd"/>
-      <w:r>
-        <w:rPr>
-          <w:rFonts w:ascii="Georgia Pro" w:eastAsia="Georgia Pro" w:hAnsi="Georgia Pro" w:cs="Georgia Pro"/>
-          <w:b/>
-          <w:bCs/>
-          <w:color w:val="000000" w:themeColor="text1"/>
-        </w:rPr>
-        <w:t xml:space="preserve"> </w:t>
-      </w:r>
-      <w:r>
-        <w:rPr>
-          <w:rFonts w:ascii="Georgia Pro" w:eastAsia="Georgia Pro" w:hAnsi="Georgia Pro" w:cs="Georgia Pro"/>
-          <w:b/>
-          <w:bCs/>
-          <w:color w:val="000000" w:themeColor="text1"/>
-        </w:rPr>
-        <w:t>Connect to Database Using SQLCMD</w:t>
-      </w:r>
-    </w:p>
-    <w:p>
-      <w:pPr>
-        <w:spacing w:after="0" w:line="480" w:lineRule="auto"/>
-        <w:rPr>
-          <w:rFonts w:ascii="Georgia Pro" w:eastAsia="Georgia Pro" w:hAnsi="Georgia Pro" w:cs="Georgia Pro"/>
-          <w:color w:val="000000" w:themeColor="text1"/>
-        </w:rPr>
-      </w:pPr>
-      <w:r>
-        <w:rPr>
-          <w:rFonts w:ascii="Georgia Pro" w:eastAsia="Georgia Pro" w:hAnsi="Georgia Pro" w:cs="Georgia Pro"/>
-          <w:color w:val="000000" w:themeColor="text1"/>
-        </w:rPr>
-        <w:t xml:space="preserve">Create a VM and Install </w:t>
-      </w:r>
-      <w:proofErr w:type="spellStart"/>
-      <w:r>
-        <w:rPr>
-          <w:rFonts w:ascii="Georgia Pro" w:eastAsia="Georgia Pro" w:hAnsi="Georgia Pro" w:cs="Georgia Pro"/>
-          <w:color w:val="000000" w:themeColor="text1"/>
-        </w:rPr>
-        <w:t>mssql</w:t>
-      </w:r>
-      <w:proofErr w:type="spellEnd"/>
-      <w:r>
-        <w:rPr>
-          <w:rFonts w:ascii="Georgia Pro" w:eastAsia="Georgia Pro" w:hAnsi="Georgia Pro" w:cs="Georgia Pro"/>
-          <w:color w:val="000000" w:themeColor="text1"/>
-        </w:rPr>
-        <w:t xml:space="preserve">-tools </w:t>
-      </w:r>
-      <w:r>
-        <w:rPr>
-          <w:rFonts w:ascii="Georgia Pro" w:eastAsia="Georgia Pro" w:hAnsi="Georgia Pro" w:cs="Georgia Pro"/>
-          <w:color w:val="000000" w:themeColor="text1"/>
-        </w:rPr>
-        <w:t>in VM</w:t>
+        <w:t xml:space="preserve">Step </w:t>
+      </w:r>
+      <w:r>
+        <w:rPr>
+          <w:rFonts w:ascii="Georgia Pro" w:eastAsia="Georgia Pro" w:hAnsi="Georgia Pro" w:cs="Georgia Pro"/>
+          <w:b/>
+          <w:bCs/>
+          <w:color w:val="000000" w:themeColor="text1"/>
+        </w:rPr>
+        <w:t>7</w:t>
+      </w:r>
+      <w:r>
+        <w:rPr>
+          <w:rFonts w:ascii="Georgia Pro" w:eastAsia="Georgia Pro" w:hAnsi="Georgia Pro" w:cs="Georgia Pro"/>
+          <w:b/>
+          <w:bCs/>
+          <w:color w:val="000000" w:themeColor="text1"/>
+        </w:rPr>
+        <w:t>: Create Azure Virtual Machine</w:t>
       </w:r>
     </w:p>
     <w:p>
@@ -1546,21 +1203,12 @@
           <w:color w:val="000000" w:themeColor="text1"/>
         </w:rPr>
       </w:pPr>
-      <w:proofErr w:type="spellStart"/>
-      <w:r>
-        <w:rPr>
-          <w:rFonts w:ascii="Georgia Pro" w:eastAsia="Georgia Pro" w:hAnsi="Georgia Pro" w:cs="Georgia Pro"/>
-          <w:color w:val="000000" w:themeColor="text1"/>
-        </w:rPr>
-        <w:t>sudo</w:t>
-      </w:r>
-      <w:proofErr w:type="spellEnd"/>
-      <w:r>
-        <w:rPr>
-          <w:rFonts w:ascii="Georgia Pro" w:eastAsia="Georgia Pro" w:hAnsi="Georgia Pro" w:cs="Georgia Pro"/>
-          <w:color w:val="000000" w:themeColor="text1"/>
-        </w:rPr>
-        <w:t xml:space="preserve"> apt update</w:t>
+      <w:r>
+        <w:rPr>
+          <w:rFonts w:ascii="Georgia Pro" w:eastAsia="Georgia Pro" w:hAnsi="Georgia Pro" w:cs="Georgia Pro"/>
+          <w:color w:val="000000" w:themeColor="text1"/>
+        </w:rPr>
+        <w:t>az vm create \</w:t>
       </w:r>
     </w:p>
     <w:p>
@@ -1578,6 +1226,13 @@
           <w:color w:val="000000" w:themeColor="text1"/>
         </w:rPr>
       </w:pPr>
+      <w:r>
+        <w:rPr>
+          <w:rFonts w:ascii="Georgia Pro" w:eastAsia="Georgia Pro" w:hAnsi="Georgia Pro" w:cs="Georgia Pro"/>
+          <w:color w:val="000000" w:themeColor="text1"/>
+        </w:rPr>
+        <w:t xml:space="preserve">  --resource-group $RESOURCE_GROUP \</w:t>
+      </w:r>
     </w:p>
     <w:p>
       <w:pPr>
@@ -1594,37 +1249,12 @@
           <w:color w:val="000000" w:themeColor="text1"/>
         </w:rPr>
       </w:pPr>
-      <w:proofErr w:type="spellStart"/>
-      <w:r>
-        <w:rPr>
-          <w:rFonts w:ascii="Georgia Pro" w:eastAsia="Georgia Pro" w:hAnsi="Georgia Pro" w:cs="Georgia Pro"/>
-          <w:color w:val="000000" w:themeColor="text1"/>
-        </w:rPr>
-        <w:t>sudo</w:t>
-      </w:r>
-      <w:proofErr w:type="spellEnd"/>
-      <w:r>
-        <w:rPr>
-          <w:rFonts w:ascii="Georgia Pro" w:eastAsia="Georgia Pro" w:hAnsi="Georgia Pro" w:cs="Georgia Pro"/>
-          <w:color w:val="000000" w:themeColor="text1"/>
-        </w:rPr>
-        <w:t xml:space="preserve"> apt install curl apt-transport-https ca-certificates </w:t>
-      </w:r>
-      <w:proofErr w:type="spellStart"/>
-      <w:r>
-        <w:rPr>
-          <w:rFonts w:ascii="Georgia Pro" w:eastAsia="Georgia Pro" w:hAnsi="Georgia Pro" w:cs="Georgia Pro"/>
-          <w:color w:val="000000" w:themeColor="text1"/>
-        </w:rPr>
-        <w:t>gnupg</w:t>
-      </w:r>
-      <w:proofErr w:type="spellEnd"/>
-      <w:r>
-        <w:rPr>
-          <w:rFonts w:ascii="Georgia Pro" w:eastAsia="Georgia Pro" w:hAnsi="Georgia Pro" w:cs="Georgia Pro"/>
-          <w:color w:val="000000" w:themeColor="text1"/>
-        </w:rPr>
-        <w:t xml:space="preserve"> -y</w:t>
+      <w:r>
+        <w:rPr>
+          <w:rFonts w:ascii="Georgia Pro" w:eastAsia="Georgia Pro" w:hAnsi="Georgia Pro" w:cs="Georgia Pro"/>
+          <w:color w:val="000000" w:themeColor="text1"/>
+        </w:rPr>
+        <w:t xml:space="preserve">  --name $VM_NAME \</w:t>
       </w:r>
     </w:p>
     <w:p>
@@ -1642,6 +1272,13 @@
           <w:color w:val="000000" w:themeColor="text1"/>
         </w:rPr>
       </w:pPr>
+      <w:r>
+        <w:rPr>
+          <w:rFonts w:ascii="Georgia Pro" w:eastAsia="Georgia Pro" w:hAnsi="Georgia Pro" w:cs="Georgia Pro"/>
+          <w:color w:val="000000" w:themeColor="text1"/>
+        </w:rPr>
+        <w:t xml:space="preserve">  --image Canonical:0001-com-ubuntu-server-focal:20_04-lts-gen2:latest \</w:t>
+      </w:r>
     </w:p>
     <w:p>
       <w:pPr>
@@ -1663,65 +1300,8 @@
           <w:rFonts w:ascii="Georgia Pro" w:eastAsia="Georgia Pro" w:hAnsi="Georgia Pro" w:cs="Georgia Pro"/>
           <w:color w:val="000000" w:themeColor="text1"/>
         </w:rPr>
-        <w:t xml:space="preserve">curl https://packages.microsoft.com/keys/microsoft.asc | </w:t>
-      </w:r>
-      <w:proofErr w:type="spellStart"/>
-      <w:r>
-        <w:rPr>
-          <w:rFonts w:ascii="Georgia Pro" w:eastAsia="Georgia Pro" w:hAnsi="Georgia Pro" w:cs="Georgia Pro"/>
-          <w:color w:val="000000" w:themeColor="text1"/>
-        </w:rPr>
-        <w:t>sudo</w:t>
-      </w:r>
-      <w:proofErr w:type="spellEnd"/>
-      <w:r>
-        <w:rPr>
-          <w:rFonts w:ascii="Georgia Pro" w:eastAsia="Georgia Pro" w:hAnsi="Georgia Pro" w:cs="Georgia Pro"/>
-          <w:color w:val="000000" w:themeColor="text1"/>
-        </w:rPr>
-        <w:t xml:space="preserve"> tee /</w:t>
-      </w:r>
-      <w:proofErr w:type="spellStart"/>
-      <w:r>
-        <w:rPr>
-          <w:rFonts w:ascii="Georgia Pro" w:eastAsia="Georgia Pro" w:hAnsi="Georgia Pro" w:cs="Georgia Pro"/>
-          <w:color w:val="000000" w:themeColor="text1"/>
-        </w:rPr>
-        <w:t>etc</w:t>
-      </w:r>
-      <w:proofErr w:type="spellEnd"/>
-      <w:r>
-        <w:rPr>
-          <w:rFonts w:ascii="Georgia Pro" w:eastAsia="Georgia Pro" w:hAnsi="Georgia Pro" w:cs="Georgia Pro"/>
-          <w:color w:val="000000" w:themeColor="text1"/>
-        </w:rPr>
-        <w:t>/apt/</w:t>
-      </w:r>
-      <w:proofErr w:type="spellStart"/>
-      <w:r>
-        <w:rPr>
-          <w:rFonts w:ascii="Georgia Pro" w:eastAsia="Georgia Pro" w:hAnsi="Georgia Pro" w:cs="Georgia Pro"/>
-          <w:color w:val="000000" w:themeColor="text1"/>
-        </w:rPr>
-        <w:t>trusted.gpg.d</w:t>
-      </w:r>
-      <w:proofErr w:type="spellEnd"/>
-      <w:r>
-        <w:rPr>
-          <w:rFonts w:ascii="Georgia Pro" w:eastAsia="Georgia Pro" w:hAnsi="Georgia Pro" w:cs="Georgia Pro"/>
-          <w:color w:val="000000" w:themeColor="text1"/>
-        </w:rPr>
-        <w:t>/</w:t>
-      </w:r>
-      <w:proofErr w:type="spellStart"/>
-      <w:r>
-        <w:rPr>
-          <w:rFonts w:ascii="Georgia Pro" w:eastAsia="Georgia Pro" w:hAnsi="Georgia Pro" w:cs="Georgia Pro"/>
-          <w:color w:val="000000" w:themeColor="text1"/>
-        </w:rPr>
-        <w:t>microsoft.asc</w:t>
-      </w:r>
-      <w:proofErr w:type="spellEnd"/>
+        <w:t xml:space="preserve">  --size Standard_B1s \</w:t>
+      </w:r>
     </w:p>
     <w:p>
       <w:pPr>
@@ -1738,6 +1318,13 @@
           <w:color w:val="000000" w:themeColor="text1"/>
         </w:rPr>
       </w:pPr>
+      <w:r>
+        <w:rPr>
+          <w:rFonts w:ascii="Georgia Pro" w:eastAsia="Georgia Pro" w:hAnsi="Georgia Pro" w:cs="Georgia Pro"/>
+          <w:color w:val="000000" w:themeColor="text1"/>
+        </w:rPr>
+        <w:t xml:space="preserve">  --storage-sku Standard_LRS \</w:t>
+      </w:r>
     </w:p>
     <w:p>
       <w:pPr>
@@ -1759,65 +1346,8 @@
           <w:rFonts w:ascii="Georgia Pro" w:eastAsia="Georgia Pro" w:hAnsi="Georgia Pro" w:cs="Georgia Pro"/>
           <w:color w:val="000000" w:themeColor="text1"/>
         </w:rPr>
-        <w:t xml:space="preserve">curl https://packages.microsoft.com/config/ubuntu/22.04/prod.list | </w:t>
-      </w:r>
-      <w:proofErr w:type="spellStart"/>
-      <w:r>
-        <w:rPr>
-          <w:rFonts w:ascii="Georgia Pro" w:eastAsia="Georgia Pro" w:hAnsi="Georgia Pro" w:cs="Georgia Pro"/>
-          <w:color w:val="000000" w:themeColor="text1"/>
-        </w:rPr>
-        <w:t>sudo</w:t>
-      </w:r>
-      <w:proofErr w:type="spellEnd"/>
-      <w:r>
-        <w:rPr>
-          <w:rFonts w:ascii="Georgia Pro" w:eastAsia="Georgia Pro" w:hAnsi="Georgia Pro" w:cs="Georgia Pro"/>
-          <w:color w:val="000000" w:themeColor="text1"/>
-        </w:rPr>
-        <w:t xml:space="preserve"> tee /</w:t>
-      </w:r>
-      <w:proofErr w:type="spellStart"/>
-      <w:r>
-        <w:rPr>
-          <w:rFonts w:ascii="Georgia Pro" w:eastAsia="Georgia Pro" w:hAnsi="Georgia Pro" w:cs="Georgia Pro"/>
-          <w:color w:val="000000" w:themeColor="text1"/>
-        </w:rPr>
-        <w:t>etc</w:t>
-      </w:r>
-      <w:proofErr w:type="spellEnd"/>
-      <w:r>
-        <w:rPr>
-          <w:rFonts w:ascii="Georgia Pro" w:eastAsia="Georgia Pro" w:hAnsi="Georgia Pro" w:cs="Georgia Pro"/>
-          <w:color w:val="000000" w:themeColor="text1"/>
-        </w:rPr>
-        <w:t>/apt/</w:t>
-      </w:r>
-      <w:proofErr w:type="spellStart"/>
-      <w:r>
-        <w:rPr>
-          <w:rFonts w:ascii="Georgia Pro" w:eastAsia="Georgia Pro" w:hAnsi="Georgia Pro" w:cs="Georgia Pro"/>
-          <w:color w:val="000000" w:themeColor="text1"/>
-        </w:rPr>
-        <w:t>sources.list.d</w:t>
-      </w:r>
-      <w:proofErr w:type="spellEnd"/>
-      <w:r>
-        <w:rPr>
-          <w:rFonts w:ascii="Georgia Pro" w:eastAsia="Georgia Pro" w:hAnsi="Georgia Pro" w:cs="Georgia Pro"/>
-          <w:color w:val="000000" w:themeColor="text1"/>
-        </w:rPr>
-        <w:t>/</w:t>
-      </w:r>
-      <w:proofErr w:type="spellStart"/>
-      <w:r>
-        <w:rPr>
-          <w:rFonts w:ascii="Georgia Pro" w:eastAsia="Georgia Pro" w:hAnsi="Georgia Pro" w:cs="Georgia Pro"/>
-          <w:color w:val="000000" w:themeColor="text1"/>
-        </w:rPr>
-        <w:t>msprod.list</w:t>
-      </w:r>
-      <w:proofErr w:type="spellEnd"/>
+        <w:t xml:space="preserve">  --admin-username azureuser \</w:t>
+      </w:r>
     </w:p>
     <w:p>
       <w:pPr>
@@ -1834,6 +1364,60 @@
           <w:color w:val="000000" w:themeColor="text1"/>
         </w:rPr>
       </w:pPr>
+      <w:r>
+        <w:rPr>
+          <w:rFonts w:ascii="Georgia Pro" w:eastAsia="Georgia Pro" w:hAnsi="Georgia Pro" w:cs="Georgia Pro"/>
+          <w:color w:val="000000" w:themeColor="text1"/>
+        </w:rPr>
+        <w:t xml:space="preserve">  --generate-ssh-keys</w:t>
+      </w:r>
+    </w:p>
+    <w:p>
+      <w:pPr>
+        <w:spacing w:after="0" w:line="480" w:lineRule="auto"/>
+        <w:rPr>
+          <w:rFonts w:ascii="Georgia Pro" w:eastAsia="Georgia Pro" w:hAnsi="Georgia Pro" w:cs="Georgia Pro"/>
+          <w:color w:val="000000" w:themeColor="text1"/>
+        </w:rPr>
+      </w:pPr>
+    </w:p>
+    <w:p>
+      <w:pPr>
+        <w:spacing w:after="0" w:line="480" w:lineRule="auto"/>
+        <w:rPr>
+          <w:rFonts w:ascii="Georgia Pro" w:eastAsia="Georgia Pro" w:hAnsi="Georgia Pro" w:cs="Georgia Pro"/>
+          <w:b/>
+          <w:bCs/>
+          <w:color w:val="000000" w:themeColor="text1"/>
+        </w:rPr>
+      </w:pPr>
+      <w:r>
+        <w:rPr>
+          <w:rFonts w:ascii="Georgia Pro" w:eastAsia="Georgia Pro" w:hAnsi="Georgia Pro" w:cs="Georgia Pro"/>
+          <w:b/>
+          <w:bCs/>
+          <w:color w:val="000000" w:themeColor="text1"/>
+        </w:rPr>
+        <w:t xml:space="preserve">Step </w:t>
+      </w:r>
+      <w:r>
+        <w:rPr>
+          <w:rFonts w:ascii="Georgia Pro" w:eastAsia="Georgia Pro" w:hAnsi="Georgia Pro" w:cs="Georgia Pro"/>
+          <w:b/>
+          <w:bCs/>
+          <w:color w:val="000000" w:themeColor="text1"/>
+        </w:rPr>
+        <w:t>8</w:t>
+      </w:r>
+      <w:r>
+        <w:rPr>
+          <w:rFonts w:ascii="Georgia Pro" w:eastAsia="Georgia Pro" w:hAnsi="Georgia Pro" w:cs="Georgia Pro"/>
+          <w:b/>
+          <w:bCs/>
+          <w:color w:val="000000" w:themeColor="text1"/>
+        </w:rPr>
+        <w:t>: Open SSH Port</w:t>
+      </w:r>
     </w:p>
     <w:p>
       <w:pPr>
@@ -1850,21 +1434,92 @@
           <w:color w:val="000000" w:themeColor="text1"/>
         </w:rPr>
       </w:pPr>
-      <w:proofErr w:type="spellStart"/>
-      <w:r>
-        <w:rPr>
-          <w:rFonts w:ascii="Georgia Pro" w:eastAsia="Georgia Pro" w:hAnsi="Georgia Pro" w:cs="Georgia Pro"/>
-          <w:color w:val="000000" w:themeColor="text1"/>
-        </w:rPr>
-        <w:t>sudo</w:t>
-      </w:r>
-      <w:proofErr w:type="spellEnd"/>
-      <w:r>
-        <w:rPr>
-          <w:rFonts w:ascii="Georgia Pro" w:eastAsia="Georgia Pro" w:hAnsi="Georgia Pro" w:cs="Georgia Pro"/>
-          <w:color w:val="000000" w:themeColor="text1"/>
-        </w:rPr>
-        <w:t xml:space="preserve"> apt update</w:t>
+      <w:r>
+        <w:rPr>
+          <w:rFonts w:ascii="Georgia Pro" w:eastAsia="Georgia Pro" w:hAnsi="Georgia Pro" w:cs="Georgia Pro"/>
+          <w:color w:val="000000" w:themeColor="text1"/>
+        </w:rPr>
+        <w:t>az vm open-port \</w:t>
+      </w:r>
+      <w:r>
+        <w:rPr>
+          <w:rFonts w:ascii="Georgia Pro" w:eastAsia="Georgia Pro" w:hAnsi="Georgia Pro" w:cs="Georgia Pro"/>
+          <w:color w:val="000000" w:themeColor="text1"/>
+        </w:rPr>
+        <w:br/>
+        <w:t>--resource-group $RESOURCE_GROUP \</w:t>
+      </w:r>
+      <w:r>
+        <w:rPr>
+          <w:rFonts w:ascii="Georgia Pro" w:eastAsia="Georgia Pro" w:hAnsi="Georgia Pro" w:cs="Georgia Pro"/>
+          <w:color w:val="000000" w:themeColor="text1"/>
+        </w:rPr>
+        <w:br/>
+        <w:t>--name $VM_NAME \</w:t>
+      </w:r>
+      <w:r>
+        <w:rPr>
+          <w:rFonts w:ascii="Georgia Pro" w:eastAsia="Georgia Pro" w:hAnsi="Georgia Pro" w:cs="Georgia Pro"/>
+          <w:color w:val="000000" w:themeColor="text1"/>
+        </w:rPr>
+        <w:br/>
+        <w:t>--port 22</w:t>
+      </w:r>
+    </w:p>
+    <w:p>
+      <w:pPr>
+        <w:spacing w:after="0" w:line="480" w:lineRule="auto"/>
+        <w:rPr>
+          <w:rFonts w:ascii="Georgia Pro" w:eastAsia="Georgia Pro" w:hAnsi="Georgia Pro" w:cs="Georgia Pro"/>
+          <w:color w:val="000000" w:themeColor="text1"/>
+        </w:rPr>
+      </w:pPr>
+      <w:r>
+        <w:rPr>
+          <w:rFonts w:ascii="Georgia Pro" w:eastAsia="Georgia Pro" w:hAnsi="Georgia Pro" w:cs="Georgia Pro"/>
+          <w:color w:val="000000" w:themeColor="text1"/>
+        </w:rPr>
+        <w:pict w14:anchorId="5E6F5CB6">
+          <v:rect id="_x0000_i1042" style="width:0;height:1.5pt" o:hralign="center" o:hrstd="t" o:hr="t" fillcolor="#a0a0a0" stroked="f"/>
+        </w:pict>
+      </w:r>
+    </w:p>
+    <w:p>
+      <w:pPr>
+        <w:spacing w:after="0" w:line="480" w:lineRule="auto"/>
+        <w:rPr>
+          <w:rFonts w:ascii="Georgia Pro" w:eastAsia="Georgia Pro" w:hAnsi="Georgia Pro" w:cs="Georgia Pro"/>
+          <w:b/>
+          <w:bCs/>
+          <w:color w:val="000000" w:themeColor="text1"/>
+        </w:rPr>
+      </w:pPr>
+      <w:r>
+        <w:rPr>
+          <w:rFonts w:ascii="Georgia Pro" w:eastAsia="Georgia Pro" w:hAnsi="Georgia Pro" w:cs="Georgia Pro"/>
+          <w:b/>
+          <w:bCs/>
+          <w:color w:val="000000" w:themeColor="text1"/>
+        </w:rPr>
+        <w:t xml:space="preserve">Step </w:t>
+      </w:r>
+      <w:r>
+        <w:rPr>
+          <w:rFonts w:ascii="Georgia Pro" w:eastAsia="Georgia Pro" w:hAnsi="Georgia Pro" w:cs="Georgia Pro"/>
+          <w:b/>
+          <w:bCs/>
+          <w:color w:val="000000" w:themeColor="text1"/>
+        </w:rPr>
+        <w:t>9</w:t>
+      </w:r>
+      <w:r>
+        <w:rPr>
+          <w:rFonts w:ascii="Georgia Pro" w:eastAsia="Georgia Pro" w:hAnsi="Georgia Pro" w:cs="Georgia Pro"/>
+          <w:b/>
+          <w:bCs/>
+          <w:color w:val="000000" w:themeColor="text1"/>
+        </w:rPr>
+        <w:t>: Get VM Public IP</w:t>
       </w:r>
     </w:p>
     <w:p>
@@ -1887,39 +1542,140 @@
           <w:rFonts w:ascii="Georgia Pro" w:eastAsia="Georgia Pro" w:hAnsi="Georgia Pro" w:cs="Georgia Pro"/>
           <w:color w:val="000000" w:themeColor="text1"/>
         </w:rPr>
+        <w:t>az vm show \</w:t>
+      </w:r>
+      <w:r>
+        <w:rPr>
+          <w:rFonts w:ascii="Georgia Pro" w:eastAsia="Georgia Pro" w:hAnsi="Georgia Pro" w:cs="Georgia Pro"/>
+          <w:color w:val="000000" w:themeColor="text1"/>
+        </w:rPr>
         <w:br/>
-      </w:r>
-      <w:proofErr w:type="spellStart"/>
-      <w:r>
-        <w:rPr>
-          <w:rFonts w:ascii="Georgia Pro" w:eastAsia="Georgia Pro" w:hAnsi="Georgia Pro" w:cs="Georgia Pro"/>
-          <w:color w:val="000000" w:themeColor="text1"/>
-        </w:rPr>
-        <w:t>sudo</w:t>
-      </w:r>
-      <w:proofErr w:type="spellEnd"/>
-      <w:r>
-        <w:rPr>
-          <w:rFonts w:ascii="Georgia Pro" w:eastAsia="Georgia Pro" w:hAnsi="Georgia Pro" w:cs="Georgia Pro"/>
-          <w:color w:val="000000" w:themeColor="text1"/>
-        </w:rPr>
-        <w:t xml:space="preserve"> apt install mssql-tools18 </w:t>
-      </w:r>
-      <w:proofErr w:type="spellStart"/>
-      <w:r>
-        <w:rPr>
-          <w:rFonts w:ascii="Georgia Pro" w:eastAsia="Georgia Pro" w:hAnsi="Georgia Pro" w:cs="Georgia Pro"/>
-          <w:color w:val="000000" w:themeColor="text1"/>
-        </w:rPr>
-        <w:t>unixodbc</w:t>
-      </w:r>
-      <w:proofErr w:type="spellEnd"/>
-      <w:r>
-        <w:rPr>
-          <w:rFonts w:ascii="Georgia Pro" w:eastAsia="Georgia Pro" w:hAnsi="Georgia Pro" w:cs="Georgia Pro"/>
-          <w:color w:val="000000" w:themeColor="text1"/>
-        </w:rPr>
-        <w:t>-dev -y</w:t>
+        <w:t>--resource-group $RESOURCE_GROUP \</w:t>
+      </w:r>
+      <w:r>
+        <w:rPr>
+          <w:rFonts w:ascii="Georgia Pro" w:eastAsia="Georgia Pro" w:hAnsi="Georgia Pro" w:cs="Georgia Pro"/>
+          <w:color w:val="000000" w:themeColor="text1"/>
+        </w:rPr>
+        <w:br/>
+        <w:t>--name $VM_NAME \</w:t>
+      </w:r>
+      <w:r>
+        <w:rPr>
+          <w:rFonts w:ascii="Georgia Pro" w:eastAsia="Georgia Pro" w:hAnsi="Georgia Pro" w:cs="Georgia Pro"/>
+          <w:color w:val="000000" w:themeColor="text1"/>
+        </w:rPr>
+        <w:br/>
+        <w:t>--show-details \</w:t>
+      </w:r>
+      <w:r>
+        <w:rPr>
+          <w:rFonts w:ascii="Georgia Pro" w:eastAsia="Georgia Pro" w:hAnsi="Georgia Pro" w:cs="Georgia Pro"/>
+          <w:color w:val="000000" w:themeColor="text1"/>
+        </w:rPr>
+        <w:br/>
+        <w:t>--query publicIps \</w:t>
+      </w:r>
+      <w:r>
+        <w:rPr>
+          <w:rFonts w:ascii="Georgia Pro" w:eastAsia="Georgia Pro" w:hAnsi="Georgia Pro" w:cs="Georgia Pro"/>
+          <w:color w:val="000000" w:themeColor="text1"/>
+        </w:rPr>
+        <w:br/>
+        <w:t>-o tsv</w:t>
+      </w:r>
+    </w:p>
+    <w:p>
+      <w:pPr>
+        <w:spacing w:after="0" w:line="480" w:lineRule="auto"/>
+        <w:rPr>
+          <w:rFonts w:ascii="Georgia Pro" w:eastAsia="Georgia Pro" w:hAnsi="Georgia Pro" w:cs="Georgia Pro"/>
+          <w:color w:val="000000" w:themeColor="text1"/>
+        </w:rPr>
+      </w:pPr>
+    </w:p>
+    <w:p>
+      <w:pPr>
+        <w:spacing w:after="0" w:line="480" w:lineRule="auto"/>
+        <w:rPr>
+          <w:rFonts w:ascii="Georgia Pro" w:eastAsia="Georgia Pro" w:hAnsi="Georgia Pro" w:cs="Georgia Pro"/>
+          <w:color w:val="000000" w:themeColor="text1"/>
+        </w:rPr>
+      </w:pPr>
+      <w:r>
+        <w:rPr>
+          <w:rFonts w:ascii="Georgia Pro" w:eastAsia="Georgia Pro" w:hAnsi="Georgia Pro" w:cs="Georgia Pro"/>
+          <w:color w:val="000000" w:themeColor="text1"/>
+        </w:rPr>
+        <w:t>Copy the public IP.</w:t>
+      </w:r>
+    </w:p>
+    <w:p>
+      <w:pPr>
+        <w:spacing w:after="0" w:line="480" w:lineRule="auto"/>
+        <w:rPr>
+          <w:rFonts w:ascii="Georgia Pro" w:eastAsia="Georgia Pro" w:hAnsi="Georgia Pro" w:cs="Georgia Pro"/>
+          <w:color w:val="000000" w:themeColor="text1"/>
+        </w:rPr>
+      </w:pPr>
+      <w:r>
+        <w:rPr>
+          <w:rFonts w:ascii="Georgia Pro" w:eastAsia="Georgia Pro" w:hAnsi="Georgia Pro" w:cs="Georgia Pro"/>
+          <w:color w:val="000000" w:themeColor="text1"/>
+        </w:rPr>
+        <w:pict w14:anchorId="714487C2">
+          <v:rect id="_x0000_i1043" style="width:0;height:1.5pt" o:hralign="center" o:hrstd="t" o:hr="t" fillcolor="#a0a0a0" stroked="f"/>
+        </w:pict>
+      </w:r>
+    </w:p>
+    <w:p>
+      <w:pPr>
+        <w:spacing w:after="0" w:line="480" w:lineRule="auto"/>
+        <w:rPr>
+          <w:rFonts w:ascii="Georgia Pro" w:eastAsia="Georgia Pro" w:hAnsi="Georgia Pro" w:cs="Georgia Pro"/>
+          <w:b/>
+          <w:bCs/>
+          <w:color w:val="000000" w:themeColor="text1"/>
+        </w:rPr>
+      </w:pPr>
+    </w:p>
+    <w:p>
+      <w:pPr>
+        <w:spacing w:after="0" w:line="480" w:lineRule="auto"/>
+        <w:rPr>
+          <w:rFonts w:ascii="Georgia Pro" w:eastAsia="Georgia Pro" w:hAnsi="Georgia Pro" w:cs="Georgia Pro"/>
+          <w:b/>
+          <w:bCs/>
+          <w:color w:val="000000" w:themeColor="text1"/>
+        </w:rPr>
+      </w:pPr>
+      <w:r>
+        <w:rPr>
+          <w:rFonts w:ascii="Georgia Pro" w:eastAsia="Georgia Pro" w:hAnsi="Georgia Pro" w:cs="Georgia Pro"/>
+          <w:b/>
+          <w:bCs/>
+          <w:color w:val="000000" w:themeColor="text1"/>
+        </w:rPr>
+        <w:lastRenderedPageBreak/>
+        <w:t xml:space="preserve">Step </w:t>
+      </w:r>
+      <w:r>
+        <w:rPr>
+          <w:rFonts w:ascii="Georgia Pro" w:eastAsia="Georgia Pro" w:hAnsi="Georgia Pro" w:cs="Georgia Pro"/>
+          <w:b/>
+          <w:bCs/>
+          <w:color w:val="000000" w:themeColor="text1"/>
+        </w:rPr>
+        <w:t>10</w:t>
+      </w:r>
+      <w:r>
+        <w:rPr>
+          <w:rFonts w:ascii="Georgia Pro" w:eastAsia="Georgia Pro" w:hAnsi="Georgia Pro" w:cs="Georgia Pro"/>
+          <w:b/>
+          <w:bCs/>
+          <w:color w:val="000000" w:themeColor="text1"/>
+        </w:rPr>
+        <w:t>: Connect to VM</w:t>
       </w:r>
     </w:p>
     <w:p>
@@ -1937,6 +1693,185 @@
           <w:color w:val="000000" w:themeColor="text1"/>
         </w:rPr>
       </w:pPr>
+      <w:r>
+        <w:rPr>
+          <w:rFonts w:ascii="Georgia Pro" w:eastAsia="Georgia Pro" w:hAnsi="Georgia Pro" w:cs="Georgia Pro"/>
+          <w:color w:val="000000" w:themeColor="text1"/>
+        </w:rPr>
+        <w:t>ssh azureuser@&lt;VM_PUBLIC_IP&gt;</w:t>
+      </w:r>
+    </w:p>
+    <w:p>
+      <w:pPr>
+        <w:spacing w:after="0" w:line="480" w:lineRule="auto"/>
+        <w:rPr>
+          <w:rFonts w:ascii="Georgia Pro" w:eastAsia="Georgia Pro" w:hAnsi="Georgia Pro" w:cs="Georgia Pro"/>
+          <w:color w:val="000000" w:themeColor="text1"/>
+        </w:rPr>
+      </w:pPr>
+    </w:p>
+    <w:p>
+      <w:pPr>
+        <w:spacing w:after="0" w:line="480" w:lineRule="auto"/>
+        <w:rPr>
+          <w:rFonts w:ascii="Georgia Pro" w:eastAsia="Georgia Pro" w:hAnsi="Georgia Pro" w:cs="Georgia Pro"/>
+          <w:color w:val="000000" w:themeColor="text1"/>
+        </w:rPr>
+      </w:pPr>
+      <w:r>
+        <w:rPr>
+          <w:rFonts w:ascii="Georgia Pro" w:eastAsia="Georgia Pro" w:hAnsi="Georgia Pro" w:cs="Georgia Pro"/>
+          <w:color w:val="000000" w:themeColor="text1"/>
+        </w:rPr>
+        <w:t>Replace:</w:t>
+      </w:r>
+    </w:p>
+    <w:p>
+      <w:pPr>
+        <w:spacing w:after="0" w:line="480" w:lineRule="auto"/>
+        <w:rPr>
+          <w:rFonts w:ascii="Georgia Pro" w:eastAsia="Georgia Pro" w:hAnsi="Georgia Pro" w:cs="Georgia Pro"/>
+          <w:color w:val="000000" w:themeColor="text1"/>
+        </w:rPr>
+      </w:pPr>
+      <w:r>
+        <w:rPr>
+          <w:rFonts w:ascii="Georgia Pro" w:eastAsia="Georgia Pro" w:hAnsi="Georgia Pro" w:cs="Georgia Pro"/>
+          <w:color w:val="000000" w:themeColor="text1"/>
+        </w:rPr>
+        <w:t>&lt;VM_PUBLIC_IP&gt;</w:t>
+      </w:r>
+    </w:p>
+    <w:p>
+      <w:pPr>
+        <w:spacing w:after="0" w:line="480" w:lineRule="auto"/>
+        <w:rPr>
+          <w:rFonts w:ascii="Georgia Pro" w:eastAsia="Georgia Pro" w:hAnsi="Georgia Pro" w:cs="Georgia Pro"/>
+          <w:color w:val="000000" w:themeColor="text1"/>
+        </w:rPr>
+      </w:pPr>
+      <w:r>
+        <w:rPr>
+          <w:rFonts w:ascii="Georgia Pro" w:eastAsia="Georgia Pro" w:hAnsi="Georgia Pro" w:cs="Georgia Pro"/>
+          <w:color w:val="000000" w:themeColor="text1"/>
+        </w:rPr>
+        <w:t>with actual VM public IP.</w:t>
+      </w:r>
+    </w:p>
+    <w:p>
+      <w:pPr>
+        <w:spacing w:after="0" w:line="480" w:lineRule="auto"/>
+        <w:rPr>
+          <w:rFonts w:ascii="Georgia Pro" w:eastAsia="Georgia Pro" w:hAnsi="Georgia Pro" w:cs="Georgia Pro"/>
+          <w:b/>
+          <w:bCs/>
+          <w:color w:val="000000" w:themeColor="text1"/>
+        </w:rPr>
+      </w:pPr>
+    </w:p>
+    <w:p>
+      <w:pPr>
+        <w:spacing w:after="0" w:line="480" w:lineRule="auto"/>
+        <w:rPr>
+          <w:rFonts w:ascii="Georgia Pro" w:eastAsia="Georgia Pro" w:hAnsi="Georgia Pro" w:cs="Georgia Pro"/>
+          <w:b/>
+          <w:bCs/>
+          <w:color w:val="000000" w:themeColor="text1"/>
+        </w:rPr>
+      </w:pPr>
+      <w:r>
+        <w:rPr>
+          <w:rFonts w:ascii="Georgia Pro" w:eastAsia="Georgia Pro" w:hAnsi="Georgia Pro" w:cs="Georgia Pro"/>
+          <w:b/>
+          <w:bCs/>
+          <w:color w:val="000000" w:themeColor="text1"/>
+        </w:rPr>
+        <w:t xml:space="preserve">Step </w:t>
+      </w:r>
+      <w:r>
+        <w:rPr>
+          <w:rFonts w:ascii="Georgia Pro" w:eastAsia="Georgia Pro" w:hAnsi="Georgia Pro" w:cs="Georgia Pro"/>
+          <w:b/>
+          <w:bCs/>
+          <w:color w:val="000000" w:themeColor="text1"/>
+        </w:rPr>
+        <w:t>10</w:t>
+      </w:r>
+      <w:r>
+        <w:rPr>
+          <w:rFonts w:ascii="Georgia Pro" w:eastAsia="Georgia Pro" w:hAnsi="Georgia Pro" w:cs="Georgia Pro"/>
+          <w:b/>
+          <w:bCs/>
+          <w:color w:val="000000" w:themeColor="text1"/>
+        </w:rPr>
+        <w:t xml:space="preserve">: </w:t>
+      </w:r>
+      <w:r>
+        <w:rPr>
+          <w:rFonts w:ascii="Georgia Pro" w:eastAsia="Georgia Pro" w:hAnsi="Georgia Pro" w:cs="Georgia Pro"/>
+          <w:b/>
+          <w:bCs/>
+          <w:color w:val="000000" w:themeColor="text1"/>
+        </w:rPr>
+        <w:t xml:space="preserve">Create VM and Insall </w:t>
+      </w:r>
+      <w:r>
+        <w:rPr>
+          <w:rFonts w:ascii="Georgia Pro" w:eastAsia="Georgia Pro" w:hAnsi="Georgia Pro" w:cs="Georgia Pro"/>
+          <w:b/>
+          <w:bCs/>
+          <w:color w:val="000000" w:themeColor="text1"/>
+        </w:rPr>
+        <w:t xml:space="preserve">SQLCMD </w:t>
+      </w:r>
+      <w:r>
+        <w:rPr>
+          <w:rFonts w:ascii="Georgia Pro" w:eastAsia="Georgia Pro" w:hAnsi="Georgia Pro" w:cs="Georgia Pro"/>
+          <w:b/>
+          <w:bCs/>
+          <w:color w:val="000000" w:themeColor="text1"/>
+        </w:rPr>
+        <w:t xml:space="preserve"> and </w:t>
+      </w:r>
+      <w:r>
+        <w:rPr>
+          <w:rFonts w:ascii="Georgia Pro" w:eastAsia="Georgia Pro" w:hAnsi="Georgia Pro" w:cs="Georgia Pro"/>
+          <w:b/>
+          <w:bCs/>
+          <w:color w:val="000000" w:themeColor="text1"/>
+        </w:rPr>
+        <w:t>Connect to Database Using SQLCMD</w:t>
+      </w:r>
+    </w:p>
+    <w:p>
+      <w:pPr>
+        <w:spacing w:after="0" w:line="480" w:lineRule="auto"/>
+        <w:rPr>
+          <w:rFonts w:ascii="Georgia Pro" w:eastAsia="Georgia Pro" w:hAnsi="Georgia Pro" w:cs="Georgia Pro"/>
+          <w:color w:val="000000" w:themeColor="text1"/>
+        </w:rPr>
+      </w:pPr>
+      <w:r>
+        <w:rPr>
+          <w:rFonts w:ascii="Georgia Pro" w:eastAsia="Georgia Pro" w:hAnsi="Georgia Pro" w:cs="Georgia Pro"/>
+          <w:color w:val="000000" w:themeColor="text1"/>
+        </w:rPr>
+        <w:t xml:space="preserve">Create a VM and Install </w:t>
+      </w:r>
+      <w:r>
+        <w:rPr>
+          <w:rFonts w:ascii="Georgia Pro" w:eastAsia="Georgia Pro" w:hAnsi="Georgia Pro" w:cs="Georgia Pro"/>
+          <w:color w:val="000000" w:themeColor="text1"/>
+        </w:rPr>
+        <w:t xml:space="preserve">mssql-tools </w:t>
+      </w:r>
+      <w:r>
+        <w:rPr>
+          <w:rFonts w:ascii="Georgia Pro" w:eastAsia="Georgia Pro" w:hAnsi="Georgia Pro" w:cs="Georgia Pro"/>
+          <w:color w:val="000000" w:themeColor="text1"/>
+        </w:rPr>
+        <w:t>in VM</w:t>
+      </w:r>
     </w:p>
     <w:p>
       <w:pPr>
@@ -1958,26 +1893,8 @@
           <w:rFonts w:ascii="Georgia Pro" w:eastAsia="Georgia Pro" w:hAnsi="Georgia Pro" w:cs="Georgia Pro"/>
           <w:color w:val="000000" w:themeColor="text1"/>
         </w:rPr>
-        <w:t>echo 'export PATH="$PATH:/opt/mssql-tools18/bin"' &gt;&gt; ~</w:t>
-      </w:r>
-      <w:proofErr w:type="gramStart"/>
-      <w:r>
-        <w:rPr>
-          <w:rFonts w:ascii="Georgia Pro" w:eastAsia="Georgia Pro" w:hAnsi="Georgia Pro" w:cs="Georgia Pro"/>
-          <w:color w:val="000000" w:themeColor="text1"/>
-        </w:rPr>
-        <w:t>/.</w:t>
-      </w:r>
-      <w:proofErr w:type="spellStart"/>
-      <w:r>
-        <w:rPr>
-          <w:rFonts w:ascii="Georgia Pro" w:eastAsia="Georgia Pro" w:hAnsi="Georgia Pro" w:cs="Georgia Pro"/>
-          <w:color w:val="000000" w:themeColor="text1"/>
-        </w:rPr>
-        <w:t>bashrc</w:t>
-      </w:r>
-      <w:proofErr w:type="spellEnd"/>
-      <w:proofErr w:type="gramEnd"/>
+        <w:t>sudo apt update</w:t>
+      </w:r>
     </w:p>
     <w:p>
       <w:pPr>
@@ -1994,56 +1911,6 @@
           <w:color w:val="000000" w:themeColor="text1"/>
         </w:rPr>
       </w:pPr>
-      <w:r>
-        <w:rPr>
-          <w:rFonts w:ascii="Georgia Pro" w:eastAsia="Georgia Pro" w:hAnsi="Georgia Pro" w:cs="Georgia Pro"/>
-          <w:color w:val="000000" w:themeColor="text1"/>
-        </w:rPr>
-        <w:t>source ~</w:t>
-      </w:r>
-      <w:proofErr w:type="gramStart"/>
-      <w:r>
-        <w:rPr>
-          <w:rFonts w:ascii="Georgia Pro" w:eastAsia="Georgia Pro" w:hAnsi="Georgia Pro" w:cs="Georgia Pro"/>
-          <w:color w:val="000000" w:themeColor="text1"/>
-        </w:rPr>
-        <w:t>/.</w:t>
-      </w:r>
-      <w:proofErr w:type="spellStart"/>
-      <w:r>
-        <w:rPr>
-          <w:rFonts w:ascii="Georgia Pro" w:eastAsia="Georgia Pro" w:hAnsi="Georgia Pro" w:cs="Georgia Pro"/>
-          <w:color w:val="000000" w:themeColor="text1"/>
-        </w:rPr>
-        <w:t>bashrc</w:t>
-      </w:r>
-      <w:proofErr w:type="spellEnd"/>
-      <w:proofErr w:type="gramEnd"/>
-    </w:p>
-    <w:p>
-      <w:pPr>
-        <w:spacing w:after="0" w:line="480" w:lineRule="auto"/>
-        <w:rPr>
-          <w:rFonts w:ascii="Georgia Pro" w:eastAsia="Georgia Pro" w:hAnsi="Georgia Pro" w:cs="Georgia Pro"/>
-          <w:color w:val="000000" w:themeColor="text1"/>
-        </w:rPr>
-      </w:pPr>
-    </w:p>
-    <w:p>
-      <w:pPr>
-        <w:spacing w:after="0" w:line="480" w:lineRule="auto"/>
-        <w:rPr>
-          <w:rFonts w:ascii="Georgia Pro" w:eastAsia="Georgia Pro" w:hAnsi="Georgia Pro" w:cs="Georgia Pro"/>
-          <w:color w:val="000000" w:themeColor="text1"/>
-        </w:rPr>
-      </w:pPr>
-      <w:r>
-        <w:rPr>
-          <w:rFonts w:ascii="Georgia Pro" w:eastAsia="Georgia Pro" w:hAnsi="Georgia Pro" w:cs="Georgia Pro"/>
-          <w:color w:val="000000" w:themeColor="text1"/>
-        </w:rPr>
-        <w:t>Connect to database:</w:t>
-      </w:r>
     </w:p>
     <w:p>
       <w:pPr>
@@ -2060,175 +1927,12 @@
           <w:color w:val="000000" w:themeColor="text1"/>
         </w:rPr>
       </w:pPr>
-      <w:proofErr w:type="spellStart"/>
-      <w:r>
-        <w:rPr>
-          <w:rFonts w:ascii="Georgia Pro" w:eastAsia="Georgia Pro" w:hAnsi="Georgia Pro" w:cs="Georgia Pro"/>
-          <w:color w:val="000000" w:themeColor="text1"/>
-        </w:rPr>
-        <w:t>sqlcmd</w:t>
-      </w:r>
-      <w:proofErr w:type="spellEnd"/>
-      <w:r>
-        <w:rPr>
-          <w:rFonts w:ascii="Georgia Pro" w:eastAsia="Georgia Pro" w:hAnsi="Georgia Pro" w:cs="Georgia Pro"/>
-          <w:color w:val="000000" w:themeColor="text1"/>
-        </w:rPr>
-        <w:t xml:space="preserve"> -S </w:t>
-      </w:r>
-      <w:r>
-        <w:rPr>
-          <w:rFonts w:ascii="Georgia Pro" w:eastAsia="Georgia Pro" w:hAnsi="Georgia Pro" w:cs="Georgia Pro"/>
-          <w:color w:val="000000" w:themeColor="text1"/>
-        </w:rPr>
-        <w:t>sqlserverlab12933.database.windows.net</w:t>
-      </w:r>
-      <w:r>
-        <w:rPr>
-          <w:rFonts w:ascii="Georgia Pro" w:eastAsia="Georgia Pro" w:hAnsi="Georgia Pro" w:cs="Georgia Pro"/>
-          <w:color w:val="000000" w:themeColor="text1"/>
-        </w:rPr>
-        <w:t xml:space="preserve"> </w:t>
-      </w:r>
-      <w:r>
-        <w:rPr>
-          <w:rFonts w:ascii="Georgia Pro" w:eastAsia="Georgia Pro" w:hAnsi="Georgia Pro" w:cs="Georgia Pro"/>
-          <w:color w:val="000000" w:themeColor="text1"/>
-        </w:rPr>
-        <w:t>\</w:t>
-      </w:r>
-      <w:r>
-        <w:rPr>
-          <w:rFonts w:ascii="Georgia Pro" w:eastAsia="Georgia Pro" w:hAnsi="Georgia Pro" w:cs="Georgia Pro"/>
-          <w:color w:val="000000" w:themeColor="text1"/>
-        </w:rPr>
-        <w:br/>
-        <w:t xml:space="preserve">  -d $SQL_DB \</w:t>
-      </w:r>
-      <w:r>
-        <w:rPr>
-          <w:rFonts w:ascii="Georgia Pro" w:eastAsia="Georgia Pro" w:hAnsi="Georgia Pro" w:cs="Georgia Pro"/>
-          <w:color w:val="000000" w:themeColor="text1"/>
-        </w:rPr>
-        <w:br/>
-        <w:t xml:space="preserve">  -U $ADMIN_USER \</w:t>
-      </w:r>
-      <w:r>
-        <w:rPr>
-          <w:rFonts w:ascii="Georgia Pro" w:eastAsia="Georgia Pro" w:hAnsi="Georgia Pro" w:cs="Georgia Pro"/>
-          <w:color w:val="000000" w:themeColor="text1"/>
-        </w:rPr>
-        <w:br/>
-        <w:t xml:space="preserve">  -P $ADMIN_PASSWORD</w:t>
-      </w:r>
-    </w:p>
-    <w:p>
-      <w:pPr>
-        <w:spacing w:after="0" w:line="480" w:lineRule="auto"/>
-        <w:rPr>
-          <w:rFonts w:ascii="Georgia Pro" w:eastAsia="Georgia Pro" w:hAnsi="Georgia Pro" w:cs="Georgia Pro"/>
-          <w:color w:val="000000" w:themeColor="text1"/>
-        </w:rPr>
-      </w:pPr>
-    </w:p>
-    <w:p>
-      <w:pPr>
-        <w:spacing w:after="0" w:line="480" w:lineRule="auto"/>
-        <w:rPr>
-          <w:rFonts w:ascii="Georgia Pro" w:eastAsia="Georgia Pro" w:hAnsi="Georgia Pro" w:cs="Georgia Pro"/>
-          <w:color w:val="000000" w:themeColor="text1"/>
-        </w:rPr>
-      </w:pPr>
-      <w:r>
-        <w:rPr>
-          <w:rFonts w:ascii="Georgia Pro" w:eastAsia="Georgia Pro" w:hAnsi="Georgia Pro" w:cs="Georgia Pro"/>
-          <w:color w:val="000000" w:themeColor="text1"/>
-        </w:rPr>
-        <w:t xml:space="preserve">Replace </w:t>
-      </w:r>
-      <w:proofErr w:type="spellStart"/>
-      <w:proofErr w:type="gramStart"/>
-      <w:r>
-        <w:rPr>
-          <w:rFonts w:ascii="Georgia Pro" w:eastAsia="Georgia Pro" w:hAnsi="Georgia Pro" w:cs="Georgia Pro"/>
-          <w:color w:val="000000" w:themeColor="text1"/>
-        </w:rPr>
-        <w:t>yourserver</w:t>
-      </w:r>
-      <w:proofErr w:type="spellEnd"/>
-      <w:proofErr w:type="gramEnd"/>
-      <w:r>
-        <w:rPr>
-          <w:rFonts w:ascii="Georgia Pro" w:eastAsia="Georgia Pro" w:hAnsi="Georgia Pro" w:cs="Georgia Pro"/>
-          <w:color w:val="000000" w:themeColor="text1"/>
-        </w:rPr>
-        <w:t xml:space="preserve"> with actual server name.</w:t>
-      </w:r>
-    </w:p>
-    <w:p>
-      <w:pPr>
-        <w:spacing w:after="0" w:line="480" w:lineRule="auto"/>
-        <w:rPr>
-          <w:rFonts w:ascii="Georgia Pro" w:eastAsia="Georgia Pro" w:hAnsi="Georgia Pro" w:cs="Georgia Pro"/>
-          <w:color w:val="000000" w:themeColor="text1"/>
-        </w:rPr>
-      </w:pPr>
-      <w:r>
-        <w:rPr>
-          <w:rFonts w:ascii="Georgia Pro" w:eastAsia="Georgia Pro" w:hAnsi="Georgia Pro" w:cs="Georgia Pro"/>
-          <w:color w:val="000000" w:themeColor="text1"/>
-        </w:rPr>
-        <w:lastRenderedPageBreak/>
-        <w:pict w14:anchorId="48E7E437">
-          <v:rect id="_x0000_i1033" style="width:0;height:1.5pt" o:hrstd="t" o:hr="t" fillcolor="#a0a0a0" stroked="f"/>
-        </w:pict>
-      </w:r>
-    </w:p>
-    <w:p>
-      <w:pPr>
-        <w:spacing w:after="0" w:line="480" w:lineRule="auto"/>
-        <w:rPr>
-          <w:rFonts w:ascii="Georgia Pro" w:eastAsia="Georgia Pro" w:hAnsi="Georgia Pro" w:cs="Georgia Pro"/>
-          <w:b/>
-          <w:bCs/>
-          <w:color w:val="000000" w:themeColor="text1"/>
-        </w:rPr>
-      </w:pPr>
-    </w:p>
-    <w:p>
-      <w:pPr>
-        <w:spacing w:after="0" w:line="480" w:lineRule="auto"/>
-        <w:rPr>
-          <w:rFonts w:ascii="Georgia Pro" w:eastAsia="Georgia Pro" w:hAnsi="Georgia Pro" w:cs="Georgia Pro"/>
-          <w:b/>
-          <w:bCs/>
-          <w:color w:val="000000" w:themeColor="text1"/>
-        </w:rPr>
-      </w:pPr>
-      <w:r>
-        <w:rPr>
-          <w:rFonts w:ascii="Georgia Pro" w:eastAsia="Georgia Pro" w:hAnsi="Georgia Pro" w:cs="Georgia Pro"/>
-          <w:b/>
-          <w:bCs/>
-          <w:color w:val="000000" w:themeColor="text1"/>
-        </w:rPr>
-        <w:t>Step 8: Create Table Inside Database</w:t>
-      </w:r>
-    </w:p>
-    <w:p>
-      <w:pPr>
-        <w:spacing w:after="0" w:line="480" w:lineRule="auto"/>
-        <w:rPr>
-          <w:rFonts w:ascii="Georgia Pro" w:eastAsia="Georgia Pro" w:hAnsi="Georgia Pro" w:cs="Georgia Pro"/>
-          <w:color w:val="000000" w:themeColor="text1"/>
-        </w:rPr>
-      </w:pPr>
-      <w:r>
-        <w:rPr>
-          <w:rFonts w:ascii="Georgia Pro" w:eastAsia="Georgia Pro" w:hAnsi="Georgia Pro" w:cs="Georgia Pro"/>
-          <w:color w:val="000000" w:themeColor="text1"/>
-        </w:rPr>
-        <w:t>Inside SQL prompt:</w:t>
+      <w:r>
+        <w:rPr>
+          <w:rFonts w:ascii="Georgia Pro" w:eastAsia="Georgia Pro" w:hAnsi="Georgia Pro" w:cs="Georgia Pro"/>
+          <w:color w:val="000000" w:themeColor="text1"/>
+        </w:rPr>
+        <w:t>sudo apt install curl apt-transport-https ca-certificates gnupg -y</w:t>
       </w:r>
     </w:p>
     <w:p>
@@ -2246,119 +1950,6 @@
           <w:color w:val="000000" w:themeColor="text1"/>
         </w:rPr>
       </w:pPr>
-      <w:r>
-        <w:rPr>
-          <w:rFonts w:ascii="Georgia Pro" w:eastAsia="Georgia Pro" w:hAnsi="Georgia Pro" w:cs="Georgia Pro"/>
-          <w:color w:val="000000" w:themeColor="text1"/>
-        </w:rPr>
-        <w:t xml:space="preserve">CREATE TABLE Students </w:t>
-      </w:r>
-      <w:proofErr w:type="gramStart"/>
-      <w:r>
-        <w:rPr>
-          <w:rFonts w:ascii="Georgia Pro" w:eastAsia="Georgia Pro" w:hAnsi="Georgia Pro" w:cs="Georgia Pro"/>
-          <w:color w:val="000000" w:themeColor="text1"/>
-        </w:rPr>
-        <w:t>(</w:t>
-      </w:r>
-      <w:r>
-        <w:rPr>
-          <w:rFonts w:ascii="Georgia Pro" w:eastAsia="Georgia Pro" w:hAnsi="Georgia Pro" w:cs="Georgia Pro"/>
-          <w:color w:val="000000" w:themeColor="text1"/>
-        </w:rPr>
-        <w:t xml:space="preserve"> </w:t>
-      </w:r>
-      <w:r>
-        <w:rPr>
-          <w:rFonts w:ascii="Georgia Pro" w:eastAsia="Georgia Pro" w:hAnsi="Georgia Pro" w:cs="Georgia Pro"/>
-          <w:color w:val="000000" w:themeColor="text1"/>
-        </w:rPr>
-        <w:t>ID</w:t>
-      </w:r>
-      <w:proofErr w:type="gramEnd"/>
-      <w:r>
-        <w:rPr>
-          <w:rFonts w:ascii="Georgia Pro" w:eastAsia="Georgia Pro" w:hAnsi="Georgia Pro" w:cs="Georgia Pro"/>
-          <w:color w:val="000000" w:themeColor="text1"/>
-        </w:rPr>
-        <w:t xml:space="preserve"> INT PRIMARY KEY,</w:t>
-      </w:r>
-      <w:r>
-        <w:rPr>
-          <w:rFonts w:ascii="Georgia Pro" w:eastAsia="Georgia Pro" w:hAnsi="Georgia Pro" w:cs="Georgia Pro"/>
-          <w:color w:val="000000" w:themeColor="text1"/>
-        </w:rPr>
-        <w:t xml:space="preserve"> </w:t>
-      </w:r>
-      <w:r>
-        <w:rPr>
-          <w:rFonts w:ascii="Georgia Pro" w:eastAsia="Georgia Pro" w:hAnsi="Georgia Pro" w:cs="Georgia Pro"/>
-          <w:color w:val="000000" w:themeColor="text1"/>
-        </w:rPr>
-        <w:t xml:space="preserve">Name </w:t>
-      </w:r>
-      <w:proofErr w:type="gramStart"/>
-      <w:r>
-        <w:rPr>
-          <w:rFonts w:ascii="Georgia Pro" w:eastAsia="Georgia Pro" w:hAnsi="Georgia Pro" w:cs="Georgia Pro"/>
-          <w:color w:val="000000" w:themeColor="text1"/>
-        </w:rPr>
-        <w:t>VARCHAR(</w:t>
-      </w:r>
-      <w:proofErr w:type="gramEnd"/>
-      <w:r>
-        <w:rPr>
-          <w:rFonts w:ascii="Georgia Pro" w:eastAsia="Georgia Pro" w:hAnsi="Georgia Pro" w:cs="Georgia Pro"/>
-          <w:color w:val="000000" w:themeColor="text1"/>
-        </w:rPr>
-        <w:t>50</w:t>
-      </w:r>
-      <w:proofErr w:type="gramStart"/>
-      <w:r>
-        <w:rPr>
-          <w:rFonts w:ascii="Georgia Pro" w:eastAsia="Georgia Pro" w:hAnsi="Georgia Pro" w:cs="Georgia Pro"/>
-          <w:color w:val="000000" w:themeColor="text1"/>
-        </w:rPr>
-        <w:t>),</w:t>
-      </w:r>
-      <w:r>
-        <w:rPr>
-          <w:rFonts w:ascii="Georgia Pro" w:eastAsia="Georgia Pro" w:hAnsi="Georgia Pro" w:cs="Georgia Pro"/>
-          <w:color w:val="000000" w:themeColor="text1"/>
-        </w:rPr>
-        <w:t xml:space="preserve"> </w:t>
-      </w:r>
-      <w:r>
-        <w:rPr>
-          <w:rFonts w:ascii="Georgia Pro" w:eastAsia="Georgia Pro" w:hAnsi="Georgia Pro" w:cs="Georgia Pro"/>
-          <w:color w:val="000000" w:themeColor="text1"/>
-        </w:rPr>
-        <w:t xml:space="preserve"> Course</w:t>
-      </w:r>
-      <w:proofErr w:type="gramEnd"/>
-      <w:r>
-        <w:rPr>
-          <w:rFonts w:ascii="Georgia Pro" w:eastAsia="Georgia Pro" w:hAnsi="Georgia Pro" w:cs="Georgia Pro"/>
-          <w:color w:val="000000" w:themeColor="text1"/>
-        </w:rPr>
-        <w:t xml:space="preserve"> </w:t>
-      </w:r>
-      <w:proofErr w:type="gramStart"/>
-      <w:r>
-        <w:rPr>
-          <w:rFonts w:ascii="Georgia Pro" w:eastAsia="Georgia Pro" w:hAnsi="Georgia Pro" w:cs="Georgia Pro"/>
-          <w:color w:val="000000" w:themeColor="text1"/>
-        </w:rPr>
-        <w:t>VARCHAR(</w:t>
-      </w:r>
-      <w:proofErr w:type="gramEnd"/>
-      <w:r>
-        <w:rPr>
-          <w:rFonts w:ascii="Georgia Pro" w:eastAsia="Georgia Pro" w:hAnsi="Georgia Pro" w:cs="Georgia Pro"/>
-          <w:color w:val="000000" w:themeColor="text1"/>
-        </w:rPr>
-        <w:t>50));</w:t>
-      </w:r>
     </w:p>
     <w:p>
       <w:pPr>
@@ -2375,6 +1966,13 @@
           <w:color w:val="000000" w:themeColor="text1"/>
         </w:rPr>
       </w:pPr>
+      <w:r>
+        <w:rPr>
+          <w:rFonts w:ascii="Georgia Pro" w:eastAsia="Georgia Pro" w:hAnsi="Georgia Pro" w:cs="Georgia Pro"/>
+          <w:color w:val="000000" w:themeColor="text1"/>
+        </w:rPr>
+        <w:t>curl https://packages.microsoft.com/keys/microsoft.asc | sudo tee /etc/apt/trusted.gpg.d/microsoft.asc</w:t>
+      </w:r>
     </w:p>
     <w:p>
       <w:pPr>
@@ -2391,38 +1989,6 @@
           <w:color w:val="000000" w:themeColor="text1"/>
         </w:rPr>
       </w:pPr>
-      <w:r>
-        <w:rPr>
-          <w:rFonts w:ascii="Georgia Pro" w:eastAsia="Georgia Pro" w:hAnsi="Georgia Pro" w:cs="Georgia Pro"/>
-          <w:color w:val="000000" w:themeColor="text1"/>
-        </w:rPr>
-        <w:t>GO</w:t>
-      </w:r>
-    </w:p>
-    <w:p>
-      <w:pPr>
-        <w:spacing w:after="0" w:line="480" w:lineRule="auto"/>
-        <w:rPr>
-          <w:rFonts w:ascii="Georgia Pro" w:eastAsia="Georgia Pro" w:hAnsi="Georgia Pro" w:cs="Georgia Pro"/>
-          <w:color w:val="000000" w:themeColor="text1"/>
-        </w:rPr>
-      </w:pPr>
-    </w:p>
-    <w:p>
-      <w:pPr>
-        <w:spacing w:after="0" w:line="480" w:lineRule="auto"/>
-        <w:rPr>
-          <w:rFonts w:ascii="Georgia Pro" w:eastAsia="Georgia Pro" w:hAnsi="Georgia Pro" w:cs="Georgia Pro"/>
-          <w:color w:val="000000" w:themeColor="text1"/>
-        </w:rPr>
-      </w:pPr>
-      <w:r>
-        <w:rPr>
-          <w:rFonts w:ascii="Georgia Pro" w:eastAsia="Georgia Pro" w:hAnsi="Georgia Pro" w:cs="Georgia Pro"/>
-          <w:color w:val="000000" w:themeColor="text1"/>
-        </w:rPr>
-        <w:t>Insert sample data:</w:t>
-      </w:r>
     </w:p>
     <w:p>
       <w:pPr>
@@ -2444,7 +2010,7 @@
           <w:rFonts w:ascii="Georgia Pro" w:eastAsia="Georgia Pro" w:hAnsi="Georgia Pro" w:cs="Georgia Pro"/>
           <w:color w:val="000000" w:themeColor="text1"/>
         </w:rPr>
-        <w:t>INSERT INTO Students VALUES (1, 'Rahul', 'Azure');</w:t>
+        <w:t>curl https://packages.microsoft.com/config/ubuntu/22.04/prod.list | sudo tee /etc/apt/sources.list.d/msprod.list</w:t>
       </w:r>
     </w:p>
     <w:p>
@@ -2462,38 +2028,6 @@
           <w:color w:val="000000" w:themeColor="text1"/>
         </w:rPr>
       </w:pPr>
-      <w:r>
-        <w:rPr>
-          <w:rFonts w:ascii="Georgia Pro" w:eastAsia="Georgia Pro" w:hAnsi="Georgia Pro" w:cs="Georgia Pro"/>
-          <w:color w:val="000000" w:themeColor="text1"/>
-        </w:rPr>
-        <w:t>GO</w:t>
-      </w:r>
-    </w:p>
-    <w:p>
-      <w:pPr>
-        <w:spacing w:after="0" w:line="480" w:lineRule="auto"/>
-        <w:rPr>
-          <w:rFonts w:ascii="Georgia Pro" w:eastAsia="Georgia Pro" w:hAnsi="Georgia Pro" w:cs="Georgia Pro"/>
-          <w:color w:val="000000" w:themeColor="text1"/>
-        </w:rPr>
-      </w:pPr>
-    </w:p>
-    <w:p>
-      <w:pPr>
-        <w:spacing w:after="0" w:line="480" w:lineRule="auto"/>
-        <w:rPr>
-          <w:rFonts w:ascii="Georgia Pro" w:eastAsia="Georgia Pro" w:hAnsi="Georgia Pro" w:cs="Georgia Pro"/>
-          <w:color w:val="000000" w:themeColor="text1"/>
-        </w:rPr>
-      </w:pPr>
-      <w:r>
-        <w:rPr>
-          <w:rFonts w:ascii="Georgia Pro" w:eastAsia="Georgia Pro" w:hAnsi="Georgia Pro" w:cs="Georgia Pro"/>
-          <w:color w:val="000000" w:themeColor="text1"/>
-        </w:rPr>
-        <w:t>View data:</w:t>
-      </w:r>
     </w:p>
     <w:p>
       <w:pPr>
@@ -2515,7 +2049,7 @@
           <w:rFonts w:ascii="Georgia Pro" w:eastAsia="Georgia Pro" w:hAnsi="Georgia Pro" w:cs="Georgia Pro"/>
           <w:color w:val="000000" w:themeColor="text1"/>
         </w:rPr>
-        <w:t>SELECT * FROM Students;</w:t>
+        <w:t>sudo apt update</w:t>
       </w:r>
     </w:p>
     <w:p>
@@ -2538,32 +2072,14 @@
           <w:rFonts w:ascii="Georgia Pro" w:eastAsia="Georgia Pro" w:hAnsi="Georgia Pro" w:cs="Georgia Pro"/>
           <w:color w:val="000000" w:themeColor="text1"/>
         </w:rPr>
-        <w:t>GO</w:t>
-      </w:r>
-    </w:p>
-    <w:p>
-      <w:pPr>
-        <w:spacing w:after="0" w:line="480" w:lineRule="auto"/>
-        <w:rPr>
-          <w:rFonts w:ascii="Georgia Pro" w:eastAsia="Georgia Pro" w:hAnsi="Georgia Pro" w:cs="Georgia Pro"/>
-          <w:color w:val="000000" w:themeColor="text1"/>
-        </w:rPr>
-      </w:pPr>
-    </w:p>
-    <w:p>
-      <w:pPr>
-        <w:spacing w:after="0" w:line="480" w:lineRule="auto"/>
-        <w:rPr>
-          <w:rFonts w:ascii="Georgia Pro" w:eastAsia="Georgia Pro" w:hAnsi="Georgia Pro" w:cs="Georgia Pro"/>
-          <w:color w:val="000000" w:themeColor="text1"/>
-        </w:rPr>
-      </w:pPr>
-      <w:r>
-        <w:rPr>
-          <w:rFonts w:ascii="Georgia Pro" w:eastAsia="Georgia Pro" w:hAnsi="Georgia Pro" w:cs="Georgia Pro"/>
-          <w:color w:val="000000" w:themeColor="text1"/>
-        </w:rPr>
-        <w:t>Exit:</w:t>
+        <w:br/>
+      </w:r>
+      <w:r>
+        <w:rPr>
+          <w:rFonts w:ascii="Georgia Pro" w:eastAsia="Georgia Pro" w:hAnsi="Georgia Pro" w:cs="Georgia Pro"/>
+          <w:color w:val="000000" w:themeColor="text1"/>
+        </w:rPr>
+        <w:t>sudo apt install mssql-tools18 unixodbc-dev -y</w:t>
       </w:r>
     </w:p>
     <w:p>
@@ -2581,56 +2097,6 @@
           <w:color w:val="000000" w:themeColor="text1"/>
         </w:rPr>
       </w:pPr>
-      <w:r>
-        <w:rPr>
-          <w:rFonts w:ascii="Georgia Pro" w:eastAsia="Georgia Pro" w:hAnsi="Georgia Pro" w:cs="Georgia Pro"/>
-          <w:color w:val="000000" w:themeColor="text1"/>
-        </w:rPr>
-        <w:t>EXIT</w:t>
-      </w:r>
-    </w:p>
-    <w:p>
-      <w:pPr>
-        <w:spacing w:after="0" w:line="480" w:lineRule="auto"/>
-        <w:rPr>
-          <w:rFonts w:ascii="Georgia Pro" w:eastAsia="Georgia Pro" w:hAnsi="Georgia Pro" w:cs="Georgia Pro"/>
-          <w:color w:val="000000" w:themeColor="text1"/>
-        </w:rPr>
-      </w:pPr>
-      <w:r>
-        <w:rPr>
-          <w:rFonts w:ascii="Georgia Pro" w:eastAsia="Georgia Pro" w:hAnsi="Georgia Pro" w:cs="Georgia Pro"/>
-          <w:color w:val="000000" w:themeColor="text1"/>
-        </w:rPr>
-        <w:pict w14:anchorId="032AEAD9">
-          <v:rect id="_x0000_i1034" style="width:0;height:1.5pt" o:hrstd="t" o:hr="t" fillcolor="#a0a0a0" stroked="f"/>
-        </w:pict>
-      </w:r>
-      <w:r>
-        <w:rPr>
-          <w:rFonts w:ascii="Georgia Pro" w:eastAsia="Georgia Pro" w:hAnsi="Georgia Pro" w:cs="Georgia Pro"/>
-          <w:b/>
-          <w:bCs/>
-          <w:color w:val="000000" w:themeColor="text1"/>
-        </w:rPr>
-        <w:t>Cleanup Resources</w:t>
-      </w:r>
-    </w:p>
-    <w:p>
-      <w:pPr>
-        <w:spacing w:after="0" w:line="480" w:lineRule="auto"/>
-        <w:rPr>
-          <w:rFonts w:ascii="Georgia Pro" w:eastAsia="Georgia Pro" w:hAnsi="Georgia Pro" w:cs="Georgia Pro"/>
-          <w:color w:val="000000" w:themeColor="text1"/>
-        </w:rPr>
-      </w:pPr>
-      <w:r>
-        <w:rPr>
-          <w:rFonts w:ascii="Georgia Pro" w:eastAsia="Georgia Pro" w:hAnsi="Georgia Pro" w:cs="Georgia Pro"/>
-          <w:color w:val="000000" w:themeColor="text1"/>
-        </w:rPr>
-        <w:t>After completing the lab:</w:t>
-      </w:r>
     </w:p>
     <w:p>
       <w:pPr>
@@ -2647,21 +2113,598 @@
           <w:color w:val="000000" w:themeColor="text1"/>
         </w:rPr>
       </w:pPr>
-      <w:proofErr w:type="spellStart"/>
-      <w:r>
-        <w:rPr>
-          <w:rFonts w:ascii="Georgia Pro" w:eastAsia="Georgia Pro" w:hAnsi="Georgia Pro" w:cs="Georgia Pro"/>
-          <w:color w:val="000000" w:themeColor="text1"/>
-        </w:rPr>
-        <w:t>az</w:t>
-      </w:r>
-      <w:proofErr w:type="spellEnd"/>
-      <w:r>
-        <w:rPr>
-          <w:rFonts w:ascii="Georgia Pro" w:eastAsia="Georgia Pro" w:hAnsi="Georgia Pro" w:cs="Georgia Pro"/>
-          <w:color w:val="000000" w:themeColor="text1"/>
-        </w:rPr>
-        <w:t xml:space="preserve"> group delete \</w:t>
+      <w:r>
+        <w:rPr>
+          <w:rFonts w:ascii="Georgia Pro" w:eastAsia="Georgia Pro" w:hAnsi="Georgia Pro" w:cs="Georgia Pro"/>
+          <w:color w:val="000000" w:themeColor="text1"/>
+        </w:rPr>
+        <w:t>echo 'export PATH="$PATH:/opt/mssql-tools18/bin"' &gt;&gt; ~/.bashrc</w:t>
+      </w:r>
+    </w:p>
+    <w:p>
+      <w:pPr>
+        <w:pBdr>
+          <w:top w:val="single" w:sz="4" w:space="1" w:color="auto"/>
+          <w:left w:val="single" w:sz="4" w:space="4" w:color="auto"/>
+          <w:bottom w:val="single" w:sz="4" w:space="1" w:color="auto"/>
+          <w:right w:val="single" w:sz="4" w:space="4" w:color="auto"/>
+        </w:pBdr>
+        <w:shd w:val="clear" w:color="auto" w:fill="F2F2F2" w:themeFill="background1" w:themeFillShade="F2"/>
+        <w:spacing w:after="0" w:line="480" w:lineRule="auto"/>
+        <w:rPr>
+          <w:rFonts w:ascii="Georgia Pro" w:eastAsia="Georgia Pro" w:hAnsi="Georgia Pro" w:cs="Georgia Pro"/>
+          <w:color w:val="000000" w:themeColor="text1"/>
+        </w:rPr>
+      </w:pPr>
+      <w:r>
+        <w:rPr>
+          <w:rFonts w:ascii="Georgia Pro" w:eastAsia="Georgia Pro" w:hAnsi="Georgia Pro" w:cs="Georgia Pro"/>
+          <w:color w:val="000000" w:themeColor="text1"/>
+        </w:rPr>
+        <w:t>source ~/.bashrc</w:t>
+      </w:r>
+    </w:p>
+    <w:p>
+      <w:pPr>
+        <w:spacing w:after="0" w:line="480" w:lineRule="auto"/>
+        <w:rPr>
+          <w:rFonts w:ascii="Georgia Pro" w:eastAsia="Georgia Pro" w:hAnsi="Georgia Pro" w:cs="Georgia Pro"/>
+          <w:color w:val="000000" w:themeColor="text1"/>
+        </w:rPr>
+      </w:pPr>
+    </w:p>
+    <w:p>
+      <w:pPr>
+        <w:spacing w:after="0" w:line="480" w:lineRule="auto"/>
+        <w:rPr>
+          <w:rFonts w:ascii="Georgia Pro" w:eastAsia="Georgia Pro" w:hAnsi="Georgia Pro" w:cs="Georgia Pro"/>
+          <w:color w:val="000000" w:themeColor="text1"/>
+        </w:rPr>
+      </w:pPr>
+      <w:r>
+        <w:rPr>
+          <w:rFonts w:ascii="Georgia Pro" w:eastAsia="Georgia Pro" w:hAnsi="Georgia Pro" w:cs="Georgia Pro"/>
+          <w:color w:val="000000" w:themeColor="text1"/>
+        </w:rPr>
+        <w:lastRenderedPageBreak/>
+        <w:t>Connect to database:</w:t>
+      </w:r>
+    </w:p>
+    <w:p>
+      <w:pPr>
+        <w:pBdr>
+          <w:top w:val="single" w:sz="4" w:space="1" w:color="auto"/>
+          <w:left w:val="single" w:sz="4" w:space="4" w:color="auto"/>
+          <w:bottom w:val="single" w:sz="4" w:space="1" w:color="auto"/>
+          <w:right w:val="single" w:sz="4" w:space="4" w:color="auto"/>
+        </w:pBdr>
+        <w:shd w:val="clear" w:color="auto" w:fill="F2F2F2" w:themeFill="background1" w:themeFillShade="F2"/>
+        <w:spacing w:after="0" w:line="480" w:lineRule="auto"/>
+        <w:rPr>
+          <w:rFonts w:ascii="Georgia Pro" w:eastAsia="Georgia Pro" w:hAnsi="Georgia Pro" w:cs="Georgia Pro"/>
+          <w:color w:val="000000" w:themeColor="text1"/>
+        </w:rPr>
+      </w:pPr>
+      <w:r>
+        <w:rPr>
+          <w:rFonts w:ascii="Georgia Pro" w:eastAsia="Georgia Pro" w:hAnsi="Georgia Pro" w:cs="Georgia Pro"/>
+          <w:color w:val="000000" w:themeColor="text1"/>
+        </w:rPr>
+        <w:t xml:space="preserve">sqlcmd -S </w:t>
+      </w:r>
+      <w:r>
+        <w:rPr>
+          <w:rFonts w:ascii="Georgia Pro" w:eastAsia="Georgia Pro" w:hAnsi="Georgia Pro" w:cs="Georgia Pro"/>
+          <w:color w:val="000000" w:themeColor="text1"/>
+        </w:rPr>
+        <w:t>sqlserverlab12933.database.windows.net</w:t>
+      </w:r>
+      <w:r>
+        <w:rPr>
+          <w:rFonts w:ascii="Georgia Pro" w:eastAsia="Georgia Pro" w:hAnsi="Georgia Pro" w:cs="Georgia Pro"/>
+          <w:color w:val="000000" w:themeColor="text1"/>
+        </w:rPr>
+        <w:t xml:space="preserve"> </w:t>
+      </w:r>
+      <w:r>
+        <w:rPr>
+          <w:rFonts w:ascii="Georgia Pro" w:eastAsia="Georgia Pro" w:hAnsi="Georgia Pro" w:cs="Georgia Pro"/>
+          <w:color w:val="000000" w:themeColor="text1"/>
+        </w:rPr>
+        <w:t>\</w:t>
+      </w:r>
+      <w:r>
+        <w:rPr>
+          <w:rFonts w:ascii="Georgia Pro" w:eastAsia="Georgia Pro" w:hAnsi="Georgia Pro" w:cs="Georgia Pro"/>
+          <w:color w:val="000000" w:themeColor="text1"/>
+        </w:rPr>
+        <w:br/>
+        <w:t xml:space="preserve">  -d $SQL_DB \</w:t>
+      </w:r>
+      <w:r>
+        <w:rPr>
+          <w:rFonts w:ascii="Georgia Pro" w:eastAsia="Georgia Pro" w:hAnsi="Georgia Pro" w:cs="Georgia Pro"/>
+          <w:color w:val="000000" w:themeColor="text1"/>
+        </w:rPr>
+        <w:br/>
+        <w:t xml:space="preserve">  -U $ADMIN_USER \</w:t>
+      </w:r>
+      <w:r>
+        <w:rPr>
+          <w:rFonts w:ascii="Georgia Pro" w:eastAsia="Georgia Pro" w:hAnsi="Georgia Pro" w:cs="Georgia Pro"/>
+          <w:color w:val="000000" w:themeColor="text1"/>
+        </w:rPr>
+        <w:br/>
+        <w:t xml:space="preserve">  -P $ADMIN_PASSWORD</w:t>
+      </w:r>
+    </w:p>
+    <w:p>
+      <w:pPr>
+        <w:spacing w:after="0" w:line="480" w:lineRule="auto"/>
+        <w:rPr>
+          <w:rFonts w:ascii="Georgia Pro" w:eastAsia="Georgia Pro" w:hAnsi="Georgia Pro" w:cs="Georgia Pro"/>
+          <w:color w:val="000000" w:themeColor="text1"/>
+        </w:rPr>
+      </w:pPr>
+    </w:p>
+    <w:p>
+      <w:pPr>
+        <w:spacing w:after="0" w:line="480" w:lineRule="auto"/>
+        <w:rPr>
+          <w:rFonts w:ascii="Georgia Pro" w:eastAsia="Georgia Pro" w:hAnsi="Georgia Pro" w:cs="Georgia Pro"/>
+          <w:color w:val="000000" w:themeColor="text1"/>
+        </w:rPr>
+      </w:pPr>
+      <w:r>
+        <w:rPr>
+          <w:rFonts w:ascii="Georgia Pro" w:eastAsia="Georgia Pro" w:hAnsi="Georgia Pro" w:cs="Georgia Pro"/>
+          <w:color w:val="000000" w:themeColor="text1"/>
+        </w:rPr>
+        <w:t>Replace yourserver with actual server name.</w:t>
+      </w:r>
+    </w:p>
+    <w:p>
+      <w:pPr>
+        <w:spacing w:after="0" w:line="480" w:lineRule="auto"/>
+        <w:rPr>
+          <w:rFonts w:ascii="Georgia Pro" w:eastAsia="Georgia Pro" w:hAnsi="Georgia Pro" w:cs="Georgia Pro"/>
+          <w:color w:val="000000" w:themeColor="text1"/>
+        </w:rPr>
+      </w:pPr>
+      <w:r>
+        <w:rPr>
+          <w:rFonts w:ascii="Georgia Pro" w:eastAsia="Georgia Pro" w:hAnsi="Georgia Pro" w:cs="Georgia Pro"/>
+          <w:color w:val="000000" w:themeColor="text1"/>
+        </w:rPr>
+        <w:pict w14:anchorId="48E7E437">
+          <v:rect id="_x0000_i1033" style="width:0;height:1.5pt" o:hrstd="t" o:hr="t" fillcolor="#a0a0a0" stroked="f"/>
+        </w:pict>
+      </w:r>
+    </w:p>
+    <w:p>
+      <w:pPr>
+        <w:spacing w:after="0" w:line="480" w:lineRule="auto"/>
+        <w:rPr>
+          <w:rFonts w:ascii="Georgia Pro" w:eastAsia="Georgia Pro" w:hAnsi="Georgia Pro" w:cs="Georgia Pro"/>
+          <w:b/>
+          <w:bCs/>
+          <w:color w:val="000000" w:themeColor="text1"/>
+        </w:rPr>
+      </w:pPr>
+    </w:p>
+    <w:p>
+      <w:pPr>
+        <w:spacing w:after="0" w:line="480" w:lineRule="auto"/>
+        <w:rPr>
+          <w:rFonts w:ascii="Georgia Pro" w:eastAsia="Georgia Pro" w:hAnsi="Georgia Pro" w:cs="Georgia Pro"/>
+          <w:b/>
+          <w:bCs/>
+          <w:color w:val="000000" w:themeColor="text1"/>
+        </w:rPr>
+      </w:pPr>
+      <w:r>
+        <w:rPr>
+          <w:rFonts w:ascii="Georgia Pro" w:eastAsia="Georgia Pro" w:hAnsi="Georgia Pro" w:cs="Georgia Pro"/>
+          <w:b/>
+          <w:bCs/>
+          <w:color w:val="000000" w:themeColor="text1"/>
+        </w:rPr>
+        <w:t xml:space="preserve">Step </w:t>
+      </w:r>
+      <w:r>
+        <w:rPr>
+          <w:rFonts w:ascii="Georgia Pro" w:eastAsia="Georgia Pro" w:hAnsi="Georgia Pro" w:cs="Georgia Pro"/>
+          <w:b/>
+          <w:bCs/>
+          <w:color w:val="000000" w:themeColor="text1"/>
+        </w:rPr>
+        <w:t>11</w:t>
+      </w:r>
+      <w:r>
+        <w:rPr>
+          <w:rFonts w:ascii="Georgia Pro" w:eastAsia="Georgia Pro" w:hAnsi="Georgia Pro" w:cs="Georgia Pro"/>
+          <w:b/>
+          <w:bCs/>
+          <w:color w:val="000000" w:themeColor="text1"/>
+        </w:rPr>
+        <w:t>: Create Table Inside Database</w:t>
+      </w:r>
+    </w:p>
+    <w:p>
+      <w:pPr>
+        <w:spacing w:after="0" w:line="480" w:lineRule="auto"/>
+        <w:rPr>
+          <w:rFonts w:ascii="Georgia Pro" w:eastAsia="Georgia Pro" w:hAnsi="Georgia Pro" w:cs="Georgia Pro"/>
+          <w:color w:val="000000" w:themeColor="text1"/>
+        </w:rPr>
+      </w:pPr>
+      <w:r>
+        <w:rPr>
+          <w:rFonts w:ascii="Georgia Pro" w:eastAsia="Georgia Pro" w:hAnsi="Georgia Pro" w:cs="Georgia Pro"/>
+          <w:color w:val="000000" w:themeColor="text1"/>
+        </w:rPr>
+        <w:t>Inside SQL prompt:</w:t>
+      </w:r>
+    </w:p>
+    <w:p>
+      <w:pPr>
+        <w:pBdr>
+          <w:top w:val="single" w:sz="4" w:space="1" w:color="auto"/>
+          <w:left w:val="single" w:sz="4" w:space="4" w:color="auto"/>
+          <w:bottom w:val="single" w:sz="4" w:space="1" w:color="auto"/>
+          <w:right w:val="single" w:sz="4" w:space="4" w:color="auto"/>
+        </w:pBdr>
+        <w:shd w:val="clear" w:color="auto" w:fill="F2F2F2" w:themeFill="background1" w:themeFillShade="F2"/>
+        <w:spacing w:after="0" w:line="480" w:lineRule="auto"/>
+        <w:rPr>
+          <w:rFonts w:ascii="Georgia Pro" w:eastAsia="Georgia Pro" w:hAnsi="Georgia Pro" w:cs="Georgia Pro"/>
+          <w:color w:val="000000" w:themeColor="text1"/>
+        </w:rPr>
+      </w:pPr>
+      <w:r>
+        <w:rPr>
+          <w:rFonts w:ascii="Georgia Pro" w:eastAsia="Georgia Pro" w:hAnsi="Georgia Pro" w:cs="Georgia Pro"/>
+          <w:color w:val="000000" w:themeColor="text1"/>
+        </w:rPr>
+        <w:t>CREATE TABLE Students (</w:t>
+      </w:r>
+      <w:r>
+        <w:rPr>
+          <w:rFonts w:ascii="Georgia Pro" w:eastAsia="Georgia Pro" w:hAnsi="Georgia Pro" w:cs="Georgia Pro"/>
+          <w:color w:val="000000" w:themeColor="text1"/>
+        </w:rPr>
+        <w:t xml:space="preserve"> </w:t>
+      </w:r>
+      <w:r>
+        <w:rPr>
+          <w:rFonts w:ascii="Georgia Pro" w:eastAsia="Georgia Pro" w:hAnsi="Georgia Pro" w:cs="Georgia Pro"/>
+          <w:color w:val="000000" w:themeColor="text1"/>
+        </w:rPr>
+        <w:t>ID INT PRIMARY KEY,</w:t>
+      </w:r>
+      <w:r>
+        <w:rPr>
+          <w:rFonts w:ascii="Georgia Pro" w:eastAsia="Georgia Pro" w:hAnsi="Georgia Pro" w:cs="Georgia Pro"/>
+          <w:color w:val="000000" w:themeColor="text1"/>
+        </w:rPr>
+        <w:t xml:space="preserve"> </w:t>
+      </w:r>
+      <w:r>
+        <w:rPr>
+          <w:rFonts w:ascii="Georgia Pro" w:eastAsia="Georgia Pro" w:hAnsi="Georgia Pro" w:cs="Georgia Pro"/>
+          <w:color w:val="000000" w:themeColor="text1"/>
+        </w:rPr>
+        <w:t>Name VARCHAR(50),</w:t>
+      </w:r>
+      <w:r>
+        <w:rPr>
+          <w:rFonts w:ascii="Georgia Pro" w:eastAsia="Georgia Pro" w:hAnsi="Georgia Pro" w:cs="Georgia Pro"/>
+          <w:color w:val="000000" w:themeColor="text1"/>
+        </w:rPr>
+        <w:t xml:space="preserve"> </w:t>
+      </w:r>
+      <w:r>
+        <w:rPr>
+          <w:rFonts w:ascii="Georgia Pro" w:eastAsia="Georgia Pro" w:hAnsi="Georgia Pro" w:cs="Georgia Pro"/>
+          <w:color w:val="000000" w:themeColor="text1"/>
+        </w:rPr>
+        <w:t xml:space="preserve"> Course VARCHAR(50));</w:t>
+      </w:r>
+    </w:p>
+    <w:p>
+      <w:pPr>
+        <w:pBdr>
+          <w:top w:val="single" w:sz="4" w:space="1" w:color="auto"/>
+          <w:left w:val="single" w:sz="4" w:space="4" w:color="auto"/>
+          <w:bottom w:val="single" w:sz="4" w:space="1" w:color="auto"/>
+          <w:right w:val="single" w:sz="4" w:space="4" w:color="auto"/>
+        </w:pBdr>
+        <w:shd w:val="clear" w:color="auto" w:fill="F2F2F2" w:themeFill="background1" w:themeFillShade="F2"/>
+        <w:spacing w:after="0" w:line="480" w:lineRule="auto"/>
+        <w:rPr>
+          <w:rFonts w:ascii="Georgia Pro" w:eastAsia="Georgia Pro" w:hAnsi="Georgia Pro" w:cs="Georgia Pro"/>
+          <w:color w:val="000000" w:themeColor="text1"/>
+        </w:rPr>
+      </w:pPr>
+    </w:p>
+    <w:p>
+      <w:pPr>
+        <w:pBdr>
+          <w:top w:val="single" w:sz="4" w:space="1" w:color="auto"/>
+          <w:left w:val="single" w:sz="4" w:space="4" w:color="auto"/>
+          <w:bottom w:val="single" w:sz="4" w:space="1" w:color="auto"/>
+          <w:right w:val="single" w:sz="4" w:space="4" w:color="auto"/>
+        </w:pBdr>
+        <w:shd w:val="clear" w:color="auto" w:fill="F2F2F2" w:themeFill="background1" w:themeFillShade="F2"/>
+        <w:spacing w:after="0" w:line="480" w:lineRule="auto"/>
+        <w:rPr>
+          <w:rFonts w:ascii="Georgia Pro" w:eastAsia="Georgia Pro" w:hAnsi="Georgia Pro" w:cs="Georgia Pro"/>
+          <w:color w:val="000000" w:themeColor="text1"/>
+        </w:rPr>
+      </w:pPr>
+      <w:r>
+        <w:rPr>
+          <w:rFonts w:ascii="Georgia Pro" w:eastAsia="Georgia Pro" w:hAnsi="Georgia Pro" w:cs="Georgia Pro"/>
+          <w:color w:val="000000" w:themeColor="text1"/>
+        </w:rPr>
+        <w:t>GO</w:t>
+      </w:r>
+    </w:p>
+    <w:p>
+      <w:pPr>
+        <w:spacing w:after="0" w:line="480" w:lineRule="auto"/>
+        <w:rPr>
+          <w:rFonts w:ascii="Georgia Pro" w:eastAsia="Georgia Pro" w:hAnsi="Georgia Pro" w:cs="Georgia Pro"/>
+          <w:color w:val="000000" w:themeColor="text1"/>
+        </w:rPr>
+      </w:pPr>
+    </w:p>
+    <w:p>
+      <w:pPr>
+        <w:spacing w:after="0" w:line="480" w:lineRule="auto"/>
+        <w:rPr>
+          <w:rFonts w:ascii="Georgia Pro" w:eastAsia="Georgia Pro" w:hAnsi="Georgia Pro" w:cs="Georgia Pro"/>
+          <w:color w:val="000000" w:themeColor="text1"/>
+        </w:rPr>
+      </w:pPr>
+      <w:r>
+        <w:rPr>
+          <w:rFonts w:ascii="Georgia Pro" w:eastAsia="Georgia Pro" w:hAnsi="Georgia Pro" w:cs="Georgia Pro"/>
+          <w:color w:val="000000" w:themeColor="text1"/>
+        </w:rPr>
+        <w:t>Insert sample data:</w:t>
+      </w:r>
+    </w:p>
+    <w:p>
+      <w:pPr>
+        <w:pBdr>
+          <w:top w:val="single" w:sz="4" w:space="1" w:color="auto"/>
+          <w:left w:val="single" w:sz="4" w:space="4" w:color="auto"/>
+          <w:bottom w:val="single" w:sz="4" w:space="1" w:color="auto"/>
+          <w:right w:val="single" w:sz="4" w:space="4" w:color="auto"/>
+        </w:pBdr>
+        <w:shd w:val="clear" w:color="auto" w:fill="F2F2F2" w:themeFill="background1" w:themeFillShade="F2"/>
+        <w:spacing w:after="0" w:line="480" w:lineRule="auto"/>
+        <w:rPr>
+          <w:rFonts w:ascii="Georgia Pro" w:eastAsia="Georgia Pro" w:hAnsi="Georgia Pro" w:cs="Georgia Pro"/>
+          <w:color w:val="000000" w:themeColor="text1"/>
+        </w:rPr>
+      </w:pPr>
+      <w:r>
+        <w:rPr>
+          <w:rFonts w:ascii="Georgia Pro" w:eastAsia="Georgia Pro" w:hAnsi="Georgia Pro" w:cs="Georgia Pro"/>
+          <w:color w:val="000000" w:themeColor="text1"/>
+        </w:rPr>
+        <w:t>INSERT INTO Students VALUES (1, 'Rahul', 'Azure');</w:t>
+      </w:r>
+    </w:p>
+    <w:p>
+      <w:pPr>
+        <w:pBdr>
+          <w:top w:val="single" w:sz="4" w:space="1" w:color="auto"/>
+          <w:left w:val="single" w:sz="4" w:space="4" w:color="auto"/>
+          <w:bottom w:val="single" w:sz="4" w:space="1" w:color="auto"/>
+          <w:right w:val="single" w:sz="4" w:space="4" w:color="auto"/>
+        </w:pBdr>
+        <w:shd w:val="clear" w:color="auto" w:fill="F2F2F2" w:themeFill="background1" w:themeFillShade="F2"/>
+        <w:spacing w:after="0" w:line="480" w:lineRule="auto"/>
+        <w:rPr>
+          <w:rFonts w:ascii="Georgia Pro" w:eastAsia="Georgia Pro" w:hAnsi="Georgia Pro" w:cs="Georgia Pro"/>
+          <w:color w:val="000000" w:themeColor="text1"/>
+        </w:rPr>
+      </w:pPr>
+      <w:r>
+        <w:rPr>
+          <w:rFonts w:ascii="Georgia Pro" w:eastAsia="Georgia Pro" w:hAnsi="Georgia Pro" w:cs="Georgia Pro"/>
+          <w:color w:val="000000" w:themeColor="text1"/>
+        </w:rPr>
+        <w:t>GO</w:t>
+      </w:r>
+    </w:p>
+    <w:p>
+      <w:pPr>
+        <w:spacing w:after="0" w:line="480" w:lineRule="auto"/>
+        <w:rPr>
+          <w:rFonts w:ascii="Georgia Pro" w:eastAsia="Georgia Pro" w:hAnsi="Georgia Pro" w:cs="Georgia Pro"/>
+          <w:color w:val="000000" w:themeColor="text1"/>
+        </w:rPr>
+      </w:pPr>
+    </w:p>
+    <w:p>
+      <w:pPr>
+        <w:spacing w:after="0" w:line="480" w:lineRule="auto"/>
+        <w:rPr>
+          <w:rFonts w:ascii="Georgia Pro" w:eastAsia="Georgia Pro" w:hAnsi="Georgia Pro" w:cs="Georgia Pro"/>
+          <w:color w:val="000000" w:themeColor="text1"/>
+        </w:rPr>
+      </w:pPr>
+      <w:r>
+        <w:rPr>
+          <w:rFonts w:ascii="Georgia Pro" w:eastAsia="Georgia Pro" w:hAnsi="Georgia Pro" w:cs="Georgia Pro"/>
+          <w:color w:val="000000" w:themeColor="text1"/>
+        </w:rPr>
+        <w:t>View data:</w:t>
+      </w:r>
+    </w:p>
+    <w:p>
+      <w:pPr>
+        <w:pBdr>
+          <w:top w:val="single" w:sz="4" w:space="1" w:color="auto"/>
+          <w:left w:val="single" w:sz="4" w:space="4" w:color="auto"/>
+          <w:bottom w:val="single" w:sz="4" w:space="1" w:color="auto"/>
+          <w:right w:val="single" w:sz="4" w:space="4" w:color="auto"/>
+        </w:pBdr>
+        <w:shd w:val="clear" w:color="auto" w:fill="F2F2F2" w:themeFill="background1" w:themeFillShade="F2"/>
+        <w:spacing w:after="0" w:line="480" w:lineRule="auto"/>
+        <w:rPr>
+          <w:rFonts w:ascii="Georgia Pro" w:eastAsia="Georgia Pro" w:hAnsi="Georgia Pro" w:cs="Georgia Pro"/>
+          <w:color w:val="000000" w:themeColor="text1"/>
+        </w:rPr>
+      </w:pPr>
+      <w:r>
+        <w:rPr>
+          <w:rFonts w:ascii="Georgia Pro" w:eastAsia="Georgia Pro" w:hAnsi="Georgia Pro" w:cs="Georgia Pro"/>
+          <w:color w:val="000000" w:themeColor="text1"/>
+        </w:rPr>
+        <w:t>SELECT * FROM Students;</w:t>
+      </w:r>
+    </w:p>
+    <w:p>
+      <w:pPr>
+        <w:pBdr>
+          <w:top w:val="single" w:sz="4" w:space="1" w:color="auto"/>
+          <w:left w:val="single" w:sz="4" w:space="4" w:color="auto"/>
+          <w:bottom w:val="single" w:sz="4" w:space="1" w:color="auto"/>
+          <w:right w:val="single" w:sz="4" w:space="4" w:color="auto"/>
+        </w:pBdr>
+        <w:shd w:val="clear" w:color="auto" w:fill="F2F2F2" w:themeFill="background1" w:themeFillShade="F2"/>
+        <w:spacing w:after="0" w:line="480" w:lineRule="auto"/>
+        <w:rPr>
+          <w:rFonts w:ascii="Georgia Pro" w:eastAsia="Georgia Pro" w:hAnsi="Georgia Pro" w:cs="Georgia Pro"/>
+          <w:color w:val="000000" w:themeColor="text1"/>
+        </w:rPr>
+      </w:pPr>
+      <w:r>
+        <w:rPr>
+          <w:rFonts w:ascii="Georgia Pro" w:eastAsia="Georgia Pro" w:hAnsi="Georgia Pro" w:cs="Georgia Pro"/>
+          <w:color w:val="000000" w:themeColor="text1"/>
+        </w:rPr>
+        <w:t>GO</w:t>
+      </w:r>
+    </w:p>
+    <w:p>
+      <w:pPr>
+        <w:spacing w:after="0" w:line="480" w:lineRule="auto"/>
+        <w:rPr>
+          <w:rFonts w:ascii="Georgia Pro" w:eastAsia="Georgia Pro" w:hAnsi="Georgia Pro" w:cs="Georgia Pro"/>
+          <w:color w:val="000000" w:themeColor="text1"/>
+        </w:rPr>
+      </w:pPr>
+    </w:p>
+    <w:p>
+      <w:pPr>
+        <w:spacing w:after="0" w:line="480" w:lineRule="auto"/>
+        <w:rPr>
+          <w:rFonts w:ascii="Georgia Pro" w:eastAsia="Georgia Pro" w:hAnsi="Georgia Pro" w:cs="Georgia Pro"/>
+          <w:color w:val="000000" w:themeColor="text1"/>
+        </w:rPr>
+      </w:pPr>
+      <w:r>
+        <w:rPr>
+          <w:rFonts w:ascii="Georgia Pro" w:eastAsia="Georgia Pro" w:hAnsi="Georgia Pro" w:cs="Georgia Pro"/>
+          <w:color w:val="000000" w:themeColor="text1"/>
+        </w:rPr>
+        <w:t>Exit:</w:t>
+      </w:r>
+    </w:p>
+    <w:p>
+      <w:pPr>
+        <w:pBdr>
+          <w:top w:val="single" w:sz="4" w:space="1" w:color="auto"/>
+          <w:left w:val="single" w:sz="4" w:space="4" w:color="auto"/>
+          <w:bottom w:val="single" w:sz="4" w:space="1" w:color="auto"/>
+          <w:right w:val="single" w:sz="4" w:space="4" w:color="auto"/>
+        </w:pBdr>
+        <w:shd w:val="clear" w:color="auto" w:fill="F2F2F2" w:themeFill="background1" w:themeFillShade="F2"/>
+        <w:spacing w:after="0" w:line="480" w:lineRule="auto"/>
+        <w:rPr>
+          <w:rFonts w:ascii="Georgia Pro" w:eastAsia="Georgia Pro" w:hAnsi="Georgia Pro" w:cs="Georgia Pro"/>
+          <w:color w:val="000000" w:themeColor="text1"/>
+        </w:rPr>
+      </w:pPr>
+      <w:r>
+        <w:rPr>
+          <w:rFonts w:ascii="Georgia Pro" w:eastAsia="Georgia Pro" w:hAnsi="Georgia Pro" w:cs="Georgia Pro"/>
+          <w:color w:val="000000" w:themeColor="text1"/>
+        </w:rPr>
+        <w:t>EXIT</w:t>
+      </w:r>
+    </w:p>
+    <w:p>
+      <w:pPr>
+        <w:spacing w:after="0" w:line="480" w:lineRule="auto"/>
+        <w:rPr>
+          <w:rFonts w:ascii="Georgia Pro" w:eastAsia="Georgia Pro" w:hAnsi="Georgia Pro" w:cs="Georgia Pro"/>
+          <w:color w:val="000000" w:themeColor="text1"/>
+        </w:rPr>
+      </w:pPr>
+      <w:r>
+        <w:rPr>
+          <w:rFonts w:ascii="Georgia Pro" w:eastAsia="Georgia Pro" w:hAnsi="Georgia Pro" w:cs="Georgia Pro"/>
+          <w:color w:val="000000" w:themeColor="text1"/>
+        </w:rPr>
+        <w:lastRenderedPageBreak/>
+        <w:pict w14:anchorId="032AEAD9">
+          <v:rect id="_x0000_i1034" style="width:0;height:1.5pt" o:hrstd="t" o:hr="t" fillcolor="#a0a0a0" stroked="f"/>
+        </w:pict>
+      </w:r>
+      <w:r>
+        <w:rPr>
+          <w:rFonts w:ascii="Georgia Pro" w:eastAsia="Georgia Pro" w:hAnsi="Georgia Pro" w:cs="Georgia Pro"/>
+          <w:b/>
+          <w:bCs/>
+          <w:color w:val="000000" w:themeColor="text1"/>
+        </w:rPr>
+        <w:t>Cleanup Resources</w:t>
+      </w:r>
+    </w:p>
+    <w:p>
+      <w:pPr>
+        <w:spacing w:after="0" w:line="480" w:lineRule="auto"/>
+        <w:rPr>
+          <w:rFonts w:ascii="Georgia Pro" w:eastAsia="Georgia Pro" w:hAnsi="Georgia Pro" w:cs="Georgia Pro"/>
+          <w:color w:val="000000" w:themeColor="text1"/>
+        </w:rPr>
+      </w:pPr>
+      <w:r>
+        <w:rPr>
+          <w:rFonts w:ascii="Georgia Pro" w:eastAsia="Georgia Pro" w:hAnsi="Georgia Pro" w:cs="Georgia Pro"/>
+          <w:color w:val="000000" w:themeColor="text1"/>
+        </w:rPr>
+        <w:t>After completing the lab:</w:t>
+      </w:r>
+    </w:p>
+    <w:p>
+      <w:pPr>
+        <w:pBdr>
+          <w:top w:val="single" w:sz="4" w:space="1" w:color="auto"/>
+          <w:left w:val="single" w:sz="4" w:space="4" w:color="auto"/>
+          <w:bottom w:val="single" w:sz="4" w:space="1" w:color="auto"/>
+          <w:right w:val="single" w:sz="4" w:space="4" w:color="auto"/>
+        </w:pBdr>
+        <w:shd w:val="clear" w:color="auto" w:fill="F2F2F2" w:themeFill="background1" w:themeFillShade="F2"/>
+        <w:spacing w:after="0" w:line="480" w:lineRule="auto"/>
+        <w:rPr>
+          <w:rFonts w:ascii="Georgia Pro" w:eastAsia="Georgia Pro" w:hAnsi="Georgia Pro" w:cs="Georgia Pro"/>
+          <w:color w:val="000000" w:themeColor="text1"/>
+        </w:rPr>
+      </w:pPr>
+      <w:r>
+        <w:rPr>
+          <w:rFonts w:ascii="Georgia Pro" w:eastAsia="Georgia Pro" w:hAnsi="Georgia Pro" w:cs="Georgia Pro"/>
+          <w:color w:val="000000" w:themeColor="text1"/>
+        </w:rPr>
+        <w:t>az group delete \</w:t>
       </w:r>
       <w:r>
         <w:rPr>
@@ -2830,17 +2873,8 @@
           <w:rFonts w:ascii="Georgia Pro" w:eastAsia="Georgia Pro" w:hAnsi="Georgia Pro" w:cs="Georgia Pro"/>
           <w:color w:val="000000" w:themeColor="text1"/>
         </w:rPr>
-        <w:t xml:space="preserve">Connected using </w:t>
-      </w:r>
-      <w:proofErr w:type="spellStart"/>
-      <w:r>
-        <w:rPr>
-          <w:rFonts w:ascii="Georgia Pro" w:eastAsia="Georgia Pro" w:hAnsi="Georgia Pro" w:cs="Georgia Pro"/>
-          <w:color w:val="000000" w:themeColor="text1"/>
-        </w:rPr>
-        <w:t>sqlcmd</w:t>
-      </w:r>
-      <w:proofErr w:type="spellEnd"/>
+        <w:t>Connected using sqlcmd</w:t>
+      </w:r>
     </w:p>
     <w:p>
       <w:pPr>

--- a/DAY-7/Lab Exercise - Create a Database in Azure Using Cloud Shell.docx
+++ b/DAY-7/Lab Exercise - Create a Database in Azure Using Cloud Shell.docx
@@ -173,12 +173,21 @@
           <w:color w:val="000000" w:themeColor="text1"/>
         </w:rPr>
       </w:pPr>
-      <w:r>
-        <w:rPr>
-          <w:rFonts w:ascii="Georgia Pro" w:eastAsia="Georgia Pro" w:hAnsi="Georgia Pro" w:cs="Georgia Pro"/>
-          <w:color w:val="000000" w:themeColor="text1"/>
-        </w:rPr>
-        <w:t>Create a Resource Group</w:t>
+      <w:proofErr w:type="gramStart"/>
+      <w:r>
+        <w:rPr>
+          <w:rFonts w:ascii="Georgia Pro" w:eastAsia="Georgia Pro" w:hAnsi="Georgia Pro" w:cs="Georgia Pro"/>
+          <w:color w:val="000000" w:themeColor="text1"/>
+        </w:rPr>
+        <w:t>Create</w:t>
+      </w:r>
+      <w:proofErr w:type="gramEnd"/>
+      <w:r>
+        <w:rPr>
+          <w:rFonts w:ascii="Georgia Pro" w:eastAsia="Georgia Pro" w:hAnsi="Georgia Pro" w:cs="Georgia Pro"/>
+          <w:color w:val="000000" w:themeColor="text1"/>
+        </w:rPr>
+        <w:t xml:space="preserve"> a Resource Group</w:t>
       </w:r>
     </w:p>
     <w:p>
@@ -445,7 +454,39 @@
           <w:rFonts w:ascii="Georgia Pro" w:eastAsia="Georgia Pro" w:hAnsi="Georgia Pro" w:cs="Georgia Pro"/>
           <w:color w:val="000000" w:themeColor="text1"/>
         </w:rPr>
-        <w:t>RESOURCE_GROUP=rg-db-lab</w:t>
+        <w:t>RESOURCE_GROUP=</w:t>
+      </w:r>
+      <w:proofErr w:type="spellStart"/>
+      <w:r>
+        <w:rPr>
+          <w:rFonts w:ascii="Georgia Pro" w:eastAsia="Georgia Pro" w:hAnsi="Georgia Pro" w:cs="Georgia Pro"/>
+          <w:color w:val="000000" w:themeColor="text1"/>
+        </w:rPr>
+        <w:t>rg</w:t>
+      </w:r>
+      <w:proofErr w:type="spellEnd"/>
+      <w:r>
+        <w:rPr>
+          <w:rFonts w:ascii="Georgia Pro" w:eastAsia="Georgia Pro" w:hAnsi="Georgia Pro" w:cs="Georgia Pro"/>
+          <w:color w:val="000000" w:themeColor="text1"/>
+        </w:rPr>
+        <w:t>-</w:t>
+      </w:r>
+      <w:proofErr w:type="spellStart"/>
+      <w:r>
+        <w:rPr>
+          <w:rFonts w:ascii="Georgia Pro" w:eastAsia="Georgia Pro" w:hAnsi="Georgia Pro" w:cs="Georgia Pro"/>
+          <w:color w:val="000000" w:themeColor="text1"/>
+        </w:rPr>
+        <w:t>db</w:t>
+      </w:r>
+      <w:proofErr w:type="spellEnd"/>
+      <w:r>
+        <w:rPr>
+          <w:rFonts w:ascii="Georgia Pro" w:eastAsia="Georgia Pro" w:hAnsi="Georgia Pro" w:cs="Georgia Pro"/>
+          <w:color w:val="000000" w:themeColor="text1"/>
+        </w:rPr>
+        <w:t>-lab</w:t>
       </w:r>
       <w:r>
         <w:rPr>
@@ -453,32 +494,68 @@
           <w:color w:val="000000" w:themeColor="text1"/>
         </w:rPr>
         <w:br/>
-        <w:t>LOCATION=eastus</w:t>
-      </w:r>
+        <w:t>LOCATION=</w:t>
+      </w:r>
+      <w:proofErr w:type="spellStart"/>
+      <w:r>
+        <w:rPr>
+          <w:rFonts w:ascii="Georgia Pro" w:eastAsia="Georgia Pro" w:hAnsi="Georgia Pro" w:cs="Georgia Pro"/>
+          <w:color w:val="000000" w:themeColor="text1"/>
+        </w:rPr>
+        <w:t>eastus</w:t>
+      </w:r>
+      <w:proofErr w:type="spellEnd"/>
       <w:r>
         <w:rPr>
           <w:rFonts w:ascii="Georgia Pro" w:eastAsia="Georgia Pro" w:hAnsi="Georgia Pro" w:cs="Georgia Pro"/>
           <w:color w:val="000000" w:themeColor="text1"/>
         </w:rPr>
         <w:br/>
-        <w:t>SQL_SERVER=sqlserverlab$RANDOM</w:t>
-      </w:r>
+        <w:t>SQL_SERVER=</w:t>
+      </w:r>
+      <w:proofErr w:type="spellStart"/>
+      <w:r>
+        <w:rPr>
+          <w:rFonts w:ascii="Georgia Pro" w:eastAsia="Georgia Pro" w:hAnsi="Georgia Pro" w:cs="Georgia Pro"/>
+          <w:color w:val="000000" w:themeColor="text1"/>
+        </w:rPr>
+        <w:t>sqlserverlab$RANDOM</w:t>
+      </w:r>
+      <w:proofErr w:type="spellEnd"/>
       <w:r>
         <w:rPr>
           <w:rFonts w:ascii="Georgia Pro" w:eastAsia="Georgia Pro" w:hAnsi="Georgia Pro" w:cs="Georgia Pro"/>
           <w:color w:val="000000" w:themeColor="text1"/>
         </w:rPr>
         <w:br/>
-        <w:t>SQL_DB=sqldblab</w:t>
-      </w:r>
+        <w:t>SQL_DB=</w:t>
+      </w:r>
+      <w:proofErr w:type="spellStart"/>
+      <w:r>
+        <w:rPr>
+          <w:rFonts w:ascii="Georgia Pro" w:eastAsia="Georgia Pro" w:hAnsi="Georgia Pro" w:cs="Georgia Pro"/>
+          <w:color w:val="000000" w:themeColor="text1"/>
+        </w:rPr>
+        <w:t>sqldblab</w:t>
+      </w:r>
+      <w:proofErr w:type="spellEnd"/>
       <w:r>
         <w:rPr>
           <w:rFonts w:ascii="Georgia Pro" w:eastAsia="Georgia Pro" w:hAnsi="Georgia Pro" w:cs="Georgia Pro"/>
           <w:color w:val="000000" w:themeColor="text1"/>
         </w:rPr>
         <w:br/>
-        <w:t>ADMIN_USER=sqladminuser</w:t>
-      </w:r>
+        <w:t>ADMIN_USER=</w:t>
+      </w:r>
+      <w:proofErr w:type="spellStart"/>
+      <w:r>
+        <w:rPr>
+          <w:rFonts w:ascii="Georgia Pro" w:eastAsia="Georgia Pro" w:hAnsi="Georgia Pro" w:cs="Georgia Pro"/>
+          <w:color w:val="000000" w:themeColor="text1"/>
+        </w:rPr>
+        <w:t>sqladminuser</w:t>
+      </w:r>
+      <w:proofErr w:type="spellEnd"/>
       <w:r>
         <w:rPr>
           <w:rFonts w:ascii="Georgia Pro" w:eastAsia="Georgia Pro" w:hAnsi="Georgia Pro" w:cs="Georgia Pro"/>
@@ -496,11 +573,21 @@
           <w:color w:val="000000" w:themeColor="text1"/>
         </w:rPr>
       </w:pPr>
-      <w:r>
-        <w:rPr>
-          <w:rFonts w:ascii="Georgia Pro" w:eastAsia="Georgia Pro" w:hAnsi="Georgia Pro" w:cs="Georgia Pro"/>
-          <w:color w:val="000000" w:themeColor="text1"/>
-        </w:rPr>
+    </w:p>
+    <w:p>
+      <w:pPr>
+        <w:spacing w:after="0" w:line="480" w:lineRule="auto"/>
+        <w:rPr>
+          <w:rFonts w:ascii="Georgia Pro" w:eastAsia="Georgia Pro" w:hAnsi="Georgia Pro" w:cs="Georgia Pro"/>
+          <w:color w:val="000000" w:themeColor="text1"/>
+        </w:rPr>
+      </w:pPr>
+      <w:r>
+        <w:rPr>
+          <w:rFonts w:ascii="Georgia Pro" w:eastAsia="Georgia Pro" w:hAnsi="Georgia Pro" w:cs="Georgia Pro"/>
+          <w:color w:val="000000" w:themeColor="text1"/>
+        </w:rPr>
+        <w:lastRenderedPageBreak/>
         <w:t>Note: Password must meet Azure complexity requirements.</w:t>
       </w:r>
     </w:p>
@@ -517,7 +604,6 @@
           <w:rFonts w:ascii="Georgia Pro" w:eastAsia="Georgia Pro" w:hAnsi="Georgia Pro" w:cs="Georgia Pro"/>
           <w:color w:val="000000" w:themeColor="text1"/>
         </w:rPr>
-        <w:lastRenderedPageBreak/>
         <w:pict w14:anchorId="72A74DA9">
           <v:rect id="_x0000_i1028" style="width:0;height:1.5pt" o:hrstd="t" o:hr="t" fillcolor="#a0a0a0" stroked="f"/>
         </w:pict>
@@ -558,12 +644,21 @@
           <w:color w:val="000000" w:themeColor="text1"/>
         </w:rPr>
       </w:pPr>
-      <w:r>
-        <w:rPr>
-          <w:rFonts w:ascii="Georgia Pro" w:eastAsia="Georgia Pro" w:hAnsi="Georgia Pro" w:cs="Georgia Pro"/>
-          <w:color w:val="000000" w:themeColor="text1"/>
-        </w:rPr>
-        <w:t>az group create \</w:t>
+      <w:proofErr w:type="spellStart"/>
+      <w:r>
+        <w:rPr>
+          <w:rFonts w:ascii="Georgia Pro" w:eastAsia="Georgia Pro" w:hAnsi="Georgia Pro" w:cs="Georgia Pro"/>
+          <w:color w:val="000000" w:themeColor="text1"/>
+        </w:rPr>
+        <w:t>az</w:t>
+      </w:r>
+      <w:proofErr w:type="spellEnd"/>
+      <w:r>
+        <w:rPr>
+          <w:rFonts w:ascii="Georgia Pro" w:eastAsia="Georgia Pro" w:hAnsi="Georgia Pro" w:cs="Georgia Pro"/>
+          <w:color w:val="000000" w:themeColor="text1"/>
+        </w:rPr>
+        <w:t xml:space="preserve"> group create \</w:t>
       </w:r>
       <w:r>
         <w:rPr>
@@ -635,12 +730,37 @@
           <w:color w:val="000000" w:themeColor="text1"/>
         </w:rPr>
       </w:pPr>
-      <w:r>
-        <w:rPr>
-          <w:rFonts w:ascii="Georgia Pro" w:eastAsia="Georgia Pro" w:hAnsi="Georgia Pro" w:cs="Georgia Pro"/>
-          <w:color w:val="000000" w:themeColor="text1"/>
-        </w:rPr>
-        <w:t>az sql server create \</w:t>
+      <w:proofErr w:type="spellStart"/>
+      <w:r>
+        <w:rPr>
+          <w:rFonts w:ascii="Georgia Pro" w:eastAsia="Georgia Pro" w:hAnsi="Georgia Pro" w:cs="Georgia Pro"/>
+          <w:color w:val="000000" w:themeColor="text1"/>
+        </w:rPr>
+        <w:t>az</w:t>
+      </w:r>
+      <w:proofErr w:type="spellEnd"/>
+      <w:r>
+        <w:rPr>
+          <w:rFonts w:ascii="Georgia Pro" w:eastAsia="Georgia Pro" w:hAnsi="Georgia Pro" w:cs="Georgia Pro"/>
+          <w:color w:val="000000" w:themeColor="text1"/>
+        </w:rPr>
+        <w:t xml:space="preserve"> </w:t>
+      </w:r>
+      <w:proofErr w:type="spellStart"/>
+      <w:r>
+        <w:rPr>
+          <w:rFonts w:ascii="Georgia Pro" w:eastAsia="Georgia Pro" w:hAnsi="Georgia Pro" w:cs="Georgia Pro"/>
+          <w:color w:val="000000" w:themeColor="text1"/>
+        </w:rPr>
+        <w:t>sql</w:t>
+      </w:r>
+      <w:proofErr w:type="spellEnd"/>
+      <w:r>
+        <w:rPr>
+          <w:rFonts w:ascii="Georgia Pro" w:eastAsia="Georgia Pro" w:hAnsi="Georgia Pro" w:cs="Georgia Pro"/>
+          <w:color w:val="000000" w:themeColor="text1"/>
+        </w:rPr>
+        <w:t xml:space="preserve"> server create \</w:t>
       </w:r>
       <w:r>
         <w:rPr>
@@ -736,12 +856,37 @@
           <w:color w:val="000000" w:themeColor="text1"/>
         </w:rPr>
       </w:pPr>
-      <w:r>
-        <w:rPr>
-          <w:rFonts w:ascii="Georgia Pro" w:eastAsia="Georgia Pro" w:hAnsi="Georgia Pro" w:cs="Georgia Pro"/>
-          <w:color w:val="000000" w:themeColor="text1"/>
-        </w:rPr>
-        <w:t>az sql server firewall-rule create \</w:t>
+      <w:proofErr w:type="spellStart"/>
+      <w:r>
+        <w:rPr>
+          <w:rFonts w:ascii="Georgia Pro" w:eastAsia="Georgia Pro" w:hAnsi="Georgia Pro" w:cs="Georgia Pro"/>
+          <w:color w:val="000000" w:themeColor="text1"/>
+        </w:rPr>
+        <w:t>az</w:t>
+      </w:r>
+      <w:proofErr w:type="spellEnd"/>
+      <w:r>
+        <w:rPr>
+          <w:rFonts w:ascii="Georgia Pro" w:eastAsia="Georgia Pro" w:hAnsi="Georgia Pro" w:cs="Georgia Pro"/>
+          <w:color w:val="000000" w:themeColor="text1"/>
+        </w:rPr>
+        <w:t xml:space="preserve"> </w:t>
+      </w:r>
+      <w:proofErr w:type="spellStart"/>
+      <w:r>
+        <w:rPr>
+          <w:rFonts w:ascii="Georgia Pro" w:eastAsia="Georgia Pro" w:hAnsi="Georgia Pro" w:cs="Georgia Pro"/>
+          <w:color w:val="000000" w:themeColor="text1"/>
+        </w:rPr>
+        <w:t>sql</w:t>
+      </w:r>
+      <w:proofErr w:type="spellEnd"/>
+      <w:r>
+        <w:rPr>
+          <w:rFonts w:ascii="Georgia Pro" w:eastAsia="Georgia Pro" w:hAnsi="Georgia Pro" w:cs="Georgia Pro"/>
+          <w:color w:val="000000" w:themeColor="text1"/>
+        </w:rPr>
+        <w:t xml:space="preserve"> server firewall-rule create \</w:t>
       </w:r>
       <w:r>
         <w:rPr>
@@ -765,7 +910,23 @@
           <w:color w:val="000000" w:themeColor="text1"/>
         </w:rPr>
         <w:br/>
-        <w:t xml:space="preserve">  --name AllowAzureServices \</w:t>
+        <w:t xml:space="preserve">  --name </w:t>
+      </w:r>
+      <w:proofErr w:type="spellStart"/>
+      <w:r>
+        <w:rPr>
+          <w:rFonts w:ascii="Georgia Pro" w:eastAsia="Georgia Pro" w:hAnsi="Georgia Pro" w:cs="Georgia Pro"/>
+          <w:color w:val="000000" w:themeColor="text1"/>
+        </w:rPr>
+        <w:t>AllowAzureServices</w:t>
+      </w:r>
+      <w:proofErr w:type="spellEnd"/>
+      <w:r>
+        <w:rPr>
+          <w:rFonts w:ascii="Georgia Pro" w:eastAsia="Georgia Pro" w:hAnsi="Georgia Pro" w:cs="Georgia Pro"/>
+          <w:color w:val="000000" w:themeColor="text1"/>
+        </w:rPr>
+        <w:t xml:space="preserve"> \</w:t>
       </w:r>
       <w:r>
         <w:rPr>
@@ -773,7 +934,23 @@
           <w:color w:val="000000" w:themeColor="text1"/>
         </w:rPr>
         <w:br/>
-        <w:t xml:space="preserve">  --start-ip-address 0.0.0.0 \</w:t>
+        <w:t xml:space="preserve">  --start-</w:t>
+      </w:r>
+      <w:proofErr w:type="spellStart"/>
+      <w:r>
+        <w:rPr>
+          <w:rFonts w:ascii="Georgia Pro" w:eastAsia="Georgia Pro" w:hAnsi="Georgia Pro" w:cs="Georgia Pro"/>
+          <w:color w:val="000000" w:themeColor="text1"/>
+        </w:rPr>
+        <w:t>ip</w:t>
+      </w:r>
+      <w:proofErr w:type="spellEnd"/>
+      <w:r>
+        <w:rPr>
+          <w:rFonts w:ascii="Georgia Pro" w:eastAsia="Georgia Pro" w:hAnsi="Georgia Pro" w:cs="Georgia Pro"/>
+          <w:color w:val="000000" w:themeColor="text1"/>
+        </w:rPr>
+        <w:t>-address 0.0.0.0 \</w:t>
       </w:r>
       <w:r>
         <w:rPr>
@@ -781,7 +958,23 @@
           <w:color w:val="000000" w:themeColor="text1"/>
         </w:rPr>
         <w:br/>
-        <w:t xml:space="preserve">  --end-ip-address 0.0.0.0</w:t>
+        <w:t xml:space="preserve">  --end-</w:t>
+      </w:r>
+      <w:proofErr w:type="spellStart"/>
+      <w:r>
+        <w:rPr>
+          <w:rFonts w:ascii="Georgia Pro" w:eastAsia="Georgia Pro" w:hAnsi="Georgia Pro" w:cs="Georgia Pro"/>
+          <w:color w:val="000000" w:themeColor="text1"/>
+        </w:rPr>
+        <w:t>ip</w:t>
+      </w:r>
+      <w:proofErr w:type="spellEnd"/>
+      <w:r>
+        <w:rPr>
+          <w:rFonts w:ascii="Georgia Pro" w:eastAsia="Georgia Pro" w:hAnsi="Georgia Pro" w:cs="Georgia Pro"/>
+          <w:color w:val="000000" w:themeColor="text1"/>
+        </w:rPr>
+        <w:t>-address 0.0.0.0</w:t>
       </w:r>
     </w:p>
     <w:p>
@@ -857,12 +1050,53 @@
           <w:color w:val="000000" w:themeColor="text1"/>
         </w:rPr>
       </w:pPr>
-      <w:r>
-        <w:rPr>
-          <w:rFonts w:ascii="Georgia Pro" w:eastAsia="Georgia Pro" w:hAnsi="Georgia Pro" w:cs="Georgia Pro"/>
-          <w:color w:val="000000" w:themeColor="text1"/>
-        </w:rPr>
-        <w:t>az sql db create \</w:t>
+      <w:proofErr w:type="spellStart"/>
+      <w:r>
+        <w:rPr>
+          <w:rFonts w:ascii="Georgia Pro" w:eastAsia="Georgia Pro" w:hAnsi="Georgia Pro" w:cs="Georgia Pro"/>
+          <w:color w:val="000000" w:themeColor="text1"/>
+        </w:rPr>
+        <w:t>az</w:t>
+      </w:r>
+      <w:proofErr w:type="spellEnd"/>
+      <w:r>
+        <w:rPr>
+          <w:rFonts w:ascii="Georgia Pro" w:eastAsia="Georgia Pro" w:hAnsi="Georgia Pro" w:cs="Georgia Pro"/>
+          <w:color w:val="000000" w:themeColor="text1"/>
+        </w:rPr>
+        <w:t xml:space="preserve"> </w:t>
+      </w:r>
+      <w:proofErr w:type="spellStart"/>
+      <w:r>
+        <w:rPr>
+          <w:rFonts w:ascii="Georgia Pro" w:eastAsia="Georgia Pro" w:hAnsi="Georgia Pro" w:cs="Georgia Pro"/>
+          <w:color w:val="000000" w:themeColor="text1"/>
+        </w:rPr>
+        <w:t>sql</w:t>
+      </w:r>
+      <w:proofErr w:type="spellEnd"/>
+      <w:r>
+        <w:rPr>
+          <w:rFonts w:ascii="Georgia Pro" w:eastAsia="Georgia Pro" w:hAnsi="Georgia Pro" w:cs="Georgia Pro"/>
+          <w:color w:val="000000" w:themeColor="text1"/>
+        </w:rPr>
+        <w:t xml:space="preserve"> </w:t>
+      </w:r>
+      <w:proofErr w:type="spellStart"/>
+      <w:r>
+        <w:rPr>
+          <w:rFonts w:ascii="Georgia Pro" w:eastAsia="Georgia Pro" w:hAnsi="Georgia Pro" w:cs="Georgia Pro"/>
+          <w:color w:val="000000" w:themeColor="text1"/>
+        </w:rPr>
+        <w:t>db</w:t>
+      </w:r>
+      <w:proofErr w:type="spellEnd"/>
+      <w:r>
+        <w:rPr>
+          <w:rFonts w:ascii="Georgia Pro" w:eastAsia="Georgia Pro" w:hAnsi="Georgia Pro" w:cs="Georgia Pro"/>
+          <w:color w:val="000000" w:themeColor="text1"/>
+        </w:rPr>
+        <w:t xml:space="preserve"> create \</w:t>
       </w:r>
     </w:p>
     <w:p>
@@ -1024,12 +1258,37 @@
           <w:color w:val="000000" w:themeColor="text1"/>
         </w:rPr>
       </w:pPr>
-      <w:r>
-        <w:rPr>
-          <w:rFonts w:ascii="Georgia Pro" w:eastAsia="Georgia Pro" w:hAnsi="Georgia Pro" w:cs="Georgia Pro"/>
-          <w:color w:val="000000" w:themeColor="text1"/>
-        </w:rPr>
-        <w:t>az sql server show \</w:t>
+      <w:proofErr w:type="spellStart"/>
+      <w:r>
+        <w:rPr>
+          <w:rFonts w:ascii="Georgia Pro" w:eastAsia="Georgia Pro" w:hAnsi="Georgia Pro" w:cs="Georgia Pro"/>
+          <w:color w:val="000000" w:themeColor="text1"/>
+        </w:rPr>
+        <w:t>az</w:t>
+      </w:r>
+      <w:proofErr w:type="spellEnd"/>
+      <w:r>
+        <w:rPr>
+          <w:rFonts w:ascii="Georgia Pro" w:eastAsia="Georgia Pro" w:hAnsi="Georgia Pro" w:cs="Georgia Pro"/>
+          <w:color w:val="000000" w:themeColor="text1"/>
+        </w:rPr>
+        <w:t xml:space="preserve"> </w:t>
+      </w:r>
+      <w:proofErr w:type="spellStart"/>
+      <w:r>
+        <w:rPr>
+          <w:rFonts w:ascii="Georgia Pro" w:eastAsia="Georgia Pro" w:hAnsi="Georgia Pro" w:cs="Georgia Pro"/>
+          <w:color w:val="000000" w:themeColor="text1"/>
+        </w:rPr>
+        <w:t>sql</w:t>
+      </w:r>
+      <w:proofErr w:type="spellEnd"/>
+      <w:r>
+        <w:rPr>
+          <w:rFonts w:ascii="Georgia Pro" w:eastAsia="Georgia Pro" w:hAnsi="Georgia Pro" w:cs="Georgia Pro"/>
+          <w:color w:val="000000" w:themeColor="text1"/>
+        </w:rPr>
+        <w:t xml:space="preserve"> server show \</w:t>
       </w:r>
       <w:r>
         <w:rPr>
@@ -1053,7 +1312,23 @@
           <w:color w:val="000000" w:themeColor="text1"/>
         </w:rPr>
         <w:br/>
-        <w:t xml:space="preserve">  --query fullyQualifiedDomainName \</w:t>
+        <w:t xml:space="preserve">  --query </w:t>
+      </w:r>
+      <w:proofErr w:type="spellStart"/>
+      <w:r>
+        <w:rPr>
+          <w:rFonts w:ascii="Georgia Pro" w:eastAsia="Georgia Pro" w:hAnsi="Georgia Pro" w:cs="Georgia Pro"/>
+          <w:color w:val="000000" w:themeColor="text1"/>
+        </w:rPr>
+        <w:t>fullyQualifiedDomainName</w:t>
+      </w:r>
+      <w:proofErr w:type="spellEnd"/>
+      <w:r>
+        <w:rPr>
+          <w:rFonts w:ascii="Georgia Pro" w:eastAsia="Georgia Pro" w:hAnsi="Georgia Pro" w:cs="Georgia Pro"/>
+          <w:color w:val="000000" w:themeColor="text1"/>
+        </w:rPr>
+        <w:t xml:space="preserve"> \</w:t>
       </w:r>
       <w:r>
         <w:rPr>
@@ -1061,8 +1336,17 @@
           <w:color w:val="000000" w:themeColor="text1"/>
         </w:rPr>
         <w:br/>
-        <w:t xml:space="preserve">  --output tsv</w:t>
-      </w:r>
+        <w:t xml:space="preserve">  --output </w:t>
+      </w:r>
+      <w:proofErr w:type="spellStart"/>
+      <w:r>
+        <w:rPr>
+          <w:rFonts w:ascii="Georgia Pro" w:eastAsia="Georgia Pro" w:hAnsi="Georgia Pro" w:cs="Georgia Pro"/>
+          <w:color w:val="000000" w:themeColor="text1"/>
+        </w:rPr>
+        <w:t>tsv</w:t>
+      </w:r>
+      <w:proofErr w:type="spellEnd"/>
     </w:p>
     <w:p>
       <w:pPr>
@@ -1190,6 +1474,42 @@
     </w:p>
     <w:p>
       <w:pPr>
+        <w:spacing w:after="0" w:line="480" w:lineRule="auto"/>
+        <w:rPr>
+          <w:rFonts w:ascii="Georgia Pro" w:eastAsia="Georgia Pro" w:hAnsi="Georgia Pro" w:cs="Georgia Pro"/>
+          <w:b/>
+          <w:bCs/>
+          <w:color w:val="000000" w:themeColor="text1"/>
+        </w:rPr>
+      </w:pPr>
+      <w:r>
+        <w:rPr>
+          <w:rFonts w:ascii="Georgia Pro" w:eastAsia="Georgia Pro" w:hAnsi="Georgia Pro" w:cs="Georgia Pro"/>
+          <w:color w:val="000000" w:themeColor="text1"/>
+        </w:rPr>
+        <w:t>VM_NAME</w:t>
+      </w:r>
+      <w:r>
+        <w:rPr>
+          <w:rFonts w:ascii="Georgia Pro" w:eastAsia="Georgia Pro" w:hAnsi="Georgia Pro" w:cs="Georgia Pro"/>
+          <w:color w:val="000000" w:themeColor="text1"/>
+        </w:rPr>
+        <w:t>= “VM-1”</w:t>
+      </w:r>
+    </w:p>
+    <w:p>
+      <w:pPr>
+        <w:spacing w:after="0" w:line="480" w:lineRule="auto"/>
+        <w:rPr>
+          <w:rFonts w:ascii="Georgia Pro" w:eastAsia="Georgia Pro" w:hAnsi="Georgia Pro" w:cs="Georgia Pro"/>
+          <w:b/>
+          <w:bCs/>
+          <w:color w:val="000000" w:themeColor="text1"/>
+        </w:rPr>
+      </w:pPr>
+    </w:p>
+    <w:p>
+      <w:pPr>
         <w:pBdr>
           <w:top w:val="single" w:sz="4" w:space="1" w:color="auto"/>
           <w:left w:val="single" w:sz="4" w:space="4" w:color="auto"/>
@@ -1203,12 +1523,37 @@
           <w:color w:val="000000" w:themeColor="text1"/>
         </w:rPr>
       </w:pPr>
-      <w:r>
-        <w:rPr>
-          <w:rFonts w:ascii="Georgia Pro" w:eastAsia="Georgia Pro" w:hAnsi="Georgia Pro" w:cs="Georgia Pro"/>
-          <w:color w:val="000000" w:themeColor="text1"/>
-        </w:rPr>
-        <w:t>az vm create \</w:t>
+      <w:proofErr w:type="spellStart"/>
+      <w:r>
+        <w:rPr>
+          <w:rFonts w:ascii="Georgia Pro" w:eastAsia="Georgia Pro" w:hAnsi="Georgia Pro" w:cs="Georgia Pro"/>
+          <w:color w:val="000000" w:themeColor="text1"/>
+        </w:rPr>
+        <w:t>az</w:t>
+      </w:r>
+      <w:proofErr w:type="spellEnd"/>
+      <w:r>
+        <w:rPr>
+          <w:rFonts w:ascii="Georgia Pro" w:eastAsia="Georgia Pro" w:hAnsi="Georgia Pro" w:cs="Georgia Pro"/>
+          <w:color w:val="000000" w:themeColor="text1"/>
+        </w:rPr>
+        <w:t xml:space="preserve"> </w:t>
+      </w:r>
+      <w:proofErr w:type="spellStart"/>
+      <w:r>
+        <w:rPr>
+          <w:rFonts w:ascii="Georgia Pro" w:eastAsia="Georgia Pro" w:hAnsi="Georgia Pro" w:cs="Georgia Pro"/>
+          <w:color w:val="000000" w:themeColor="text1"/>
+        </w:rPr>
+        <w:t>vm</w:t>
+      </w:r>
+      <w:proofErr w:type="spellEnd"/>
+      <w:r>
+        <w:rPr>
+          <w:rFonts w:ascii="Georgia Pro" w:eastAsia="Georgia Pro" w:hAnsi="Georgia Pro" w:cs="Georgia Pro"/>
+          <w:color w:val="000000" w:themeColor="text1"/>
+        </w:rPr>
+        <w:t xml:space="preserve"> create \</w:t>
       </w:r>
     </w:p>
     <w:p>
@@ -1277,7 +1622,23 @@
           <w:rFonts w:ascii="Georgia Pro" w:eastAsia="Georgia Pro" w:hAnsi="Georgia Pro" w:cs="Georgia Pro"/>
           <w:color w:val="000000" w:themeColor="text1"/>
         </w:rPr>
-        <w:t xml:space="preserve">  --image Canonical:0001-com-ubuntu-server-focal:20_04-lts-gen2:latest \</w:t>
+        <w:t xml:space="preserve">  --image Canonical:0001-com-ubuntu-server-focal:20_04-lts-gen</w:t>
+      </w:r>
+      <w:proofErr w:type="gramStart"/>
+      <w:r>
+        <w:rPr>
+          <w:rFonts w:ascii="Georgia Pro" w:eastAsia="Georgia Pro" w:hAnsi="Georgia Pro" w:cs="Georgia Pro"/>
+          <w:color w:val="000000" w:themeColor="text1"/>
+        </w:rPr>
+        <w:t>2:latest</w:t>
+      </w:r>
+      <w:proofErr w:type="gramEnd"/>
+      <w:r>
+        <w:rPr>
+          <w:rFonts w:ascii="Georgia Pro" w:eastAsia="Georgia Pro" w:hAnsi="Georgia Pro" w:cs="Georgia Pro"/>
+          <w:color w:val="000000" w:themeColor="text1"/>
+        </w:rPr>
+        <w:t xml:space="preserve"> \</w:t>
       </w:r>
     </w:p>
     <w:p>
@@ -1323,7 +1684,39 @@
           <w:rFonts w:ascii="Georgia Pro" w:eastAsia="Georgia Pro" w:hAnsi="Georgia Pro" w:cs="Georgia Pro"/>
           <w:color w:val="000000" w:themeColor="text1"/>
         </w:rPr>
-        <w:t xml:space="preserve">  --storage-sku Standard_LRS \</w:t>
+        <w:t xml:space="preserve">  --storage-</w:t>
+      </w:r>
+      <w:proofErr w:type="spellStart"/>
+      <w:r>
+        <w:rPr>
+          <w:rFonts w:ascii="Georgia Pro" w:eastAsia="Georgia Pro" w:hAnsi="Georgia Pro" w:cs="Georgia Pro"/>
+          <w:color w:val="000000" w:themeColor="text1"/>
+        </w:rPr>
+        <w:t>sku</w:t>
+      </w:r>
+      <w:proofErr w:type="spellEnd"/>
+      <w:r>
+        <w:rPr>
+          <w:rFonts w:ascii="Georgia Pro" w:eastAsia="Georgia Pro" w:hAnsi="Georgia Pro" w:cs="Georgia Pro"/>
+          <w:color w:val="000000" w:themeColor="text1"/>
+        </w:rPr>
+        <w:t xml:space="preserve"> </w:t>
+      </w:r>
+      <w:proofErr w:type="spellStart"/>
+      <w:r>
+        <w:rPr>
+          <w:rFonts w:ascii="Georgia Pro" w:eastAsia="Georgia Pro" w:hAnsi="Georgia Pro" w:cs="Georgia Pro"/>
+          <w:color w:val="000000" w:themeColor="text1"/>
+        </w:rPr>
+        <w:t>Standard_LRS</w:t>
+      </w:r>
+      <w:proofErr w:type="spellEnd"/>
+      <w:r>
+        <w:rPr>
+          <w:rFonts w:ascii="Georgia Pro" w:eastAsia="Georgia Pro" w:hAnsi="Georgia Pro" w:cs="Georgia Pro"/>
+          <w:color w:val="000000" w:themeColor="text1"/>
+        </w:rPr>
+        <w:t xml:space="preserve"> \</w:t>
       </w:r>
     </w:p>
     <w:p>
@@ -1346,7 +1739,23 @@
           <w:rFonts w:ascii="Georgia Pro" w:eastAsia="Georgia Pro" w:hAnsi="Georgia Pro" w:cs="Georgia Pro"/>
           <w:color w:val="000000" w:themeColor="text1"/>
         </w:rPr>
-        <w:t xml:space="preserve">  --admin-username azureuser \</w:t>
+        <w:t xml:space="preserve">  --admin-username </w:t>
+      </w:r>
+      <w:proofErr w:type="spellStart"/>
+      <w:r>
+        <w:rPr>
+          <w:rFonts w:ascii="Georgia Pro" w:eastAsia="Georgia Pro" w:hAnsi="Georgia Pro" w:cs="Georgia Pro"/>
+          <w:color w:val="000000" w:themeColor="text1"/>
+        </w:rPr>
+        <w:t>azureuser</w:t>
+      </w:r>
+      <w:proofErr w:type="spellEnd"/>
+      <w:r>
+        <w:rPr>
+          <w:rFonts w:ascii="Georgia Pro" w:eastAsia="Georgia Pro" w:hAnsi="Georgia Pro" w:cs="Georgia Pro"/>
+          <w:color w:val="000000" w:themeColor="text1"/>
+        </w:rPr>
+        <w:t xml:space="preserve"> \</w:t>
       </w:r>
     </w:p>
     <w:p>
@@ -1434,12 +1843,37 @@
           <w:color w:val="000000" w:themeColor="text1"/>
         </w:rPr>
       </w:pPr>
-      <w:r>
-        <w:rPr>
-          <w:rFonts w:ascii="Georgia Pro" w:eastAsia="Georgia Pro" w:hAnsi="Georgia Pro" w:cs="Georgia Pro"/>
-          <w:color w:val="000000" w:themeColor="text1"/>
-        </w:rPr>
-        <w:t>az vm open-port \</w:t>
+      <w:proofErr w:type="spellStart"/>
+      <w:r>
+        <w:rPr>
+          <w:rFonts w:ascii="Georgia Pro" w:eastAsia="Georgia Pro" w:hAnsi="Georgia Pro" w:cs="Georgia Pro"/>
+          <w:color w:val="000000" w:themeColor="text1"/>
+        </w:rPr>
+        <w:t>az</w:t>
+      </w:r>
+      <w:proofErr w:type="spellEnd"/>
+      <w:r>
+        <w:rPr>
+          <w:rFonts w:ascii="Georgia Pro" w:eastAsia="Georgia Pro" w:hAnsi="Georgia Pro" w:cs="Georgia Pro"/>
+          <w:color w:val="000000" w:themeColor="text1"/>
+        </w:rPr>
+        <w:t xml:space="preserve"> </w:t>
+      </w:r>
+      <w:proofErr w:type="spellStart"/>
+      <w:r>
+        <w:rPr>
+          <w:rFonts w:ascii="Georgia Pro" w:eastAsia="Georgia Pro" w:hAnsi="Georgia Pro" w:cs="Georgia Pro"/>
+          <w:color w:val="000000" w:themeColor="text1"/>
+        </w:rPr>
+        <w:t>vm</w:t>
+      </w:r>
+      <w:proofErr w:type="spellEnd"/>
+      <w:r>
+        <w:rPr>
+          <w:rFonts w:ascii="Georgia Pro" w:eastAsia="Georgia Pro" w:hAnsi="Georgia Pro" w:cs="Georgia Pro"/>
+          <w:color w:val="000000" w:themeColor="text1"/>
+        </w:rPr>
+        <w:t xml:space="preserve"> open-port \</w:t>
       </w:r>
       <w:r>
         <w:rPr>
@@ -1480,7 +1914,7 @@
           <w:color w:val="000000" w:themeColor="text1"/>
         </w:rPr>
         <w:pict w14:anchorId="5E6F5CB6">
-          <v:rect id="_x0000_i1042" style="width:0;height:1.5pt" o:hralign="center" o:hrstd="t" o:hr="t" fillcolor="#a0a0a0" stroked="f"/>
+          <v:rect id="_x0000_i1033" style="width:0;height:1.5pt" o:hralign="center" o:hrstd="t" o:hr="t" fillcolor="#a0a0a0" stroked="f"/>
         </w:pict>
       </w:r>
     </w:p>
@@ -1537,12 +1971,37 @@
           <w:color w:val="000000" w:themeColor="text1"/>
         </w:rPr>
       </w:pPr>
-      <w:r>
-        <w:rPr>
-          <w:rFonts w:ascii="Georgia Pro" w:eastAsia="Georgia Pro" w:hAnsi="Georgia Pro" w:cs="Georgia Pro"/>
-          <w:color w:val="000000" w:themeColor="text1"/>
-        </w:rPr>
-        <w:t>az vm show \</w:t>
+      <w:proofErr w:type="spellStart"/>
+      <w:r>
+        <w:rPr>
+          <w:rFonts w:ascii="Georgia Pro" w:eastAsia="Georgia Pro" w:hAnsi="Georgia Pro" w:cs="Georgia Pro"/>
+          <w:color w:val="000000" w:themeColor="text1"/>
+        </w:rPr>
+        <w:t>az</w:t>
+      </w:r>
+      <w:proofErr w:type="spellEnd"/>
+      <w:r>
+        <w:rPr>
+          <w:rFonts w:ascii="Georgia Pro" w:eastAsia="Georgia Pro" w:hAnsi="Georgia Pro" w:cs="Georgia Pro"/>
+          <w:color w:val="000000" w:themeColor="text1"/>
+        </w:rPr>
+        <w:t xml:space="preserve"> </w:t>
+      </w:r>
+      <w:proofErr w:type="spellStart"/>
+      <w:r>
+        <w:rPr>
+          <w:rFonts w:ascii="Georgia Pro" w:eastAsia="Georgia Pro" w:hAnsi="Georgia Pro" w:cs="Georgia Pro"/>
+          <w:color w:val="000000" w:themeColor="text1"/>
+        </w:rPr>
+        <w:t>vm</w:t>
+      </w:r>
+      <w:proofErr w:type="spellEnd"/>
+      <w:r>
+        <w:rPr>
+          <w:rFonts w:ascii="Georgia Pro" w:eastAsia="Georgia Pro" w:hAnsi="Georgia Pro" w:cs="Georgia Pro"/>
+          <w:color w:val="000000" w:themeColor="text1"/>
+        </w:rPr>
+        <w:t xml:space="preserve"> show \</w:t>
       </w:r>
       <w:r>
         <w:rPr>
@@ -1574,7 +2033,23 @@
           <w:color w:val="000000" w:themeColor="text1"/>
         </w:rPr>
         <w:br/>
-        <w:t>--query publicIps \</w:t>
+        <w:t xml:space="preserve">--query </w:t>
+      </w:r>
+      <w:proofErr w:type="spellStart"/>
+      <w:r>
+        <w:rPr>
+          <w:rFonts w:ascii="Georgia Pro" w:eastAsia="Georgia Pro" w:hAnsi="Georgia Pro" w:cs="Georgia Pro"/>
+          <w:color w:val="000000" w:themeColor="text1"/>
+        </w:rPr>
+        <w:t>publicIps</w:t>
+      </w:r>
+      <w:proofErr w:type="spellEnd"/>
+      <w:r>
+        <w:rPr>
+          <w:rFonts w:ascii="Georgia Pro" w:eastAsia="Georgia Pro" w:hAnsi="Georgia Pro" w:cs="Georgia Pro"/>
+          <w:color w:val="000000" w:themeColor="text1"/>
+        </w:rPr>
+        <w:t xml:space="preserve"> \</w:t>
       </w:r>
       <w:r>
         <w:rPr>
@@ -1582,8 +2057,17 @@
           <w:color w:val="000000" w:themeColor="text1"/>
         </w:rPr>
         <w:br/>
-        <w:t>-o tsv</w:t>
-      </w:r>
+        <w:t xml:space="preserve">-o </w:t>
+      </w:r>
+      <w:proofErr w:type="spellStart"/>
+      <w:r>
+        <w:rPr>
+          <w:rFonts w:ascii="Georgia Pro" w:eastAsia="Georgia Pro" w:hAnsi="Georgia Pro" w:cs="Georgia Pro"/>
+          <w:color w:val="000000" w:themeColor="text1"/>
+        </w:rPr>
+        <w:t>tsv</w:t>
+      </w:r>
+      <w:proofErr w:type="spellEnd"/>
     </w:p>
     <w:p>
       <w:pPr>
@@ -1623,8 +2107,9 @@
           <w:rFonts w:ascii="Georgia Pro" w:eastAsia="Georgia Pro" w:hAnsi="Georgia Pro" w:cs="Georgia Pro"/>
           <w:color w:val="000000" w:themeColor="text1"/>
         </w:rPr>
+        <w:lastRenderedPageBreak/>
         <w:pict w14:anchorId="714487C2">
-          <v:rect id="_x0000_i1043" style="width:0;height:1.5pt" o:hralign="center" o:hrstd="t" o:hr="t" fillcolor="#a0a0a0" stroked="f"/>
+          <v:rect id="_x0000_i1034" style="width:0;height:1.5pt" o:hralign="center" o:hrstd="t" o:hr="t" fillcolor="#a0a0a0" stroked="f"/>
         </w:pict>
       </w:r>
     </w:p>
@@ -1656,7 +2141,6 @@
           <w:bCs/>
           <w:color w:val="000000" w:themeColor="text1"/>
         </w:rPr>
-        <w:lastRenderedPageBreak/>
         <w:t xml:space="preserve">Step </w:t>
       </w:r>
       <w:r>
@@ -1698,7 +2182,32 @@
           <w:rFonts w:ascii="Georgia Pro" w:eastAsia="Georgia Pro" w:hAnsi="Georgia Pro" w:cs="Georgia Pro"/>
           <w:color w:val="000000" w:themeColor="text1"/>
         </w:rPr>
-        <w:t>ssh azureuser@&lt;VM_PUBLIC_IP&gt;</w:t>
+        <w:t xml:space="preserve">ssh </w:t>
+      </w:r>
+      <w:proofErr w:type="spellStart"/>
+      <w:proofErr w:type="gramStart"/>
+      <w:r>
+        <w:rPr>
+          <w:rFonts w:ascii="Georgia Pro" w:eastAsia="Georgia Pro" w:hAnsi="Georgia Pro" w:cs="Georgia Pro"/>
+          <w:color w:val="000000" w:themeColor="text1"/>
+        </w:rPr>
+        <w:t>azureuser</w:t>
+      </w:r>
+      <w:proofErr w:type="spellEnd"/>
+      <w:r>
+        <w:rPr>
+          <w:rFonts w:ascii="Georgia Pro" w:eastAsia="Georgia Pro" w:hAnsi="Georgia Pro" w:cs="Georgia Pro"/>
+          <w:color w:val="000000" w:themeColor="text1"/>
+        </w:rPr>
+        <w:t>@</w:t>
+      </w:r>
+      <w:proofErr w:type="gramEnd"/>
+      <w:r>
+        <w:rPr>
+          <w:rFonts w:ascii="Georgia Pro" w:eastAsia="Georgia Pro" w:hAnsi="Georgia Pro" w:cs="Georgia Pro"/>
+          <w:color w:val="000000" w:themeColor="text1"/>
+        </w:rPr>
+        <w:t>&lt;VM_PUBLIC_IP&gt;</w:t>
       </w:r>
     </w:p>
     <w:p>
@@ -1815,6 +2324,7 @@
         </w:rPr>
         <w:t xml:space="preserve">Create VM and Insall </w:t>
       </w:r>
+      <w:proofErr w:type="gramStart"/>
       <w:r>
         <w:rPr>
           <w:rFonts w:ascii="Georgia Pro" w:eastAsia="Georgia Pro" w:hAnsi="Georgia Pro" w:cs="Georgia Pro"/>
@@ -1831,7 +2341,17 @@
           <w:bCs/>
           <w:color w:val="000000" w:themeColor="text1"/>
         </w:rPr>
-        <w:t xml:space="preserve"> and </w:t>
+        <w:t xml:space="preserve"> and</w:t>
+      </w:r>
+      <w:proofErr w:type="gramEnd"/>
+      <w:r>
+        <w:rPr>
+          <w:rFonts w:ascii="Georgia Pro" w:eastAsia="Georgia Pro" w:hAnsi="Georgia Pro" w:cs="Georgia Pro"/>
+          <w:b/>
+          <w:bCs/>
+          <w:color w:val="000000" w:themeColor="text1"/>
+        </w:rPr>
+        <w:t xml:space="preserve"> </w:t>
       </w:r>
       <w:r>
         <w:rPr>
@@ -1858,12 +2378,21 @@
         </w:rPr>
         <w:t xml:space="preserve">Create a VM and Install </w:t>
       </w:r>
-      <w:r>
-        <w:rPr>
-          <w:rFonts w:ascii="Georgia Pro" w:eastAsia="Georgia Pro" w:hAnsi="Georgia Pro" w:cs="Georgia Pro"/>
-          <w:color w:val="000000" w:themeColor="text1"/>
-        </w:rPr>
-        <w:t xml:space="preserve">mssql-tools </w:t>
+      <w:proofErr w:type="spellStart"/>
+      <w:r>
+        <w:rPr>
+          <w:rFonts w:ascii="Georgia Pro" w:eastAsia="Georgia Pro" w:hAnsi="Georgia Pro" w:cs="Georgia Pro"/>
+          <w:color w:val="000000" w:themeColor="text1"/>
+        </w:rPr>
+        <w:t>mssql</w:t>
+      </w:r>
+      <w:proofErr w:type="spellEnd"/>
+      <w:r>
+        <w:rPr>
+          <w:rFonts w:ascii="Georgia Pro" w:eastAsia="Georgia Pro" w:hAnsi="Georgia Pro" w:cs="Georgia Pro"/>
+          <w:color w:val="000000" w:themeColor="text1"/>
+        </w:rPr>
+        <w:t xml:space="preserve">-tools </w:t>
       </w:r>
       <w:r>
         <w:rPr>
@@ -1871,6 +2400,22 @@
           <w:color w:val="000000" w:themeColor="text1"/>
         </w:rPr>
         <w:t>in VM</w:t>
+      </w:r>
+    </w:p>
+    <w:p>
+      <w:pPr>
+        <w:spacing w:after="0" w:line="480" w:lineRule="auto"/>
+        <w:rPr>
+          <w:rFonts w:ascii="Georgia Pro" w:eastAsia="Georgia Pro" w:hAnsi="Georgia Pro" w:cs="Georgia Pro"/>
+          <w:color w:val="000000" w:themeColor="text1"/>
+        </w:rPr>
+      </w:pPr>
+      <w:r>
+        <w:rPr>
+          <w:rFonts w:ascii="Georgia Pro" w:eastAsia="Georgia Pro" w:hAnsi="Georgia Pro" w:cs="Georgia Pro"/>
+          <w:color w:val="000000" w:themeColor="text1"/>
+        </w:rPr>
+        <w:t>Inside VM:</w:t>
       </w:r>
     </w:p>
     <w:p>
@@ -1888,12 +2433,59 @@
           <w:color w:val="000000" w:themeColor="text1"/>
         </w:rPr>
       </w:pPr>
-      <w:r>
-        <w:rPr>
-          <w:rFonts w:ascii="Georgia Pro" w:eastAsia="Georgia Pro" w:hAnsi="Georgia Pro" w:cs="Georgia Pro"/>
-          <w:color w:val="000000" w:themeColor="text1"/>
-        </w:rPr>
-        <w:t>sudo apt update</w:t>
+      <w:proofErr w:type="spellStart"/>
+      <w:r>
+        <w:rPr>
+          <w:rFonts w:ascii="Georgia Pro" w:eastAsia="Georgia Pro" w:hAnsi="Georgia Pro" w:cs="Georgia Pro"/>
+          <w:color w:val="000000" w:themeColor="text1"/>
+        </w:rPr>
+        <w:t>sudo</w:t>
+      </w:r>
+      <w:proofErr w:type="spellEnd"/>
+      <w:r>
+        <w:rPr>
+          <w:rFonts w:ascii="Georgia Pro" w:eastAsia="Georgia Pro" w:hAnsi="Georgia Pro" w:cs="Georgia Pro"/>
+          <w:color w:val="000000" w:themeColor="text1"/>
+        </w:rPr>
+        <w:t xml:space="preserve"> apt update</w:t>
+      </w:r>
+    </w:p>
+    <w:p>
+      <w:pPr>
+        <w:spacing w:after="0" w:line="480" w:lineRule="auto"/>
+        <w:rPr>
+          <w:rFonts w:ascii="Georgia Pro" w:eastAsia="Georgia Pro" w:hAnsi="Georgia Pro" w:cs="Georgia Pro"/>
+          <w:color w:val="000000" w:themeColor="text1"/>
+        </w:rPr>
+      </w:pPr>
+      <w:r>
+        <w:rPr>
+          <w:rFonts w:ascii="Georgia Pro" w:eastAsia="Georgia Pro" w:hAnsi="Georgia Pro" w:cs="Georgia Pro"/>
+          <w:color w:val="000000" w:themeColor="text1"/>
+        </w:rPr>
+        <w:pict w14:anchorId="645B0D06">
+          <v:rect id="_x0000_i1038" style="width:0;height:1.5pt" o:hralign="center" o:hrstd="t" o:hr="t" fillcolor="#a0a0a0" stroked="f"/>
+        </w:pict>
+      </w:r>
+    </w:p>
+    <w:p>
+      <w:pPr>
+        <w:spacing w:after="0" w:line="480" w:lineRule="auto"/>
+        <w:rPr>
+          <w:rFonts w:ascii="Georgia Pro" w:eastAsia="Georgia Pro" w:hAnsi="Georgia Pro" w:cs="Georgia Pro"/>
+          <w:b/>
+          <w:bCs/>
+          <w:color w:val="000000" w:themeColor="text1"/>
+        </w:rPr>
+      </w:pPr>
+      <w:r>
+        <w:rPr>
+          <w:rFonts w:ascii="Georgia Pro" w:eastAsia="Georgia Pro" w:hAnsi="Georgia Pro" w:cs="Georgia Pro"/>
+          <w:b/>
+          <w:bCs/>
+          <w:color w:val="000000" w:themeColor="text1"/>
+        </w:rPr>
+        <w:t>Step 11: Install Python and Pip</w:t>
       </w:r>
     </w:p>
     <w:p>
@@ -1911,6 +2503,71 @@
           <w:color w:val="000000" w:themeColor="text1"/>
         </w:rPr>
       </w:pPr>
+      <w:proofErr w:type="spellStart"/>
+      <w:r>
+        <w:rPr>
+          <w:rFonts w:ascii="Georgia Pro" w:eastAsia="Georgia Pro" w:hAnsi="Georgia Pro" w:cs="Georgia Pro"/>
+          <w:color w:val="000000" w:themeColor="text1"/>
+        </w:rPr>
+        <w:t>sudo</w:t>
+      </w:r>
+      <w:proofErr w:type="spellEnd"/>
+      <w:r>
+        <w:rPr>
+          <w:rFonts w:ascii="Georgia Pro" w:eastAsia="Georgia Pro" w:hAnsi="Georgia Pro" w:cs="Georgia Pro"/>
+          <w:color w:val="000000" w:themeColor="text1"/>
+        </w:rPr>
+        <w:t xml:space="preserve"> apt install python3-pip -y</w:t>
+      </w:r>
+    </w:p>
+    <w:p>
+      <w:pPr>
+        <w:spacing w:after="0" w:line="480" w:lineRule="auto"/>
+        <w:rPr>
+          <w:rFonts w:ascii="Georgia Pro" w:eastAsia="Georgia Pro" w:hAnsi="Georgia Pro" w:cs="Georgia Pro"/>
+          <w:color w:val="000000" w:themeColor="text1"/>
+        </w:rPr>
+      </w:pPr>
+      <w:r>
+        <w:rPr>
+          <w:rFonts w:ascii="Georgia Pro" w:eastAsia="Georgia Pro" w:hAnsi="Georgia Pro" w:cs="Georgia Pro"/>
+          <w:color w:val="000000" w:themeColor="text1"/>
+        </w:rPr>
+        <w:pict w14:anchorId="140F86A9">
+          <v:rect id="_x0000_i1039" style="width:0;height:1.5pt" o:hralign="center" o:hrstd="t" o:hr="t" fillcolor="#a0a0a0" stroked="f"/>
+        </w:pict>
+      </w:r>
+    </w:p>
+    <w:p>
+      <w:pPr>
+        <w:spacing w:after="0" w:line="480" w:lineRule="auto"/>
+        <w:rPr>
+          <w:rFonts w:ascii="Georgia Pro" w:eastAsia="Georgia Pro" w:hAnsi="Georgia Pro" w:cs="Georgia Pro"/>
+          <w:b/>
+          <w:bCs/>
+          <w:color w:val="000000" w:themeColor="text1"/>
+        </w:rPr>
+      </w:pPr>
+    </w:p>
+    <w:p>
+      <w:pPr>
+        <w:spacing w:after="0" w:line="480" w:lineRule="auto"/>
+        <w:rPr>
+          <w:rFonts w:ascii="Georgia Pro" w:eastAsia="Georgia Pro" w:hAnsi="Georgia Pro" w:cs="Georgia Pro"/>
+          <w:b/>
+          <w:bCs/>
+          <w:color w:val="000000" w:themeColor="text1"/>
+        </w:rPr>
+      </w:pPr>
+      <w:r>
+        <w:rPr>
+          <w:rFonts w:ascii="Georgia Pro" w:eastAsia="Georgia Pro" w:hAnsi="Georgia Pro" w:cs="Georgia Pro"/>
+          <w:b/>
+          <w:bCs/>
+          <w:color w:val="000000" w:themeColor="text1"/>
+        </w:rPr>
+        <w:t>Step 12: Install Required Utilities</w:t>
+      </w:r>
     </w:p>
     <w:p>
       <w:pPr>
@@ -1927,12 +2584,59 @@
           <w:color w:val="000000" w:themeColor="text1"/>
         </w:rPr>
       </w:pPr>
-      <w:r>
-        <w:rPr>
-          <w:rFonts w:ascii="Georgia Pro" w:eastAsia="Georgia Pro" w:hAnsi="Georgia Pro" w:cs="Georgia Pro"/>
-          <w:color w:val="000000" w:themeColor="text1"/>
-        </w:rPr>
-        <w:t>sudo apt install curl apt-transport-https ca-certificates gnupg -y</w:t>
+      <w:proofErr w:type="spellStart"/>
+      <w:r>
+        <w:rPr>
+          <w:rFonts w:ascii="Georgia Pro" w:eastAsia="Georgia Pro" w:hAnsi="Georgia Pro" w:cs="Georgia Pro"/>
+          <w:color w:val="000000" w:themeColor="text1"/>
+        </w:rPr>
+        <w:t>sudo</w:t>
+      </w:r>
+      <w:proofErr w:type="spellEnd"/>
+      <w:r>
+        <w:rPr>
+          <w:rFonts w:ascii="Georgia Pro" w:eastAsia="Georgia Pro" w:hAnsi="Georgia Pro" w:cs="Georgia Pro"/>
+          <w:color w:val="000000" w:themeColor="text1"/>
+        </w:rPr>
+        <w:t xml:space="preserve"> apt install curl apt-transport-https gnupg2 software-properties-common -y</w:t>
+      </w:r>
+    </w:p>
+    <w:p>
+      <w:pPr>
+        <w:spacing w:after="0" w:line="480" w:lineRule="auto"/>
+        <w:rPr>
+          <w:rFonts w:ascii="Georgia Pro" w:eastAsia="Georgia Pro" w:hAnsi="Georgia Pro" w:cs="Georgia Pro"/>
+          <w:color w:val="000000" w:themeColor="text1"/>
+        </w:rPr>
+      </w:pPr>
+      <w:r>
+        <w:rPr>
+          <w:rFonts w:ascii="Georgia Pro" w:eastAsia="Georgia Pro" w:hAnsi="Georgia Pro" w:cs="Georgia Pro"/>
+          <w:color w:val="000000" w:themeColor="text1"/>
+        </w:rPr>
+        <w:pict w14:anchorId="32ADAEF4">
+          <v:rect id="_x0000_i1040" style="width:0;height:1.5pt" o:hralign="center" o:hrstd="t" o:hr="t" fillcolor="#a0a0a0" stroked="f"/>
+        </w:pict>
+      </w:r>
+    </w:p>
+    <w:p>
+      <w:pPr>
+        <w:spacing w:after="0" w:line="480" w:lineRule="auto"/>
+        <w:rPr>
+          <w:rFonts w:ascii="Georgia Pro" w:eastAsia="Georgia Pro" w:hAnsi="Georgia Pro" w:cs="Georgia Pro"/>
+          <w:b/>
+          <w:bCs/>
+          <w:color w:val="000000" w:themeColor="text1"/>
+        </w:rPr>
+      </w:pPr>
+      <w:r>
+        <w:rPr>
+          <w:rFonts w:ascii="Georgia Pro" w:eastAsia="Georgia Pro" w:hAnsi="Georgia Pro" w:cs="Georgia Pro"/>
+          <w:b/>
+          <w:bCs/>
+          <w:color w:val="000000" w:themeColor="text1"/>
+        </w:rPr>
+        <w:t>Step 13: Add Microsoft Repository Key</w:t>
       </w:r>
     </w:p>
     <w:p>
@@ -1950,6 +2654,120 @@
           <w:color w:val="000000" w:themeColor="text1"/>
         </w:rPr>
       </w:pPr>
+      <w:r>
+        <w:rPr>
+          <w:rFonts w:ascii="Georgia Pro" w:eastAsia="Georgia Pro" w:hAnsi="Georgia Pro" w:cs="Georgia Pro"/>
+          <w:color w:val="000000" w:themeColor="text1"/>
+        </w:rPr>
+        <w:t xml:space="preserve">curl https://packages.microsoft.com/keys/microsoft.asc | </w:t>
+      </w:r>
+      <w:proofErr w:type="spellStart"/>
+      <w:r>
+        <w:rPr>
+          <w:rFonts w:ascii="Georgia Pro" w:eastAsia="Georgia Pro" w:hAnsi="Georgia Pro" w:cs="Georgia Pro"/>
+          <w:color w:val="000000" w:themeColor="text1"/>
+        </w:rPr>
+        <w:t>sudo</w:t>
+      </w:r>
+      <w:proofErr w:type="spellEnd"/>
+      <w:r>
+        <w:rPr>
+          <w:rFonts w:ascii="Georgia Pro" w:eastAsia="Georgia Pro" w:hAnsi="Georgia Pro" w:cs="Georgia Pro"/>
+          <w:color w:val="000000" w:themeColor="text1"/>
+        </w:rPr>
+        <w:t xml:space="preserve"> tee /</w:t>
+      </w:r>
+      <w:proofErr w:type="spellStart"/>
+      <w:r>
+        <w:rPr>
+          <w:rFonts w:ascii="Georgia Pro" w:eastAsia="Georgia Pro" w:hAnsi="Georgia Pro" w:cs="Georgia Pro"/>
+          <w:color w:val="000000" w:themeColor="text1"/>
+        </w:rPr>
+        <w:t>etc</w:t>
+      </w:r>
+      <w:proofErr w:type="spellEnd"/>
+      <w:r>
+        <w:rPr>
+          <w:rFonts w:ascii="Georgia Pro" w:eastAsia="Georgia Pro" w:hAnsi="Georgia Pro" w:cs="Georgia Pro"/>
+          <w:color w:val="000000" w:themeColor="text1"/>
+        </w:rPr>
+        <w:t>/apt/</w:t>
+      </w:r>
+      <w:proofErr w:type="spellStart"/>
+      <w:r>
+        <w:rPr>
+          <w:rFonts w:ascii="Georgia Pro" w:eastAsia="Georgia Pro" w:hAnsi="Georgia Pro" w:cs="Georgia Pro"/>
+          <w:color w:val="000000" w:themeColor="text1"/>
+        </w:rPr>
+        <w:t>trusted.gpg.d</w:t>
+      </w:r>
+      <w:proofErr w:type="spellEnd"/>
+      <w:r>
+        <w:rPr>
+          <w:rFonts w:ascii="Georgia Pro" w:eastAsia="Georgia Pro" w:hAnsi="Georgia Pro" w:cs="Georgia Pro"/>
+          <w:color w:val="000000" w:themeColor="text1"/>
+        </w:rPr>
+        <w:t>/</w:t>
+      </w:r>
+      <w:proofErr w:type="spellStart"/>
+      <w:r>
+        <w:rPr>
+          <w:rFonts w:ascii="Georgia Pro" w:eastAsia="Georgia Pro" w:hAnsi="Georgia Pro" w:cs="Georgia Pro"/>
+          <w:color w:val="000000" w:themeColor="text1"/>
+        </w:rPr>
+        <w:t>microsoft.asc</w:t>
+      </w:r>
+      <w:proofErr w:type="spellEnd"/>
+    </w:p>
+    <w:p>
+      <w:pPr>
+        <w:spacing w:after="0" w:line="480" w:lineRule="auto"/>
+        <w:rPr>
+          <w:rFonts w:ascii="Georgia Pro" w:eastAsia="Georgia Pro" w:hAnsi="Georgia Pro" w:cs="Georgia Pro"/>
+          <w:color w:val="000000" w:themeColor="text1"/>
+        </w:rPr>
+      </w:pPr>
+      <w:r>
+        <w:rPr>
+          <w:rFonts w:ascii="Georgia Pro" w:eastAsia="Georgia Pro" w:hAnsi="Georgia Pro" w:cs="Georgia Pro"/>
+          <w:color w:val="000000" w:themeColor="text1"/>
+        </w:rPr>
+        <w:pict w14:anchorId="4C1D8AE6">
+          <v:rect id="_x0000_i1041" style="width:0;height:1.5pt" o:hralign="center" o:hrstd="t" o:hr="t" fillcolor="#a0a0a0" stroked="f"/>
+        </w:pict>
+      </w:r>
+    </w:p>
+    <w:p>
+      <w:pPr>
+        <w:spacing w:after="0" w:line="480" w:lineRule="auto"/>
+        <w:rPr>
+          <w:rFonts w:ascii="Georgia Pro" w:eastAsia="Georgia Pro" w:hAnsi="Georgia Pro" w:cs="Georgia Pro"/>
+          <w:b/>
+          <w:bCs/>
+          <w:color w:val="000000" w:themeColor="text1"/>
+        </w:rPr>
+      </w:pPr>
+    </w:p>
+    <w:p>
+      <w:pPr>
+        <w:spacing w:after="0" w:line="480" w:lineRule="auto"/>
+        <w:rPr>
+          <w:rFonts w:ascii="Georgia Pro" w:eastAsia="Georgia Pro" w:hAnsi="Georgia Pro" w:cs="Georgia Pro"/>
+          <w:b/>
+          <w:bCs/>
+          <w:color w:val="000000" w:themeColor="text1"/>
+        </w:rPr>
+      </w:pPr>
+      <w:r>
+        <w:rPr>
+          <w:rFonts w:ascii="Georgia Pro" w:eastAsia="Georgia Pro" w:hAnsi="Georgia Pro" w:cs="Georgia Pro"/>
+          <w:b/>
+          <w:bCs/>
+          <w:color w:val="000000" w:themeColor="text1"/>
+        </w:rPr>
+        <w:lastRenderedPageBreak/>
+        <w:t>Step 14: Add SQL Repository</w:t>
+      </w:r>
     </w:p>
     <w:p>
       <w:pPr>
@@ -1971,7 +2789,113 @@
           <w:rFonts w:ascii="Georgia Pro" w:eastAsia="Georgia Pro" w:hAnsi="Georgia Pro" w:cs="Georgia Pro"/>
           <w:color w:val="000000" w:themeColor="text1"/>
         </w:rPr>
-        <w:t>curl https://packages.microsoft.com/keys/microsoft.asc | sudo tee /etc/apt/trusted.gpg.d/microsoft.asc</w:t>
+        <w:t xml:space="preserve">curl https://packages.microsoft.com/config/ubuntu/22.04/prod.list | </w:t>
+      </w:r>
+      <w:proofErr w:type="spellStart"/>
+      <w:r>
+        <w:rPr>
+          <w:rFonts w:ascii="Georgia Pro" w:eastAsia="Georgia Pro" w:hAnsi="Georgia Pro" w:cs="Georgia Pro"/>
+          <w:color w:val="000000" w:themeColor="text1"/>
+        </w:rPr>
+        <w:t>sudo</w:t>
+      </w:r>
+      <w:proofErr w:type="spellEnd"/>
+      <w:r>
+        <w:rPr>
+          <w:rFonts w:ascii="Georgia Pro" w:eastAsia="Georgia Pro" w:hAnsi="Georgia Pro" w:cs="Georgia Pro"/>
+          <w:color w:val="000000" w:themeColor="text1"/>
+        </w:rPr>
+        <w:t xml:space="preserve"> tee /</w:t>
+      </w:r>
+      <w:proofErr w:type="spellStart"/>
+      <w:r>
+        <w:rPr>
+          <w:rFonts w:ascii="Georgia Pro" w:eastAsia="Georgia Pro" w:hAnsi="Georgia Pro" w:cs="Georgia Pro"/>
+          <w:color w:val="000000" w:themeColor="text1"/>
+        </w:rPr>
+        <w:t>etc</w:t>
+      </w:r>
+      <w:proofErr w:type="spellEnd"/>
+      <w:r>
+        <w:rPr>
+          <w:rFonts w:ascii="Georgia Pro" w:eastAsia="Georgia Pro" w:hAnsi="Georgia Pro" w:cs="Georgia Pro"/>
+          <w:color w:val="000000" w:themeColor="text1"/>
+        </w:rPr>
+        <w:t>/apt/</w:t>
+      </w:r>
+      <w:proofErr w:type="spellStart"/>
+      <w:r>
+        <w:rPr>
+          <w:rFonts w:ascii="Georgia Pro" w:eastAsia="Georgia Pro" w:hAnsi="Georgia Pro" w:cs="Georgia Pro"/>
+          <w:color w:val="000000" w:themeColor="text1"/>
+        </w:rPr>
+        <w:t>sources.list.d</w:t>
+      </w:r>
+      <w:proofErr w:type="spellEnd"/>
+      <w:r>
+        <w:rPr>
+          <w:rFonts w:ascii="Georgia Pro" w:eastAsia="Georgia Pro" w:hAnsi="Georgia Pro" w:cs="Georgia Pro"/>
+          <w:color w:val="000000" w:themeColor="text1"/>
+        </w:rPr>
+        <w:t>/</w:t>
+      </w:r>
+      <w:proofErr w:type="spellStart"/>
+      <w:r>
+        <w:rPr>
+          <w:rFonts w:ascii="Georgia Pro" w:eastAsia="Georgia Pro" w:hAnsi="Georgia Pro" w:cs="Georgia Pro"/>
+          <w:color w:val="000000" w:themeColor="text1"/>
+        </w:rPr>
+        <w:t>mssql-release.list</w:t>
+      </w:r>
+      <w:proofErr w:type="spellEnd"/>
+    </w:p>
+    <w:p>
+      <w:pPr>
+        <w:spacing w:after="0" w:line="480" w:lineRule="auto"/>
+        <w:rPr>
+          <w:rFonts w:ascii="Georgia Pro" w:eastAsia="Georgia Pro" w:hAnsi="Georgia Pro" w:cs="Georgia Pro"/>
+          <w:color w:val="000000" w:themeColor="text1"/>
+        </w:rPr>
+      </w:pPr>
+      <w:r>
+        <w:rPr>
+          <w:rFonts w:ascii="Georgia Pro" w:eastAsia="Georgia Pro" w:hAnsi="Georgia Pro" w:cs="Georgia Pro"/>
+          <w:color w:val="000000" w:themeColor="text1"/>
+        </w:rPr>
+        <w:pict w14:anchorId="2466859A">
+          <v:rect id="_x0000_i1042" style="width:0;height:1.5pt" o:hralign="center" o:hrstd="t" o:hr="t" fillcolor="#a0a0a0" stroked="f"/>
+        </w:pict>
+      </w:r>
+    </w:p>
+    <w:p>
+      <w:pPr>
+        <w:spacing w:after="0" w:line="480" w:lineRule="auto"/>
+        <w:rPr>
+          <w:rFonts w:ascii="Georgia Pro" w:eastAsia="Georgia Pro" w:hAnsi="Georgia Pro" w:cs="Georgia Pro"/>
+          <w:b/>
+          <w:bCs/>
+          <w:color w:val="000000" w:themeColor="text1"/>
+        </w:rPr>
+      </w:pPr>
+    </w:p>
+    <w:p>
+      <w:pPr>
+        <w:spacing w:after="0" w:line="480" w:lineRule="auto"/>
+        <w:rPr>
+          <w:rFonts w:ascii="Georgia Pro" w:eastAsia="Georgia Pro" w:hAnsi="Georgia Pro" w:cs="Georgia Pro"/>
+          <w:b/>
+          <w:bCs/>
+          <w:color w:val="000000" w:themeColor="text1"/>
+        </w:rPr>
+      </w:pPr>
+      <w:r>
+        <w:rPr>
+          <w:rFonts w:ascii="Georgia Pro" w:eastAsia="Georgia Pro" w:hAnsi="Georgia Pro" w:cs="Georgia Pro"/>
+          <w:b/>
+          <w:bCs/>
+          <w:color w:val="000000" w:themeColor="text1"/>
+        </w:rPr>
+        <w:t>Step 15: Update Packages Again</w:t>
       </w:r>
     </w:p>
     <w:p>
@@ -1989,6 +2913,60 @@
           <w:color w:val="000000" w:themeColor="text1"/>
         </w:rPr>
       </w:pPr>
+      <w:proofErr w:type="spellStart"/>
+      <w:r>
+        <w:rPr>
+          <w:rFonts w:ascii="Georgia Pro" w:eastAsia="Georgia Pro" w:hAnsi="Georgia Pro" w:cs="Georgia Pro"/>
+          <w:color w:val="000000" w:themeColor="text1"/>
+        </w:rPr>
+        <w:t>sudo</w:t>
+      </w:r>
+      <w:proofErr w:type="spellEnd"/>
+      <w:r>
+        <w:rPr>
+          <w:rFonts w:ascii="Georgia Pro" w:eastAsia="Georgia Pro" w:hAnsi="Georgia Pro" w:cs="Georgia Pro"/>
+          <w:color w:val="000000" w:themeColor="text1"/>
+        </w:rPr>
+        <w:t xml:space="preserve"> apt update</w:t>
+      </w:r>
+    </w:p>
+    <w:p>
+      <w:pPr>
+        <w:spacing w:after="0" w:line="480" w:lineRule="auto"/>
+        <w:rPr>
+          <w:rFonts w:ascii="Georgia Pro" w:eastAsia="Georgia Pro" w:hAnsi="Georgia Pro" w:cs="Georgia Pro"/>
+          <w:color w:val="000000" w:themeColor="text1"/>
+        </w:rPr>
+      </w:pPr>
+      <w:r>
+        <w:rPr>
+          <w:rFonts w:ascii="Georgia Pro" w:eastAsia="Georgia Pro" w:hAnsi="Georgia Pro" w:cs="Georgia Pro"/>
+          <w:color w:val="000000" w:themeColor="text1"/>
+        </w:rPr>
+        <w:pict w14:anchorId="0C203BF1">
+          <v:rect id="_x0000_i1043" style="width:0;height:1.5pt" o:hralign="center" o:hrstd="t" o:hr="t" fillcolor="#a0a0a0" stroked="f"/>
+        </w:pict>
+      </w:r>
+    </w:p>
+    <w:p>
+      <w:pPr>
+        <w:spacing w:after="0" w:line="480" w:lineRule="auto"/>
+        <w:rPr>
+          <w:rFonts w:ascii="Georgia Pro" w:eastAsia="Georgia Pro" w:hAnsi="Georgia Pro" w:cs="Georgia Pro"/>
+          <w:b/>
+          <w:bCs/>
+          <w:color w:val="000000" w:themeColor="text1"/>
+        </w:rPr>
+      </w:pPr>
+      <w:r>
+        <w:rPr>
+          <w:rFonts w:ascii="Georgia Pro" w:eastAsia="Georgia Pro" w:hAnsi="Georgia Pro" w:cs="Georgia Pro"/>
+          <w:b/>
+          <w:bCs/>
+          <w:color w:val="000000" w:themeColor="text1"/>
+        </w:rPr>
+        <w:t>Step 16: Install SQL Tools</w:t>
+      </w:r>
     </w:p>
     <w:p>
       <w:pPr>
@@ -2005,12 +2983,111 @@
           <w:color w:val="000000" w:themeColor="text1"/>
         </w:rPr>
       </w:pPr>
-      <w:r>
-        <w:rPr>
-          <w:rFonts w:ascii="Georgia Pro" w:eastAsia="Georgia Pro" w:hAnsi="Georgia Pro" w:cs="Georgia Pro"/>
-          <w:color w:val="000000" w:themeColor="text1"/>
-        </w:rPr>
-        <w:t>curl https://packages.microsoft.com/config/ubuntu/22.04/prod.list | sudo tee /etc/apt/sources.list.d/msprod.list</w:t>
+      <w:proofErr w:type="spellStart"/>
+      <w:r>
+        <w:rPr>
+          <w:rFonts w:ascii="Georgia Pro" w:eastAsia="Georgia Pro" w:hAnsi="Georgia Pro" w:cs="Georgia Pro"/>
+          <w:color w:val="000000" w:themeColor="text1"/>
+        </w:rPr>
+        <w:t>sudo</w:t>
+      </w:r>
+      <w:proofErr w:type="spellEnd"/>
+      <w:r>
+        <w:rPr>
+          <w:rFonts w:ascii="Georgia Pro" w:eastAsia="Georgia Pro" w:hAnsi="Georgia Pro" w:cs="Georgia Pro"/>
+          <w:color w:val="000000" w:themeColor="text1"/>
+        </w:rPr>
+        <w:t xml:space="preserve"> ACCEPT_EULA=Y apt install mssql-tools18 </w:t>
+      </w:r>
+      <w:proofErr w:type="spellStart"/>
+      <w:r>
+        <w:rPr>
+          <w:rFonts w:ascii="Georgia Pro" w:eastAsia="Georgia Pro" w:hAnsi="Georgia Pro" w:cs="Georgia Pro"/>
+          <w:color w:val="000000" w:themeColor="text1"/>
+        </w:rPr>
+        <w:t>unixodbc</w:t>
+      </w:r>
+      <w:proofErr w:type="spellEnd"/>
+      <w:r>
+        <w:rPr>
+          <w:rFonts w:ascii="Georgia Pro" w:eastAsia="Georgia Pro" w:hAnsi="Georgia Pro" w:cs="Georgia Pro"/>
+          <w:color w:val="000000" w:themeColor="text1"/>
+        </w:rPr>
+        <w:t>-dev -y</w:t>
+      </w:r>
+    </w:p>
+    <w:p>
+      <w:pPr>
+        <w:spacing w:after="0" w:line="480" w:lineRule="auto"/>
+        <w:rPr>
+          <w:rFonts w:ascii="Georgia Pro" w:eastAsia="Georgia Pro" w:hAnsi="Georgia Pro" w:cs="Georgia Pro"/>
+          <w:color w:val="000000" w:themeColor="text1"/>
+        </w:rPr>
+      </w:pPr>
+      <w:r>
+        <w:rPr>
+          <w:rFonts w:ascii="Georgia Pro" w:eastAsia="Georgia Pro" w:hAnsi="Georgia Pro" w:cs="Georgia Pro"/>
+          <w:color w:val="000000" w:themeColor="text1"/>
+        </w:rPr>
+        <w:pict w14:anchorId="4BA83B9B">
+          <v:rect id="_x0000_i1044" style="width:0;height:1.5pt" o:hralign="center" o:hrstd="t" o:hr="t" fillcolor="#a0a0a0" stroked="f"/>
+        </w:pict>
+      </w:r>
+    </w:p>
+    <w:p>
+      <w:pPr>
+        <w:spacing w:after="0" w:line="480" w:lineRule="auto"/>
+        <w:rPr>
+          <w:rFonts w:ascii="Georgia Pro" w:eastAsia="Georgia Pro" w:hAnsi="Georgia Pro" w:cs="Georgia Pro"/>
+          <w:b/>
+          <w:bCs/>
+          <w:color w:val="000000" w:themeColor="text1"/>
+        </w:rPr>
+      </w:pPr>
+      <w:r>
+        <w:rPr>
+          <w:rFonts w:ascii="Georgia Pro" w:eastAsia="Georgia Pro" w:hAnsi="Georgia Pro" w:cs="Georgia Pro"/>
+          <w:b/>
+          <w:bCs/>
+          <w:color w:val="000000" w:themeColor="text1"/>
+        </w:rPr>
+        <w:t xml:space="preserve">Step 17: Configure </w:t>
+      </w:r>
+      <w:proofErr w:type="spellStart"/>
+      <w:r>
+        <w:rPr>
+          <w:rFonts w:ascii="Georgia Pro" w:eastAsia="Georgia Pro" w:hAnsi="Georgia Pro" w:cs="Georgia Pro"/>
+          <w:b/>
+          <w:bCs/>
+          <w:color w:val="000000" w:themeColor="text1"/>
+        </w:rPr>
+        <w:t>sqlcmd</w:t>
+      </w:r>
+      <w:proofErr w:type="spellEnd"/>
+      <w:r>
+        <w:rPr>
+          <w:rFonts w:ascii="Georgia Pro" w:eastAsia="Georgia Pro" w:hAnsi="Georgia Pro" w:cs="Georgia Pro"/>
+          <w:b/>
+          <w:bCs/>
+          <w:color w:val="000000" w:themeColor="text1"/>
+        </w:rPr>
+        <w:t xml:space="preserve"> PATH</w:t>
+      </w:r>
+    </w:p>
+    <w:p>
+      <w:pPr>
+        <w:spacing w:after="0" w:line="480" w:lineRule="auto"/>
+        <w:rPr>
+          <w:rFonts w:ascii="Georgia Pro" w:eastAsia="Georgia Pro" w:hAnsi="Georgia Pro" w:cs="Georgia Pro"/>
+          <w:color w:val="000000" w:themeColor="text1"/>
+        </w:rPr>
+      </w:pPr>
+      <w:r>
+        <w:rPr>
+          <w:rFonts w:ascii="Georgia Pro" w:eastAsia="Georgia Pro" w:hAnsi="Georgia Pro" w:cs="Georgia Pro"/>
+          <w:color w:val="000000" w:themeColor="text1"/>
+        </w:rPr>
+        <w:t>Temporary fix:</w:t>
       </w:r>
     </w:p>
     <w:p>
@@ -2028,6 +3105,38 @@
           <w:color w:val="000000" w:themeColor="text1"/>
         </w:rPr>
       </w:pPr>
+      <w:r>
+        <w:rPr>
+          <w:rFonts w:ascii="Georgia Pro" w:eastAsia="Georgia Pro" w:hAnsi="Georgia Pro" w:cs="Georgia Pro"/>
+          <w:color w:val="000000" w:themeColor="text1"/>
+        </w:rPr>
+        <w:t>export PATH=$PATH:/opt/mssql-tools18/bin</w:t>
+      </w:r>
+    </w:p>
+    <w:p>
+      <w:pPr>
+        <w:spacing w:after="0" w:line="480" w:lineRule="auto"/>
+        <w:rPr>
+          <w:rFonts w:ascii="Georgia Pro" w:eastAsia="Georgia Pro" w:hAnsi="Georgia Pro" w:cs="Georgia Pro"/>
+          <w:color w:val="000000" w:themeColor="text1"/>
+        </w:rPr>
+      </w:pPr>
+    </w:p>
+    <w:p>
+      <w:pPr>
+        <w:spacing w:after="0" w:line="480" w:lineRule="auto"/>
+        <w:rPr>
+          <w:rFonts w:ascii="Georgia Pro" w:eastAsia="Georgia Pro" w:hAnsi="Georgia Pro" w:cs="Georgia Pro"/>
+          <w:color w:val="000000" w:themeColor="text1"/>
+        </w:rPr>
+      </w:pPr>
+      <w:r>
+        <w:rPr>
+          <w:rFonts w:ascii="Georgia Pro" w:eastAsia="Georgia Pro" w:hAnsi="Georgia Pro" w:cs="Georgia Pro"/>
+          <w:color w:val="000000" w:themeColor="text1"/>
+        </w:rPr>
+        <w:t>Permanent fix:</w:t>
+      </w:r>
     </w:p>
     <w:p>
       <w:pPr>
@@ -2049,7 +3158,78 @@
           <w:rFonts w:ascii="Georgia Pro" w:eastAsia="Georgia Pro" w:hAnsi="Georgia Pro" w:cs="Georgia Pro"/>
           <w:color w:val="000000" w:themeColor="text1"/>
         </w:rPr>
-        <w:t>sudo apt update</w:t>
+        <w:t xml:space="preserve">echo </w:t>
+      </w:r>
+      <w:r>
+        <w:rPr>
+          <w:rFonts w:ascii="Georgia Pro" w:eastAsia="Georgia Pro" w:hAnsi="Georgia Pro" w:cs="Georgia Pro"/>
+          <w:color w:val="000000" w:themeColor="text1"/>
+        </w:rPr>
+        <w:t>‘</w:t>
+      </w:r>
+      <w:r>
+        <w:rPr>
+          <w:rFonts w:ascii="Georgia Pro" w:eastAsia="Georgia Pro" w:hAnsi="Georgia Pro" w:cs="Georgia Pro"/>
+          <w:color w:val="000000" w:themeColor="text1"/>
+        </w:rPr>
+        <w:t>export PATH=$PATH:/opt/mssql-tools18/bin</w:t>
+      </w:r>
+      <w:r>
+        <w:rPr>
+          <w:rFonts w:ascii="Georgia Pro" w:eastAsia="Georgia Pro" w:hAnsi="Georgia Pro" w:cs="Georgia Pro"/>
+          <w:color w:val="000000" w:themeColor="text1"/>
+        </w:rPr>
+        <w:t>’</w:t>
+      </w:r>
+      <w:r>
+        <w:rPr>
+          <w:rFonts w:ascii="Georgia Pro" w:eastAsia="Georgia Pro" w:hAnsi="Georgia Pro" w:cs="Georgia Pro"/>
+          <w:color w:val="000000" w:themeColor="text1"/>
+        </w:rPr>
+        <w:t xml:space="preserve"> &gt;&gt; ~</w:t>
+      </w:r>
+      <w:proofErr w:type="gramStart"/>
+      <w:r>
+        <w:rPr>
+          <w:rFonts w:ascii="Georgia Pro" w:eastAsia="Georgia Pro" w:hAnsi="Georgia Pro" w:cs="Georgia Pro"/>
+          <w:color w:val="000000" w:themeColor="text1"/>
+        </w:rPr>
+        <w:t>/.</w:t>
+      </w:r>
+      <w:proofErr w:type="spellStart"/>
+      <w:r>
+        <w:rPr>
+          <w:rFonts w:ascii="Georgia Pro" w:eastAsia="Georgia Pro" w:hAnsi="Georgia Pro" w:cs="Georgia Pro"/>
+          <w:color w:val="000000" w:themeColor="text1"/>
+        </w:rPr>
+        <w:t>bashrc</w:t>
+      </w:r>
+      <w:proofErr w:type="spellEnd"/>
+      <w:proofErr w:type="gramEnd"/>
+    </w:p>
+    <w:p>
+      <w:pPr>
+        <w:spacing w:after="0" w:line="480" w:lineRule="auto"/>
+        <w:rPr>
+          <w:rFonts w:ascii="Georgia Pro" w:eastAsia="Georgia Pro" w:hAnsi="Georgia Pro" w:cs="Georgia Pro"/>
+          <w:color w:val="000000" w:themeColor="text1"/>
+        </w:rPr>
+      </w:pPr>
+    </w:p>
+    <w:p>
+      <w:pPr>
+        <w:spacing w:after="0" w:line="480" w:lineRule="auto"/>
+        <w:rPr>
+          <w:rFonts w:ascii="Georgia Pro" w:eastAsia="Georgia Pro" w:hAnsi="Georgia Pro" w:cs="Georgia Pro"/>
+          <w:color w:val="000000" w:themeColor="text1"/>
+        </w:rPr>
+      </w:pPr>
+      <w:r>
+        <w:rPr>
+          <w:rFonts w:ascii="Georgia Pro" w:eastAsia="Georgia Pro" w:hAnsi="Georgia Pro" w:cs="Georgia Pro"/>
+          <w:color w:val="000000" w:themeColor="text1"/>
+        </w:rPr>
+        <w:t>Reload configuration:</w:t>
       </w:r>
     </w:p>
     <w:p>
@@ -2072,14 +3252,83 @@
           <w:rFonts w:ascii="Georgia Pro" w:eastAsia="Georgia Pro" w:hAnsi="Georgia Pro" w:cs="Georgia Pro"/>
           <w:color w:val="000000" w:themeColor="text1"/>
         </w:rPr>
-        <w:br/>
-      </w:r>
-      <w:r>
-        <w:rPr>
-          <w:rFonts w:ascii="Georgia Pro" w:eastAsia="Georgia Pro" w:hAnsi="Georgia Pro" w:cs="Georgia Pro"/>
-          <w:color w:val="000000" w:themeColor="text1"/>
-        </w:rPr>
-        <w:t>sudo apt install mssql-tools18 unixodbc-dev -y</w:t>
+        <w:t>source ~</w:t>
+      </w:r>
+      <w:proofErr w:type="gramStart"/>
+      <w:r>
+        <w:rPr>
+          <w:rFonts w:ascii="Georgia Pro" w:eastAsia="Georgia Pro" w:hAnsi="Georgia Pro" w:cs="Georgia Pro"/>
+          <w:color w:val="000000" w:themeColor="text1"/>
+        </w:rPr>
+        <w:t>/.</w:t>
+      </w:r>
+      <w:proofErr w:type="spellStart"/>
+      <w:r>
+        <w:rPr>
+          <w:rFonts w:ascii="Georgia Pro" w:eastAsia="Georgia Pro" w:hAnsi="Georgia Pro" w:cs="Georgia Pro"/>
+          <w:color w:val="000000" w:themeColor="text1"/>
+        </w:rPr>
+        <w:t>bashrc</w:t>
+      </w:r>
+      <w:proofErr w:type="spellEnd"/>
+      <w:proofErr w:type="gramEnd"/>
+    </w:p>
+    <w:p>
+      <w:pPr>
+        <w:spacing w:after="0" w:line="480" w:lineRule="auto"/>
+        <w:rPr>
+          <w:rFonts w:ascii="Georgia Pro" w:eastAsia="Georgia Pro" w:hAnsi="Georgia Pro" w:cs="Georgia Pro"/>
+          <w:color w:val="000000" w:themeColor="text1"/>
+        </w:rPr>
+      </w:pPr>
+      <w:r>
+        <w:rPr>
+          <w:rFonts w:ascii="Georgia Pro" w:eastAsia="Georgia Pro" w:hAnsi="Georgia Pro" w:cs="Georgia Pro"/>
+          <w:color w:val="000000" w:themeColor="text1"/>
+        </w:rPr>
+        <w:pict w14:anchorId="100385D9">
+          <v:rect id="_x0000_i1045" style="width:0;height:1.5pt" o:hralign="center" o:hrstd="t" o:hr="t" fillcolor="#a0a0a0" stroked="f"/>
+        </w:pict>
+      </w:r>
+    </w:p>
+    <w:p>
+      <w:pPr>
+        <w:spacing w:after="0" w:line="480" w:lineRule="auto"/>
+        <w:rPr>
+          <w:rFonts w:ascii="Georgia Pro" w:eastAsia="Georgia Pro" w:hAnsi="Georgia Pro" w:cs="Georgia Pro"/>
+          <w:b/>
+          <w:bCs/>
+          <w:color w:val="000000" w:themeColor="text1"/>
+        </w:rPr>
+      </w:pPr>
+      <w:r>
+        <w:rPr>
+          <w:rFonts w:ascii="Georgia Pro" w:eastAsia="Georgia Pro" w:hAnsi="Georgia Pro" w:cs="Georgia Pro"/>
+          <w:b/>
+          <w:bCs/>
+          <w:color w:val="000000" w:themeColor="text1"/>
+        </w:rPr>
+        <w:t xml:space="preserve">Step 18: Verify </w:t>
+      </w:r>
+      <w:proofErr w:type="spellStart"/>
+      <w:r>
+        <w:rPr>
+          <w:rFonts w:ascii="Georgia Pro" w:eastAsia="Georgia Pro" w:hAnsi="Georgia Pro" w:cs="Georgia Pro"/>
+          <w:b/>
+          <w:bCs/>
+          <w:color w:val="000000" w:themeColor="text1"/>
+        </w:rPr>
+        <w:t>sqlcmd</w:t>
+      </w:r>
+      <w:proofErr w:type="spellEnd"/>
+      <w:r>
+        <w:rPr>
+          <w:rFonts w:ascii="Georgia Pro" w:eastAsia="Georgia Pro" w:hAnsi="Georgia Pro" w:cs="Georgia Pro"/>
+          <w:b/>
+          <w:bCs/>
+          <w:color w:val="000000" w:themeColor="text1"/>
+        </w:rPr>
+        <w:t xml:space="preserve"> Installation</w:t>
       </w:r>
     </w:p>
     <w:p>
@@ -2097,6 +3346,75 @@
           <w:color w:val="000000" w:themeColor="text1"/>
         </w:rPr>
       </w:pPr>
+      <w:proofErr w:type="spellStart"/>
+      <w:r>
+        <w:rPr>
+          <w:rFonts w:ascii="Georgia Pro" w:eastAsia="Georgia Pro" w:hAnsi="Georgia Pro" w:cs="Georgia Pro"/>
+          <w:color w:val="000000" w:themeColor="text1"/>
+        </w:rPr>
+        <w:t>sqlcmd</w:t>
+      </w:r>
+      <w:proofErr w:type="spellEnd"/>
+      <w:r>
+        <w:rPr>
+          <w:rFonts w:ascii="Georgia Pro" w:eastAsia="Georgia Pro" w:hAnsi="Georgia Pro" w:cs="Georgia Pro"/>
+          <w:color w:val="000000" w:themeColor="text1"/>
+        </w:rPr>
+        <w:t xml:space="preserve"> -?</w:t>
+      </w:r>
+    </w:p>
+    <w:p>
+      <w:pPr>
+        <w:spacing w:after="0" w:line="480" w:lineRule="auto"/>
+        <w:rPr>
+          <w:rFonts w:ascii="Georgia Pro" w:eastAsia="Georgia Pro" w:hAnsi="Georgia Pro" w:cs="Georgia Pro"/>
+          <w:color w:val="000000" w:themeColor="text1"/>
+        </w:rPr>
+      </w:pPr>
+    </w:p>
+    <w:p>
+      <w:pPr>
+        <w:spacing w:after="0" w:line="480" w:lineRule="auto"/>
+        <w:rPr>
+          <w:rFonts w:ascii="Georgia Pro" w:eastAsia="Georgia Pro" w:hAnsi="Georgia Pro" w:cs="Georgia Pro"/>
+          <w:color w:val="000000" w:themeColor="text1"/>
+        </w:rPr>
+      </w:pPr>
+    </w:p>
+    <w:p>
+      <w:pPr>
+        <w:spacing w:after="0" w:line="480" w:lineRule="auto"/>
+        <w:rPr>
+          <w:rFonts w:ascii="Georgia Pro" w:eastAsia="Georgia Pro" w:hAnsi="Georgia Pro" w:cs="Georgia Pro"/>
+          <w:color w:val="000000" w:themeColor="text1"/>
+        </w:rPr>
+      </w:pPr>
+    </w:p>
+    <w:p>
+      <w:pPr>
+        <w:spacing w:after="0" w:line="480" w:lineRule="auto"/>
+        <w:rPr>
+          <w:rFonts w:ascii="Georgia Pro" w:eastAsia="Georgia Pro" w:hAnsi="Georgia Pro" w:cs="Georgia Pro"/>
+          <w:color w:val="000000" w:themeColor="text1"/>
+        </w:rPr>
+      </w:pPr>
+    </w:p>
+    <w:p>
+      <w:pPr>
+        <w:spacing w:after="0" w:line="480" w:lineRule="auto"/>
+        <w:rPr>
+          <w:rFonts w:ascii="Georgia Pro" w:eastAsia="Georgia Pro" w:hAnsi="Georgia Pro" w:cs="Georgia Pro"/>
+          <w:color w:val="000000" w:themeColor="text1"/>
+        </w:rPr>
+      </w:pPr>
+      <w:r>
+        <w:rPr>
+          <w:rFonts w:ascii="Georgia Pro" w:eastAsia="Georgia Pro" w:hAnsi="Georgia Pro" w:cs="Georgia Pro"/>
+          <w:color w:val="000000" w:themeColor="text1"/>
+        </w:rPr>
+        <w:lastRenderedPageBreak/>
+        <w:t>Connect to database:</w:t>
+      </w:r>
     </w:p>
     <w:p>
       <w:pPr>
@@ -2113,12 +3431,192 @@
           <w:color w:val="000000" w:themeColor="text1"/>
         </w:rPr>
       </w:pPr>
-      <w:r>
-        <w:rPr>
-          <w:rFonts w:ascii="Georgia Pro" w:eastAsia="Georgia Pro" w:hAnsi="Georgia Pro" w:cs="Georgia Pro"/>
-          <w:color w:val="000000" w:themeColor="text1"/>
-        </w:rPr>
-        <w:t>echo 'export PATH="$PATH:/opt/mssql-tools18/bin"' &gt;&gt; ~/.bashrc</w:t>
+      <w:proofErr w:type="spellStart"/>
+      <w:r>
+        <w:rPr>
+          <w:rFonts w:ascii="Georgia Pro" w:eastAsia="Georgia Pro" w:hAnsi="Georgia Pro" w:cs="Georgia Pro"/>
+          <w:color w:val="000000" w:themeColor="text1"/>
+        </w:rPr>
+        <w:t>sqlcmd</w:t>
+      </w:r>
+      <w:proofErr w:type="spellEnd"/>
+      <w:r>
+        <w:rPr>
+          <w:rFonts w:ascii="Georgia Pro" w:eastAsia="Georgia Pro" w:hAnsi="Georgia Pro" w:cs="Georgia Pro"/>
+          <w:color w:val="000000" w:themeColor="text1"/>
+        </w:rPr>
+        <w:t xml:space="preserve"> -S </w:t>
+      </w:r>
+      <w:r>
+        <w:rPr>
+          <w:rFonts w:ascii="Georgia Pro" w:eastAsia="Georgia Pro" w:hAnsi="Georgia Pro" w:cs="Georgia Pro"/>
+          <w:color w:val="000000" w:themeColor="text1"/>
+        </w:rPr>
+        <w:t>sqlserverlab1430.database.windows.net</w:t>
+      </w:r>
+      <w:r>
+        <w:rPr>
+          <w:rFonts w:ascii="Georgia Pro" w:eastAsia="Georgia Pro" w:hAnsi="Georgia Pro" w:cs="Georgia Pro"/>
+          <w:color w:val="000000" w:themeColor="text1"/>
+        </w:rPr>
+        <w:t xml:space="preserve"> </w:t>
+      </w:r>
+      <w:r>
+        <w:rPr>
+          <w:rFonts w:ascii="Georgia Pro" w:eastAsia="Georgia Pro" w:hAnsi="Georgia Pro" w:cs="Georgia Pro"/>
+          <w:color w:val="000000" w:themeColor="text1"/>
+        </w:rPr>
+        <w:t>\</w:t>
+      </w:r>
+      <w:r>
+        <w:rPr>
+          <w:rFonts w:ascii="Georgia Pro" w:eastAsia="Georgia Pro" w:hAnsi="Georgia Pro" w:cs="Georgia Pro"/>
+          <w:color w:val="000000" w:themeColor="text1"/>
+        </w:rPr>
+        <w:br/>
+        <w:t xml:space="preserve">  -d $SQL_DB \</w:t>
+      </w:r>
+      <w:r>
+        <w:rPr>
+          <w:rFonts w:ascii="Georgia Pro" w:eastAsia="Georgia Pro" w:hAnsi="Georgia Pro" w:cs="Georgia Pro"/>
+          <w:color w:val="000000" w:themeColor="text1"/>
+        </w:rPr>
+        <w:br/>
+        <w:t xml:space="preserve">  -U $ADMIN_USER \</w:t>
+      </w:r>
+      <w:r>
+        <w:rPr>
+          <w:rFonts w:ascii="Georgia Pro" w:eastAsia="Georgia Pro" w:hAnsi="Georgia Pro" w:cs="Georgia Pro"/>
+          <w:color w:val="000000" w:themeColor="text1"/>
+        </w:rPr>
+        <w:br/>
+        <w:t xml:space="preserve">  -P $ADMIN_PASSWORD</w:t>
+      </w:r>
+    </w:p>
+    <w:p>
+      <w:pPr>
+        <w:spacing w:after="0" w:line="480" w:lineRule="auto"/>
+        <w:rPr>
+          <w:rFonts w:ascii="Georgia Pro" w:eastAsia="Georgia Pro" w:hAnsi="Georgia Pro" w:cs="Georgia Pro"/>
+          <w:color w:val="000000" w:themeColor="text1"/>
+        </w:rPr>
+      </w:pPr>
+    </w:p>
+    <w:p>
+      <w:pPr>
+        <w:spacing w:after="0" w:line="480" w:lineRule="auto"/>
+        <w:rPr>
+          <w:rFonts w:ascii="Georgia Pro" w:eastAsia="Georgia Pro" w:hAnsi="Georgia Pro" w:cs="Georgia Pro"/>
+          <w:color w:val="000000" w:themeColor="text1"/>
+        </w:rPr>
+      </w:pPr>
+      <w:r>
+        <w:rPr>
+          <w:rFonts w:ascii="Georgia Pro" w:eastAsia="Georgia Pro" w:hAnsi="Georgia Pro" w:cs="Georgia Pro"/>
+          <w:color w:val="000000" w:themeColor="text1"/>
+        </w:rPr>
+        <w:t xml:space="preserve">Replace </w:t>
+      </w:r>
+      <w:proofErr w:type="spellStart"/>
+      <w:proofErr w:type="gramStart"/>
+      <w:r>
+        <w:rPr>
+          <w:rFonts w:ascii="Georgia Pro" w:eastAsia="Georgia Pro" w:hAnsi="Georgia Pro" w:cs="Georgia Pro"/>
+          <w:color w:val="000000" w:themeColor="text1"/>
+        </w:rPr>
+        <w:t>yourserver</w:t>
+      </w:r>
+      <w:proofErr w:type="spellEnd"/>
+      <w:proofErr w:type="gramEnd"/>
+      <w:r>
+        <w:rPr>
+          <w:rFonts w:ascii="Georgia Pro" w:eastAsia="Georgia Pro" w:hAnsi="Georgia Pro" w:cs="Georgia Pro"/>
+          <w:color w:val="000000" w:themeColor="text1"/>
+        </w:rPr>
+        <w:t xml:space="preserve"> with actual server name.</w:t>
+      </w:r>
+    </w:p>
+    <w:p>
+      <w:pPr>
+        <w:spacing w:after="0" w:line="480" w:lineRule="auto"/>
+        <w:rPr>
+          <w:rFonts w:ascii="Georgia Pro" w:eastAsia="Georgia Pro" w:hAnsi="Georgia Pro" w:cs="Georgia Pro"/>
+          <w:color w:val="000000" w:themeColor="text1"/>
+        </w:rPr>
+      </w:pPr>
+      <w:r>
+        <w:rPr>
+          <w:rFonts w:ascii="Georgia Pro" w:eastAsia="Georgia Pro" w:hAnsi="Georgia Pro" w:cs="Georgia Pro"/>
+          <w:color w:val="000000" w:themeColor="text1"/>
+        </w:rPr>
+        <w:pict w14:anchorId="48E7E437">
+          <v:rect id="_x0000_i1035" style="width:0;height:1.5pt" o:hrstd="t" o:hr="t" fillcolor="#a0a0a0" stroked="f"/>
+        </w:pict>
+      </w:r>
+    </w:p>
+    <w:p>
+      <w:pPr>
+        <w:spacing w:after="0" w:line="480" w:lineRule="auto"/>
+        <w:rPr>
+          <w:rFonts w:ascii="Georgia Pro" w:eastAsia="Georgia Pro" w:hAnsi="Georgia Pro" w:cs="Georgia Pro"/>
+          <w:b/>
+          <w:bCs/>
+          <w:color w:val="000000" w:themeColor="text1"/>
+        </w:rPr>
+      </w:pPr>
+    </w:p>
+    <w:p>
+      <w:pPr>
+        <w:spacing w:after="0" w:line="480" w:lineRule="auto"/>
+        <w:rPr>
+          <w:rFonts w:ascii="Georgia Pro" w:eastAsia="Georgia Pro" w:hAnsi="Georgia Pro" w:cs="Georgia Pro"/>
+          <w:b/>
+          <w:bCs/>
+          <w:color w:val="000000" w:themeColor="text1"/>
+        </w:rPr>
+      </w:pPr>
+      <w:r>
+        <w:rPr>
+          <w:rFonts w:ascii="Georgia Pro" w:eastAsia="Georgia Pro" w:hAnsi="Georgia Pro" w:cs="Georgia Pro"/>
+          <w:b/>
+          <w:bCs/>
+          <w:color w:val="000000" w:themeColor="text1"/>
+        </w:rPr>
+        <w:t xml:space="preserve">Step </w:t>
+      </w:r>
+      <w:r>
+        <w:rPr>
+          <w:rFonts w:ascii="Georgia Pro" w:eastAsia="Georgia Pro" w:hAnsi="Georgia Pro" w:cs="Georgia Pro"/>
+          <w:b/>
+          <w:bCs/>
+          <w:color w:val="000000" w:themeColor="text1"/>
+        </w:rPr>
+        <w:t>11</w:t>
+      </w:r>
+      <w:r>
+        <w:rPr>
+          <w:rFonts w:ascii="Georgia Pro" w:eastAsia="Georgia Pro" w:hAnsi="Georgia Pro" w:cs="Georgia Pro"/>
+          <w:b/>
+          <w:bCs/>
+          <w:color w:val="000000" w:themeColor="text1"/>
+        </w:rPr>
+        <w:t>: Create Table Inside Database</w:t>
+      </w:r>
+    </w:p>
+    <w:p>
+      <w:pPr>
+        <w:spacing w:after="0" w:line="480" w:lineRule="auto"/>
+        <w:rPr>
+          <w:rFonts w:ascii="Georgia Pro" w:eastAsia="Georgia Pro" w:hAnsi="Georgia Pro" w:cs="Georgia Pro"/>
+          <w:color w:val="000000" w:themeColor="text1"/>
+        </w:rPr>
+      </w:pPr>
+      <w:r>
+        <w:rPr>
+          <w:rFonts w:ascii="Georgia Pro" w:eastAsia="Georgia Pro" w:hAnsi="Georgia Pro" w:cs="Georgia Pro"/>
+          <w:color w:val="000000" w:themeColor="text1"/>
+        </w:rPr>
+        <w:t>Inside SQL prompt:</w:t>
       </w:r>
     </w:p>
     <w:p>
@@ -2141,33 +3639,113 @@
           <w:rFonts w:ascii="Georgia Pro" w:eastAsia="Georgia Pro" w:hAnsi="Georgia Pro" w:cs="Georgia Pro"/>
           <w:color w:val="000000" w:themeColor="text1"/>
         </w:rPr>
-        <w:t>source ~/.bashrc</w:t>
-      </w:r>
-    </w:p>
-    <w:p>
-      <w:pPr>
-        <w:spacing w:after="0" w:line="480" w:lineRule="auto"/>
-        <w:rPr>
-          <w:rFonts w:ascii="Georgia Pro" w:eastAsia="Georgia Pro" w:hAnsi="Georgia Pro" w:cs="Georgia Pro"/>
-          <w:color w:val="000000" w:themeColor="text1"/>
-        </w:rPr>
-      </w:pPr>
-    </w:p>
-    <w:p>
-      <w:pPr>
-        <w:spacing w:after="0" w:line="480" w:lineRule="auto"/>
-        <w:rPr>
-          <w:rFonts w:ascii="Georgia Pro" w:eastAsia="Georgia Pro" w:hAnsi="Georgia Pro" w:cs="Georgia Pro"/>
-          <w:color w:val="000000" w:themeColor="text1"/>
-        </w:rPr>
-      </w:pPr>
-      <w:r>
-        <w:rPr>
-          <w:rFonts w:ascii="Georgia Pro" w:eastAsia="Georgia Pro" w:hAnsi="Georgia Pro" w:cs="Georgia Pro"/>
-          <w:color w:val="000000" w:themeColor="text1"/>
-        </w:rPr>
-        <w:lastRenderedPageBreak/>
-        <w:t>Connect to database:</w:t>
+        <w:t xml:space="preserve">CREATE TABLE Students </w:t>
+      </w:r>
+      <w:proofErr w:type="gramStart"/>
+      <w:r>
+        <w:rPr>
+          <w:rFonts w:ascii="Georgia Pro" w:eastAsia="Georgia Pro" w:hAnsi="Georgia Pro" w:cs="Georgia Pro"/>
+          <w:color w:val="000000" w:themeColor="text1"/>
+        </w:rPr>
+        <w:t>(</w:t>
+      </w:r>
+      <w:r>
+        <w:rPr>
+          <w:rFonts w:ascii="Georgia Pro" w:eastAsia="Georgia Pro" w:hAnsi="Georgia Pro" w:cs="Georgia Pro"/>
+          <w:color w:val="000000" w:themeColor="text1"/>
+        </w:rPr>
+        <w:t xml:space="preserve"> </w:t>
+      </w:r>
+      <w:r>
+        <w:rPr>
+          <w:rFonts w:ascii="Georgia Pro" w:eastAsia="Georgia Pro" w:hAnsi="Georgia Pro" w:cs="Georgia Pro"/>
+          <w:color w:val="000000" w:themeColor="text1"/>
+        </w:rPr>
+        <w:t>ID</w:t>
+      </w:r>
+      <w:proofErr w:type="gramEnd"/>
+      <w:r>
+        <w:rPr>
+          <w:rFonts w:ascii="Georgia Pro" w:eastAsia="Georgia Pro" w:hAnsi="Georgia Pro" w:cs="Georgia Pro"/>
+          <w:color w:val="000000" w:themeColor="text1"/>
+        </w:rPr>
+        <w:t xml:space="preserve"> INT PRIMARY KEY,</w:t>
+      </w:r>
+      <w:r>
+        <w:rPr>
+          <w:rFonts w:ascii="Georgia Pro" w:eastAsia="Georgia Pro" w:hAnsi="Georgia Pro" w:cs="Georgia Pro"/>
+          <w:color w:val="000000" w:themeColor="text1"/>
+        </w:rPr>
+        <w:t xml:space="preserve"> </w:t>
+      </w:r>
+      <w:r>
+        <w:rPr>
+          <w:rFonts w:ascii="Georgia Pro" w:eastAsia="Georgia Pro" w:hAnsi="Georgia Pro" w:cs="Georgia Pro"/>
+          <w:color w:val="000000" w:themeColor="text1"/>
+        </w:rPr>
+        <w:t xml:space="preserve">Name </w:t>
+      </w:r>
+      <w:proofErr w:type="gramStart"/>
+      <w:r>
+        <w:rPr>
+          <w:rFonts w:ascii="Georgia Pro" w:eastAsia="Georgia Pro" w:hAnsi="Georgia Pro" w:cs="Georgia Pro"/>
+          <w:color w:val="000000" w:themeColor="text1"/>
+        </w:rPr>
+        <w:t>VARCHAR(</w:t>
+      </w:r>
+      <w:proofErr w:type="gramEnd"/>
+      <w:r>
+        <w:rPr>
+          <w:rFonts w:ascii="Georgia Pro" w:eastAsia="Georgia Pro" w:hAnsi="Georgia Pro" w:cs="Georgia Pro"/>
+          <w:color w:val="000000" w:themeColor="text1"/>
+        </w:rPr>
+        <w:t>50</w:t>
+      </w:r>
+      <w:proofErr w:type="gramStart"/>
+      <w:r>
+        <w:rPr>
+          <w:rFonts w:ascii="Georgia Pro" w:eastAsia="Georgia Pro" w:hAnsi="Georgia Pro" w:cs="Georgia Pro"/>
+          <w:color w:val="000000" w:themeColor="text1"/>
+        </w:rPr>
+        <w:t>),</w:t>
+      </w:r>
+      <w:r>
+        <w:rPr>
+          <w:rFonts w:ascii="Georgia Pro" w:eastAsia="Georgia Pro" w:hAnsi="Georgia Pro" w:cs="Georgia Pro"/>
+          <w:color w:val="000000" w:themeColor="text1"/>
+        </w:rPr>
+        <w:t xml:space="preserve"> </w:t>
+      </w:r>
+      <w:r>
+        <w:rPr>
+          <w:rFonts w:ascii="Georgia Pro" w:eastAsia="Georgia Pro" w:hAnsi="Georgia Pro" w:cs="Georgia Pro"/>
+          <w:color w:val="000000" w:themeColor="text1"/>
+        </w:rPr>
+        <w:t xml:space="preserve"> Course</w:t>
+      </w:r>
+      <w:proofErr w:type="gramEnd"/>
+      <w:r>
+        <w:rPr>
+          <w:rFonts w:ascii="Georgia Pro" w:eastAsia="Georgia Pro" w:hAnsi="Georgia Pro" w:cs="Georgia Pro"/>
+          <w:color w:val="000000" w:themeColor="text1"/>
+        </w:rPr>
+        <w:t xml:space="preserve"> </w:t>
+      </w:r>
+      <w:proofErr w:type="gramStart"/>
+      <w:r>
+        <w:rPr>
+          <w:rFonts w:ascii="Georgia Pro" w:eastAsia="Georgia Pro" w:hAnsi="Georgia Pro" w:cs="Georgia Pro"/>
+          <w:color w:val="000000" w:themeColor="text1"/>
+        </w:rPr>
+        <w:t>VARCHAR(</w:t>
+      </w:r>
+      <w:proofErr w:type="gramEnd"/>
+      <w:r>
+        <w:rPr>
+          <w:rFonts w:ascii="Georgia Pro" w:eastAsia="Georgia Pro" w:hAnsi="Georgia Pro" w:cs="Georgia Pro"/>
+          <w:color w:val="000000" w:themeColor="text1"/>
+        </w:rPr>
+        <w:t>50));</w:t>
       </w:r>
     </w:p>
     <w:p>
@@ -2185,166 +3763,6 @@
           <w:color w:val="000000" w:themeColor="text1"/>
         </w:rPr>
       </w:pPr>
-      <w:r>
-        <w:rPr>
-          <w:rFonts w:ascii="Georgia Pro" w:eastAsia="Georgia Pro" w:hAnsi="Georgia Pro" w:cs="Georgia Pro"/>
-          <w:color w:val="000000" w:themeColor="text1"/>
-        </w:rPr>
-        <w:t xml:space="preserve">sqlcmd -S </w:t>
-      </w:r>
-      <w:r>
-        <w:rPr>
-          <w:rFonts w:ascii="Georgia Pro" w:eastAsia="Georgia Pro" w:hAnsi="Georgia Pro" w:cs="Georgia Pro"/>
-          <w:color w:val="000000" w:themeColor="text1"/>
-        </w:rPr>
-        <w:t>sqlserverlab12933.database.windows.net</w:t>
-      </w:r>
-      <w:r>
-        <w:rPr>
-          <w:rFonts w:ascii="Georgia Pro" w:eastAsia="Georgia Pro" w:hAnsi="Georgia Pro" w:cs="Georgia Pro"/>
-          <w:color w:val="000000" w:themeColor="text1"/>
-        </w:rPr>
-        <w:t xml:space="preserve"> </w:t>
-      </w:r>
-      <w:r>
-        <w:rPr>
-          <w:rFonts w:ascii="Georgia Pro" w:eastAsia="Georgia Pro" w:hAnsi="Georgia Pro" w:cs="Georgia Pro"/>
-          <w:color w:val="000000" w:themeColor="text1"/>
-        </w:rPr>
-        <w:t>\</w:t>
-      </w:r>
-      <w:r>
-        <w:rPr>
-          <w:rFonts w:ascii="Georgia Pro" w:eastAsia="Georgia Pro" w:hAnsi="Georgia Pro" w:cs="Georgia Pro"/>
-          <w:color w:val="000000" w:themeColor="text1"/>
-        </w:rPr>
-        <w:br/>
-        <w:t xml:space="preserve">  -d $SQL_DB \</w:t>
-      </w:r>
-      <w:r>
-        <w:rPr>
-          <w:rFonts w:ascii="Georgia Pro" w:eastAsia="Georgia Pro" w:hAnsi="Georgia Pro" w:cs="Georgia Pro"/>
-          <w:color w:val="000000" w:themeColor="text1"/>
-        </w:rPr>
-        <w:br/>
-        <w:t xml:space="preserve">  -U $ADMIN_USER \</w:t>
-      </w:r>
-      <w:r>
-        <w:rPr>
-          <w:rFonts w:ascii="Georgia Pro" w:eastAsia="Georgia Pro" w:hAnsi="Georgia Pro" w:cs="Georgia Pro"/>
-          <w:color w:val="000000" w:themeColor="text1"/>
-        </w:rPr>
-        <w:br/>
-        <w:t xml:space="preserve">  -P $ADMIN_PASSWORD</w:t>
-      </w:r>
-    </w:p>
-    <w:p>
-      <w:pPr>
-        <w:spacing w:after="0" w:line="480" w:lineRule="auto"/>
-        <w:rPr>
-          <w:rFonts w:ascii="Georgia Pro" w:eastAsia="Georgia Pro" w:hAnsi="Georgia Pro" w:cs="Georgia Pro"/>
-          <w:color w:val="000000" w:themeColor="text1"/>
-        </w:rPr>
-      </w:pPr>
-    </w:p>
-    <w:p>
-      <w:pPr>
-        <w:spacing w:after="0" w:line="480" w:lineRule="auto"/>
-        <w:rPr>
-          <w:rFonts w:ascii="Georgia Pro" w:eastAsia="Georgia Pro" w:hAnsi="Georgia Pro" w:cs="Georgia Pro"/>
-          <w:color w:val="000000" w:themeColor="text1"/>
-        </w:rPr>
-      </w:pPr>
-      <w:r>
-        <w:rPr>
-          <w:rFonts w:ascii="Georgia Pro" w:eastAsia="Georgia Pro" w:hAnsi="Georgia Pro" w:cs="Georgia Pro"/>
-          <w:color w:val="000000" w:themeColor="text1"/>
-        </w:rPr>
-        <w:t>Replace yourserver with actual server name.</w:t>
-      </w:r>
-    </w:p>
-    <w:p>
-      <w:pPr>
-        <w:spacing w:after="0" w:line="480" w:lineRule="auto"/>
-        <w:rPr>
-          <w:rFonts w:ascii="Georgia Pro" w:eastAsia="Georgia Pro" w:hAnsi="Georgia Pro" w:cs="Georgia Pro"/>
-          <w:color w:val="000000" w:themeColor="text1"/>
-        </w:rPr>
-      </w:pPr>
-      <w:r>
-        <w:rPr>
-          <w:rFonts w:ascii="Georgia Pro" w:eastAsia="Georgia Pro" w:hAnsi="Georgia Pro" w:cs="Georgia Pro"/>
-          <w:color w:val="000000" w:themeColor="text1"/>
-        </w:rPr>
-        <w:pict w14:anchorId="48E7E437">
-          <v:rect id="_x0000_i1033" style="width:0;height:1.5pt" o:hrstd="t" o:hr="t" fillcolor="#a0a0a0" stroked="f"/>
-        </w:pict>
-      </w:r>
-    </w:p>
-    <w:p>
-      <w:pPr>
-        <w:spacing w:after="0" w:line="480" w:lineRule="auto"/>
-        <w:rPr>
-          <w:rFonts w:ascii="Georgia Pro" w:eastAsia="Georgia Pro" w:hAnsi="Georgia Pro" w:cs="Georgia Pro"/>
-          <w:b/>
-          <w:bCs/>
-          <w:color w:val="000000" w:themeColor="text1"/>
-        </w:rPr>
-      </w:pPr>
-    </w:p>
-    <w:p>
-      <w:pPr>
-        <w:spacing w:after="0" w:line="480" w:lineRule="auto"/>
-        <w:rPr>
-          <w:rFonts w:ascii="Georgia Pro" w:eastAsia="Georgia Pro" w:hAnsi="Georgia Pro" w:cs="Georgia Pro"/>
-          <w:b/>
-          <w:bCs/>
-          <w:color w:val="000000" w:themeColor="text1"/>
-        </w:rPr>
-      </w:pPr>
-      <w:r>
-        <w:rPr>
-          <w:rFonts w:ascii="Georgia Pro" w:eastAsia="Georgia Pro" w:hAnsi="Georgia Pro" w:cs="Georgia Pro"/>
-          <w:b/>
-          <w:bCs/>
-          <w:color w:val="000000" w:themeColor="text1"/>
-        </w:rPr>
-        <w:t xml:space="preserve">Step </w:t>
-      </w:r>
-      <w:r>
-        <w:rPr>
-          <w:rFonts w:ascii="Georgia Pro" w:eastAsia="Georgia Pro" w:hAnsi="Georgia Pro" w:cs="Georgia Pro"/>
-          <w:b/>
-          <w:bCs/>
-          <w:color w:val="000000" w:themeColor="text1"/>
-        </w:rPr>
-        <w:t>11</w:t>
-      </w:r>
-      <w:r>
-        <w:rPr>
-          <w:rFonts w:ascii="Georgia Pro" w:eastAsia="Georgia Pro" w:hAnsi="Georgia Pro" w:cs="Georgia Pro"/>
-          <w:b/>
-          <w:bCs/>
-          <w:color w:val="000000" w:themeColor="text1"/>
-        </w:rPr>
-        <w:t>: Create Table Inside Database</w:t>
-      </w:r>
-    </w:p>
-    <w:p>
-      <w:pPr>
-        <w:spacing w:after="0" w:line="480" w:lineRule="auto"/>
-        <w:rPr>
-          <w:rFonts w:ascii="Georgia Pro" w:eastAsia="Georgia Pro" w:hAnsi="Georgia Pro" w:cs="Georgia Pro"/>
-          <w:color w:val="000000" w:themeColor="text1"/>
-        </w:rPr>
-      </w:pPr>
-      <w:r>
-        <w:rPr>
-          <w:rFonts w:ascii="Georgia Pro" w:eastAsia="Georgia Pro" w:hAnsi="Georgia Pro" w:cs="Georgia Pro"/>
-          <w:color w:val="000000" w:themeColor="text1"/>
-        </w:rPr>
-        <w:t>Inside SQL prompt:</w:t>
-      </w:r>
     </w:p>
     <w:p>
       <w:pPr>
@@ -2366,49 +3784,32 @@
           <w:rFonts w:ascii="Georgia Pro" w:eastAsia="Georgia Pro" w:hAnsi="Georgia Pro" w:cs="Georgia Pro"/>
           <w:color w:val="000000" w:themeColor="text1"/>
         </w:rPr>
-        <w:t>CREATE TABLE Students (</w:t>
-      </w:r>
-      <w:r>
-        <w:rPr>
-          <w:rFonts w:ascii="Georgia Pro" w:eastAsia="Georgia Pro" w:hAnsi="Georgia Pro" w:cs="Georgia Pro"/>
-          <w:color w:val="000000" w:themeColor="text1"/>
-        </w:rPr>
-        <w:t xml:space="preserve"> </w:t>
-      </w:r>
-      <w:r>
-        <w:rPr>
-          <w:rFonts w:ascii="Georgia Pro" w:eastAsia="Georgia Pro" w:hAnsi="Georgia Pro" w:cs="Georgia Pro"/>
-          <w:color w:val="000000" w:themeColor="text1"/>
-        </w:rPr>
-        <w:t>ID INT PRIMARY KEY,</w:t>
-      </w:r>
-      <w:r>
-        <w:rPr>
-          <w:rFonts w:ascii="Georgia Pro" w:eastAsia="Georgia Pro" w:hAnsi="Georgia Pro" w:cs="Georgia Pro"/>
-          <w:color w:val="000000" w:themeColor="text1"/>
-        </w:rPr>
-        <w:t xml:space="preserve"> </w:t>
-      </w:r>
-      <w:r>
-        <w:rPr>
-          <w:rFonts w:ascii="Georgia Pro" w:eastAsia="Georgia Pro" w:hAnsi="Georgia Pro" w:cs="Georgia Pro"/>
-          <w:color w:val="000000" w:themeColor="text1"/>
-        </w:rPr>
-        <w:t>Name VARCHAR(50),</w:t>
-      </w:r>
-      <w:r>
-        <w:rPr>
-          <w:rFonts w:ascii="Georgia Pro" w:eastAsia="Georgia Pro" w:hAnsi="Georgia Pro" w:cs="Georgia Pro"/>
-          <w:color w:val="000000" w:themeColor="text1"/>
-        </w:rPr>
-        <w:t xml:space="preserve"> </w:t>
-      </w:r>
-      <w:r>
-        <w:rPr>
-          <w:rFonts w:ascii="Georgia Pro" w:eastAsia="Georgia Pro" w:hAnsi="Georgia Pro" w:cs="Georgia Pro"/>
-          <w:color w:val="000000" w:themeColor="text1"/>
-        </w:rPr>
-        <w:t xml:space="preserve"> Course VARCHAR(50));</w:t>
+        <w:t>GO</w:t>
+      </w:r>
+    </w:p>
+    <w:p>
+      <w:pPr>
+        <w:spacing w:after="0" w:line="480" w:lineRule="auto"/>
+        <w:rPr>
+          <w:rFonts w:ascii="Georgia Pro" w:eastAsia="Georgia Pro" w:hAnsi="Georgia Pro" w:cs="Georgia Pro"/>
+          <w:color w:val="000000" w:themeColor="text1"/>
+        </w:rPr>
+      </w:pPr>
+    </w:p>
+    <w:p>
+      <w:pPr>
+        <w:spacing w:after="0" w:line="480" w:lineRule="auto"/>
+        <w:rPr>
+          <w:rFonts w:ascii="Georgia Pro" w:eastAsia="Georgia Pro" w:hAnsi="Georgia Pro" w:cs="Georgia Pro"/>
+          <w:color w:val="000000" w:themeColor="text1"/>
+        </w:rPr>
+      </w:pPr>
+      <w:r>
+        <w:rPr>
+          <w:rFonts w:ascii="Georgia Pro" w:eastAsia="Georgia Pro" w:hAnsi="Georgia Pro" w:cs="Georgia Pro"/>
+          <w:color w:val="000000" w:themeColor="text1"/>
+        </w:rPr>
+        <w:t>Insert sample data:</w:t>
       </w:r>
     </w:p>
     <w:p>
@@ -2426,6 +3827,13 @@
           <w:color w:val="000000" w:themeColor="text1"/>
         </w:rPr>
       </w:pPr>
+      <w:r>
+        <w:rPr>
+          <w:rFonts w:ascii="Georgia Pro" w:eastAsia="Georgia Pro" w:hAnsi="Georgia Pro" w:cs="Georgia Pro"/>
+          <w:color w:val="000000" w:themeColor="text1"/>
+        </w:rPr>
+        <w:t>INSERT INTO Students VALUES (1, 'Rahul', 'Azure');</w:t>
+      </w:r>
     </w:p>
     <w:p>
       <w:pPr>
@@ -2472,7 +3880,7 @@
           <w:rFonts w:ascii="Georgia Pro" w:eastAsia="Georgia Pro" w:hAnsi="Georgia Pro" w:cs="Georgia Pro"/>
           <w:color w:val="000000" w:themeColor="text1"/>
         </w:rPr>
-        <w:t>Insert sample data:</w:t>
+        <w:t>View data:</w:t>
       </w:r>
     </w:p>
     <w:p>
@@ -2495,7 +3903,7 @@
           <w:rFonts w:ascii="Georgia Pro" w:eastAsia="Georgia Pro" w:hAnsi="Georgia Pro" w:cs="Georgia Pro"/>
           <w:color w:val="000000" w:themeColor="text1"/>
         </w:rPr>
-        <w:t>INSERT INTO Students VALUES (1, 'Rahul', 'Azure');</w:t>
+        <w:t>SELECT * FROM Students;</w:t>
       </w:r>
     </w:p>
     <w:p>
@@ -2543,7 +3951,7 @@
           <w:rFonts w:ascii="Georgia Pro" w:eastAsia="Georgia Pro" w:hAnsi="Georgia Pro" w:cs="Georgia Pro"/>
           <w:color w:val="000000" w:themeColor="text1"/>
         </w:rPr>
-        <w:t>View data:</w:t>
+        <w:t>Exit:</w:t>
       </w:r>
     </w:p>
     <w:p>
@@ -2566,7 +3974,51 @@
           <w:rFonts w:ascii="Georgia Pro" w:eastAsia="Georgia Pro" w:hAnsi="Georgia Pro" w:cs="Georgia Pro"/>
           <w:color w:val="000000" w:themeColor="text1"/>
         </w:rPr>
-        <w:t>SELECT * FROM Students;</w:t>
+        <w:t>EXIT</w:t>
+      </w:r>
+    </w:p>
+    <w:p>
+      <w:pPr>
+        <w:spacing w:after="0" w:line="480" w:lineRule="auto"/>
+        <w:rPr>
+          <w:rFonts w:ascii="Georgia Pro" w:eastAsia="Georgia Pro" w:hAnsi="Georgia Pro" w:cs="Georgia Pro"/>
+          <w:color w:val="000000" w:themeColor="text1"/>
+        </w:rPr>
+      </w:pPr>
+      <w:r>
+        <w:rPr>
+          <w:rFonts w:ascii="Georgia Pro" w:eastAsia="Georgia Pro" w:hAnsi="Georgia Pro" w:cs="Georgia Pro"/>
+          <w:color w:val="000000" w:themeColor="text1"/>
+        </w:rPr>
+        <w:lastRenderedPageBreak/>
+        <w:pict w14:anchorId="032AEAD9">
+          <v:rect id="_x0000_i1036" style="width:0;height:1.5pt" o:hrstd="t" o:hr="t" fillcolor="#a0a0a0" stroked="f"/>
+        </w:pict>
+      </w:r>
+      <w:r>
+        <w:rPr>
+          <w:rFonts w:ascii="Georgia Pro" w:eastAsia="Georgia Pro" w:hAnsi="Georgia Pro" w:cs="Georgia Pro"/>
+          <w:b/>
+          <w:bCs/>
+          <w:color w:val="000000" w:themeColor="text1"/>
+        </w:rPr>
+        <w:t>Cleanup Resources</w:t>
+      </w:r>
+    </w:p>
+    <w:p>
+      <w:pPr>
+        <w:spacing w:after="0" w:line="480" w:lineRule="auto"/>
+        <w:rPr>
+          <w:rFonts w:ascii="Georgia Pro" w:eastAsia="Georgia Pro" w:hAnsi="Georgia Pro" w:cs="Georgia Pro"/>
+          <w:color w:val="000000" w:themeColor="text1"/>
+        </w:rPr>
+      </w:pPr>
+      <w:r>
+        <w:rPr>
+          <w:rFonts w:ascii="Georgia Pro" w:eastAsia="Georgia Pro" w:hAnsi="Georgia Pro" w:cs="Georgia Pro"/>
+          <w:color w:val="000000" w:themeColor="text1"/>
+        </w:rPr>
+        <w:t>After completing the lab:</w:t>
       </w:r>
     </w:p>
     <w:p>
@@ -2584,127 +4036,21 @@
           <w:color w:val="000000" w:themeColor="text1"/>
         </w:rPr>
       </w:pPr>
-      <w:r>
-        <w:rPr>
-          <w:rFonts w:ascii="Georgia Pro" w:eastAsia="Georgia Pro" w:hAnsi="Georgia Pro" w:cs="Georgia Pro"/>
-          <w:color w:val="000000" w:themeColor="text1"/>
-        </w:rPr>
-        <w:t>GO</w:t>
-      </w:r>
-    </w:p>
-    <w:p>
-      <w:pPr>
-        <w:spacing w:after="0" w:line="480" w:lineRule="auto"/>
-        <w:rPr>
-          <w:rFonts w:ascii="Georgia Pro" w:eastAsia="Georgia Pro" w:hAnsi="Georgia Pro" w:cs="Georgia Pro"/>
-          <w:color w:val="000000" w:themeColor="text1"/>
-        </w:rPr>
-      </w:pPr>
-    </w:p>
-    <w:p>
-      <w:pPr>
-        <w:spacing w:after="0" w:line="480" w:lineRule="auto"/>
-        <w:rPr>
-          <w:rFonts w:ascii="Georgia Pro" w:eastAsia="Georgia Pro" w:hAnsi="Georgia Pro" w:cs="Georgia Pro"/>
-          <w:color w:val="000000" w:themeColor="text1"/>
-        </w:rPr>
-      </w:pPr>
-      <w:r>
-        <w:rPr>
-          <w:rFonts w:ascii="Georgia Pro" w:eastAsia="Georgia Pro" w:hAnsi="Georgia Pro" w:cs="Georgia Pro"/>
-          <w:color w:val="000000" w:themeColor="text1"/>
-        </w:rPr>
-        <w:t>Exit:</w:t>
-      </w:r>
-    </w:p>
-    <w:p>
-      <w:pPr>
-        <w:pBdr>
-          <w:top w:val="single" w:sz="4" w:space="1" w:color="auto"/>
-          <w:left w:val="single" w:sz="4" w:space="4" w:color="auto"/>
-          <w:bottom w:val="single" w:sz="4" w:space="1" w:color="auto"/>
-          <w:right w:val="single" w:sz="4" w:space="4" w:color="auto"/>
-        </w:pBdr>
-        <w:shd w:val="clear" w:color="auto" w:fill="F2F2F2" w:themeFill="background1" w:themeFillShade="F2"/>
-        <w:spacing w:after="0" w:line="480" w:lineRule="auto"/>
-        <w:rPr>
-          <w:rFonts w:ascii="Georgia Pro" w:eastAsia="Georgia Pro" w:hAnsi="Georgia Pro" w:cs="Georgia Pro"/>
-          <w:color w:val="000000" w:themeColor="text1"/>
-        </w:rPr>
-      </w:pPr>
-      <w:r>
-        <w:rPr>
-          <w:rFonts w:ascii="Georgia Pro" w:eastAsia="Georgia Pro" w:hAnsi="Georgia Pro" w:cs="Georgia Pro"/>
-          <w:color w:val="000000" w:themeColor="text1"/>
-        </w:rPr>
-        <w:t>EXIT</w:t>
-      </w:r>
-    </w:p>
-    <w:p>
-      <w:pPr>
-        <w:spacing w:after="0" w:line="480" w:lineRule="auto"/>
-        <w:rPr>
-          <w:rFonts w:ascii="Georgia Pro" w:eastAsia="Georgia Pro" w:hAnsi="Georgia Pro" w:cs="Georgia Pro"/>
-          <w:color w:val="000000" w:themeColor="text1"/>
-        </w:rPr>
-      </w:pPr>
-      <w:r>
-        <w:rPr>
-          <w:rFonts w:ascii="Georgia Pro" w:eastAsia="Georgia Pro" w:hAnsi="Georgia Pro" w:cs="Georgia Pro"/>
-          <w:color w:val="000000" w:themeColor="text1"/>
-        </w:rPr>
-        <w:lastRenderedPageBreak/>
-        <w:pict w14:anchorId="032AEAD9">
-          <v:rect id="_x0000_i1034" style="width:0;height:1.5pt" o:hrstd="t" o:hr="t" fillcolor="#a0a0a0" stroked="f"/>
-        </w:pict>
-      </w:r>
-      <w:r>
-        <w:rPr>
-          <w:rFonts w:ascii="Georgia Pro" w:eastAsia="Georgia Pro" w:hAnsi="Georgia Pro" w:cs="Georgia Pro"/>
-          <w:b/>
-          <w:bCs/>
-          <w:color w:val="000000" w:themeColor="text1"/>
-        </w:rPr>
-        <w:t>Cleanup Resources</w:t>
-      </w:r>
-    </w:p>
-    <w:p>
-      <w:pPr>
-        <w:spacing w:after="0" w:line="480" w:lineRule="auto"/>
-        <w:rPr>
-          <w:rFonts w:ascii="Georgia Pro" w:eastAsia="Georgia Pro" w:hAnsi="Georgia Pro" w:cs="Georgia Pro"/>
-          <w:color w:val="000000" w:themeColor="text1"/>
-        </w:rPr>
-      </w:pPr>
-      <w:r>
-        <w:rPr>
-          <w:rFonts w:ascii="Georgia Pro" w:eastAsia="Georgia Pro" w:hAnsi="Georgia Pro" w:cs="Georgia Pro"/>
-          <w:color w:val="000000" w:themeColor="text1"/>
-        </w:rPr>
-        <w:t>After completing the lab:</w:t>
-      </w:r>
-    </w:p>
-    <w:p>
-      <w:pPr>
-        <w:pBdr>
-          <w:top w:val="single" w:sz="4" w:space="1" w:color="auto"/>
-          <w:left w:val="single" w:sz="4" w:space="4" w:color="auto"/>
-          <w:bottom w:val="single" w:sz="4" w:space="1" w:color="auto"/>
-          <w:right w:val="single" w:sz="4" w:space="4" w:color="auto"/>
-        </w:pBdr>
-        <w:shd w:val="clear" w:color="auto" w:fill="F2F2F2" w:themeFill="background1" w:themeFillShade="F2"/>
-        <w:spacing w:after="0" w:line="480" w:lineRule="auto"/>
-        <w:rPr>
-          <w:rFonts w:ascii="Georgia Pro" w:eastAsia="Georgia Pro" w:hAnsi="Georgia Pro" w:cs="Georgia Pro"/>
-          <w:color w:val="000000" w:themeColor="text1"/>
-        </w:rPr>
-      </w:pPr>
-      <w:r>
-        <w:rPr>
-          <w:rFonts w:ascii="Georgia Pro" w:eastAsia="Georgia Pro" w:hAnsi="Georgia Pro" w:cs="Georgia Pro"/>
-          <w:color w:val="000000" w:themeColor="text1"/>
-        </w:rPr>
-        <w:t>az group delete \</w:t>
+      <w:proofErr w:type="spellStart"/>
+      <w:r>
+        <w:rPr>
+          <w:rFonts w:ascii="Georgia Pro" w:eastAsia="Georgia Pro" w:hAnsi="Georgia Pro" w:cs="Georgia Pro"/>
+          <w:color w:val="000000" w:themeColor="text1"/>
+        </w:rPr>
+        <w:t>az</w:t>
+      </w:r>
+      <w:proofErr w:type="spellEnd"/>
+      <w:r>
+        <w:rPr>
+          <w:rFonts w:ascii="Georgia Pro" w:eastAsia="Georgia Pro" w:hAnsi="Georgia Pro" w:cs="Georgia Pro"/>
+          <w:color w:val="000000" w:themeColor="text1"/>
+        </w:rPr>
+        <w:t xml:space="preserve"> group delete \</w:t>
       </w:r>
       <w:r>
         <w:rPr>
@@ -2745,7 +4091,7 @@
           <w:color w:val="000000" w:themeColor="text1"/>
         </w:rPr>
         <w:pict w14:anchorId="20804AA5">
-          <v:rect id="_x0000_i1035" style="width:0;height:1.5pt" o:hrstd="t" o:hr="t" fillcolor="#a0a0a0" stroked="f"/>
+          <v:rect id="_x0000_i1037" style="width:0;height:1.5pt" o:hrstd="t" o:hr="t" fillcolor="#a0a0a0" stroked="f"/>
         </w:pict>
       </w:r>
     </w:p>
@@ -2873,8 +4219,17 @@
           <w:rFonts w:ascii="Georgia Pro" w:eastAsia="Georgia Pro" w:hAnsi="Georgia Pro" w:cs="Georgia Pro"/>
           <w:color w:val="000000" w:themeColor="text1"/>
         </w:rPr>
-        <w:t>Connected using sqlcmd</w:t>
-      </w:r>
+        <w:t xml:space="preserve">Connected using </w:t>
+      </w:r>
+      <w:proofErr w:type="spellStart"/>
+      <w:r>
+        <w:rPr>
+          <w:rFonts w:ascii="Georgia Pro" w:eastAsia="Georgia Pro" w:hAnsi="Georgia Pro" w:cs="Georgia Pro"/>
+          <w:color w:val="000000" w:themeColor="text1"/>
+        </w:rPr>
+        <w:t>sqlcmd</w:t>
+      </w:r>
+      <w:proofErr w:type="spellEnd"/>
     </w:p>
     <w:p>
       <w:pPr>

--- a/DAY-7/Lab Exercise - Create a Database in Azure Using Cloud Shell.docx
+++ b/DAY-7/Lab Exercise - Create a Database in Azure Using Cloud Shell.docx
@@ -173,21 +173,12 @@
           <w:color w:val="000000" w:themeColor="text1"/>
         </w:rPr>
       </w:pPr>
-      <w:proofErr w:type="gramStart"/>
-      <w:r>
-        <w:rPr>
-          <w:rFonts w:ascii="Georgia Pro" w:eastAsia="Georgia Pro" w:hAnsi="Georgia Pro" w:cs="Georgia Pro"/>
-          <w:color w:val="000000" w:themeColor="text1"/>
-        </w:rPr>
-        <w:t>Create</w:t>
-      </w:r>
-      <w:proofErr w:type="gramEnd"/>
-      <w:r>
-        <w:rPr>
-          <w:rFonts w:ascii="Georgia Pro" w:eastAsia="Georgia Pro" w:hAnsi="Georgia Pro" w:cs="Georgia Pro"/>
-          <w:color w:val="000000" w:themeColor="text1"/>
-        </w:rPr>
-        <w:t xml:space="preserve"> a Resource Group</w:t>
+      <w:r>
+        <w:rPr>
+          <w:rFonts w:ascii="Georgia Pro" w:eastAsia="Georgia Pro" w:hAnsi="Georgia Pro" w:cs="Georgia Pro"/>
+          <w:color w:val="000000" w:themeColor="text1"/>
+        </w:rPr>
+        <w:t>Create a Resource Group</w:t>
       </w:r>
     </w:p>
     <w:p>
@@ -454,39 +445,7 @@
           <w:rFonts w:ascii="Georgia Pro" w:eastAsia="Georgia Pro" w:hAnsi="Georgia Pro" w:cs="Georgia Pro"/>
           <w:color w:val="000000" w:themeColor="text1"/>
         </w:rPr>
-        <w:t>RESOURCE_GROUP=</w:t>
-      </w:r>
-      <w:proofErr w:type="spellStart"/>
-      <w:r>
-        <w:rPr>
-          <w:rFonts w:ascii="Georgia Pro" w:eastAsia="Georgia Pro" w:hAnsi="Georgia Pro" w:cs="Georgia Pro"/>
-          <w:color w:val="000000" w:themeColor="text1"/>
-        </w:rPr>
-        <w:t>rg</w:t>
-      </w:r>
-      <w:proofErr w:type="spellEnd"/>
-      <w:r>
-        <w:rPr>
-          <w:rFonts w:ascii="Georgia Pro" w:eastAsia="Georgia Pro" w:hAnsi="Georgia Pro" w:cs="Georgia Pro"/>
-          <w:color w:val="000000" w:themeColor="text1"/>
-        </w:rPr>
-        <w:t>-</w:t>
-      </w:r>
-      <w:proofErr w:type="spellStart"/>
-      <w:r>
-        <w:rPr>
-          <w:rFonts w:ascii="Georgia Pro" w:eastAsia="Georgia Pro" w:hAnsi="Georgia Pro" w:cs="Georgia Pro"/>
-          <w:color w:val="000000" w:themeColor="text1"/>
-        </w:rPr>
-        <w:t>db</w:t>
-      </w:r>
-      <w:proofErr w:type="spellEnd"/>
-      <w:r>
-        <w:rPr>
-          <w:rFonts w:ascii="Georgia Pro" w:eastAsia="Georgia Pro" w:hAnsi="Georgia Pro" w:cs="Georgia Pro"/>
-          <w:color w:val="000000" w:themeColor="text1"/>
-        </w:rPr>
-        <w:t>-lab</w:t>
+        <w:t>RESOURCE_GROUP=rg-db-lab</w:t>
       </w:r>
       <w:r>
         <w:rPr>
@@ -494,68 +453,32 @@
           <w:color w:val="000000" w:themeColor="text1"/>
         </w:rPr>
         <w:br/>
-        <w:t>LOCATION=</w:t>
-      </w:r>
-      <w:proofErr w:type="spellStart"/>
-      <w:r>
-        <w:rPr>
-          <w:rFonts w:ascii="Georgia Pro" w:eastAsia="Georgia Pro" w:hAnsi="Georgia Pro" w:cs="Georgia Pro"/>
-          <w:color w:val="000000" w:themeColor="text1"/>
-        </w:rPr>
-        <w:t>eastus</w:t>
-      </w:r>
-      <w:proofErr w:type="spellEnd"/>
+        <w:t>LOCATION=eastus</w:t>
+      </w:r>
       <w:r>
         <w:rPr>
           <w:rFonts w:ascii="Georgia Pro" w:eastAsia="Georgia Pro" w:hAnsi="Georgia Pro" w:cs="Georgia Pro"/>
           <w:color w:val="000000" w:themeColor="text1"/>
         </w:rPr>
         <w:br/>
-        <w:t>SQL_SERVER=</w:t>
-      </w:r>
-      <w:proofErr w:type="spellStart"/>
-      <w:r>
-        <w:rPr>
-          <w:rFonts w:ascii="Georgia Pro" w:eastAsia="Georgia Pro" w:hAnsi="Georgia Pro" w:cs="Georgia Pro"/>
-          <w:color w:val="000000" w:themeColor="text1"/>
-        </w:rPr>
-        <w:t>sqlserverlab$RANDOM</w:t>
-      </w:r>
-      <w:proofErr w:type="spellEnd"/>
+        <w:t>SQL_SERVER=sqlserverlab$RANDOM</w:t>
+      </w:r>
       <w:r>
         <w:rPr>
           <w:rFonts w:ascii="Georgia Pro" w:eastAsia="Georgia Pro" w:hAnsi="Georgia Pro" w:cs="Georgia Pro"/>
           <w:color w:val="000000" w:themeColor="text1"/>
         </w:rPr>
         <w:br/>
-        <w:t>SQL_DB=</w:t>
-      </w:r>
-      <w:proofErr w:type="spellStart"/>
-      <w:r>
-        <w:rPr>
-          <w:rFonts w:ascii="Georgia Pro" w:eastAsia="Georgia Pro" w:hAnsi="Georgia Pro" w:cs="Georgia Pro"/>
-          <w:color w:val="000000" w:themeColor="text1"/>
-        </w:rPr>
-        <w:t>sqldblab</w:t>
-      </w:r>
-      <w:proofErr w:type="spellEnd"/>
+        <w:t>SQL_DB=sqldblab</w:t>
+      </w:r>
       <w:r>
         <w:rPr>
           <w:rFonts w:ascii="Georgia Pro" w:eastAsia="Georgia Pro" w:hAnsi="Georgia Pro" w:cs="Georgia Pro"/>
           <w:color w:val="000000" w:themeColor="text1"/>
         </w:rPr>
         <w:br/>
-        <w:t>ADMIN_USER=</w:t>
-      </w:r>
-      <w:proofErr w:type="spellStart"/>
-      <w:r>
-        <w:rPr>
-          <w:rFonts w:ascii="Georgia Pro" w:eastAsia="Georgia Pro" w:hAnsi="Georgia Pro" w:cs="Georgia Pro"/>
-          <w:color w:val="000000" w:themeColor="text1"/>
-        </w:rPr>
-        <w:t>sqladminuser</w:t>
-      </w:r>
-      <w:proofErr w:type="spellEnd"/>
+        <w:t>ADMIN_USER=sqladminuser</w:t>
+      </w:r>
       <w:r>
         <w:rPr>
           <w:rFonts w:ascii="Georgia Pro" w:eastAsia="Georgia Pro" w:hAnsi="Georgia Pro" w:cs="Georgia Pro"/>
@@ -644,21 +567,12 @@
           <w:color w:val="000000" w:themeColor="text1"/>
         </w:rPr>
       </w:pPr>
-      <w:proofErr w:type="spellStart"/>
-      <w:r>
-        <w:rPr>
-          <w:rFonts w:ascii="Georgia Pro" w:eastAsia="Georgia Pro" w:hAnsi="Georgia Pro" w:cs="Georgia Pro"/>
-          <w:color w:val="000000" w:themeColor="text1"/>
-        </w:rPr>
-        <w:t>az</w:t>
-      </w:r>
-      <w:proofErr w:type="spellEnd"/>
-      <w:r>
-        <w:rPr>
-          <w:rFonts w:ascii="Georgia Pro" w:eastAsia="Georgia Pro" w:hAnsi="Georgia Pro" w:cs="Georgia Pro"/>
-          <w:color w:val="000000" w:themeColor="text1"/>
-        </w:rPr>
-        <w:t xml:space="preserve"> group create \</w:t>
+      <w:r>
+        <w:rPr>
+          <w:rFonts w:ascii="Georgia Pro" w:eastAsia="Georgia Pro" w:hAnsi="Georgia Pro" w:cs="Georgia Pro"/>
+          <w:color w:val="000000" w:themeColor="text1"/>
+        </w:rPr>
+        <w:t>az group create \</w:t>
       </w:r>
       <w:r>
         <w:rPr>
@@ -730,37 +644,12 @@
           <w:color w:val="000000" w:themeColor="text1"/>
         </w:rPr>
       </w:pPr>
-      <w:proofErr w:type="spellStart"/>
-      <w:r>
-        <w:rPr>
-          <w:rFonts w:ascii="Georgia Pro" w:eastAsia="Georgia Pro" w:hAnsi="Georgia Pro" w:cs="Georgia Pro"/>
-          <w:color w:val="000000" w:themeColor="text1"/>
-        </w:rPr>
-        <w:t>az</w:t>
-      </w:r>
-      <w:proofErr w:type="spellEnd"/>
-      <w:r>
-        <w:rPr>
-          <w:rFonts w:ascii="Georgia Pro" w:eastAsia="Georgia Pro" w:hAnsi="Georgia Pro" w:cs="Georgia Pro"/>
-          <w:color w:val="000000" w:themeColor="text1"/>
-        </w:rPr>
-        <w:t xml:space="preserve"> </w:t>
-      </w:r>
-      <w:proofErr w:type="spellStart"/>
-      <w:r>
-        <w:rPr>
-          <w:rFonts w:ascii="Georgia Pro" w:eastAsia="Georgia Pro" w:hAnsi="Georgia Pro" w:cs="Georgia Pro"/>
-          <w:color w:val="000000" w:themeColor="text1"/>
-        </w:rPr>
-        <w:t>sql</w:t>
-      </w:r>
-      <w:proofErr w:type="spellEnd"/>
-      <w:r>
-        <w:rPr>
-          <w:rFonts w:ascii="Georgia Pro" w:eastAsia="Georgia Pro" w:hAnsi="Georgia Pro" w:cs="Georgia Pro"/>
-          <w:color w:val="000000" w:themeColor="text1"/>
-        </w:rPr>
-        <w:t xml:space="preserve"> server create \</w:t>
+      <w:r>
+        <w:rPr>
+          <w:rFonts w:ascii="Georgia Pro" w:eastAsia="Georgia Pro" w:hAnsi="Georgia Pro" w:cs="Georgia Pro"/>
+          <w:color w:val="000000" w:themeColor="text1"/>
+        </w:rPr>
+        <w:t>az sql server create \</w:t>
       </w:r>
       <w:r>
         <w:rPr>
@@ -856,37 +745,12 @@
           <w:color w:val="000000" w:themeColor="text1"/>
         </w:rPr>
       </w:pPr>
-      <w:proofErr w:type="spellStart"/>
-      <w:r>
-        <w:rPr>
-          <w:rFonts w:ascii="Georgia Pro" w:eastAsia="Georgia Pro" w:hAnsi="Georgia Pro" w:cs="Georgia Pro"/>
-          <w:color w:val="000000" w:themeColor="text1"/>
-        </w:rPr>
-        <w:t>az</w:t>
-      </w:r>
-      <w:proofErr w:type="spellEnd"/>
-      <w:r>
-        <w:rPr>
-          <w:rFonts w:ascii="Georgia Pro" w:eastAsia="Georgia Pro" w:hAnsi="Georgia Pro" w:cs="Georgia Pro"/>
-          <w:color w:val="000000" w:themeColor="text1"/>
-        </w:rPr>
-        <w:t xml:space="preserve"> </w:t>
-      </w:r>
-      <w:proofErr w:type="spellStart"/>
-      <w:r>
-        <w:rPr>
-          <w:rFonts w:ascii="Georgia Pro" w:eastAsia="Georgia Pro" w:hAnsi="Georgia Pro" w:cs="Georgia Pro"/>
-          <w:color w:val="000000" w:themeColor="text1"/>
-        </w:rPr>
-        <w:t>sql</w:t>
-      </w:r>
-      <w:proofErr w:type="spellEnd"/>
-      <w:r>
-        <w:rPr>
-          <w:rFonts w:ascii="Georgia Pro" w:eastAsia="Georgia Pro" w:hAnsi="Georgia Pro" w:cs="Georgia Pro"/>
-          <w:color w:val="000000" w:themeColor="text1"/>
-        </w:rPr>
-        <w:t xml:space="preserve"> server firewall-rule create \</w:t>
+      <w:r>
+        <w:rPr>
+          <w:rFonts w:ascii="Georgia Pro" w:eastAsia="Georgia Pro" w:hAnsi="Georgia Pro" w:cs="Georgia Pro"/>
+          <w:color w:val="000000" w:themeColor="text1"/>
+        </w:rPr>
+        <w:t>az sql server firewall-rule create \</w:t>
       </w:r>
       <w:r>
         <w:rPr>
@@ -910,23 +774,7 @@
           <w:color w:val="000000" w:themeColor="text1"/>
         </w:rPr>
         <w:br/>
-        <w:t xml:space="preserve">  --name </w:t>
-      </w:r>
-      <w:proofErr w:type="spellStart"/>
-      <w:r>
-        <w:rPr>
-          <w:rFonts w:ascii="Georgia Pro" w:eastAsia="Georgia Pro" w:hAnsi="Georgia Pro" w:cs="Georgia Pro"/>
-          <w:color w:val="000000" w:themeColor="text1"/>
-        </w:rPr>
-        <w:t>AllowAzureServices</w:t>
-      </w:r>
-      <w:proofErr w:type="spellEnd"/>
-      <w:r>
-        <w:rPr>
-          <w:rFonts w:ascii="Georgia Pro" w:eastAsia="Georgia Pro" w:hAnsi="Georgia Pro" w:cs="Georgia Pro"/>
-          <w:color w:val="000000" w:themeColor="text1"/>
-        </w:rPr>
-        <w:t xml:space="preserve"> \</w:t>
+        <w:t xml:space="preserve">  --name AllowAzureServices \</w:t>
       </w:r>
       <w:r>
         <w:rPr>
@@ -934,23 +782,7 @@
           <w:color w:val="000000" w:themeColor="text1"/>
         </w:rPr>
         <w:br/>
-        <w:t xml:space="preserve">  --start-</w:t>
-      </w:r>
-      <w:proofErr w:type="spellStart"/>
-      <w:r>
-        <w:rPr>
-          <w:rFonts w:ascii="Georgia Pro" w:eastAsia="Georgia Pro" w:hAnsi="Georgia Pro" w:cs="Georgia Pro"/>
-          <w:color w:val="000000" w:themeColor="text1"/>
-        </w:rPr>
-        <w:t>ip</w:t>
-      </w:r>
-      <w:proofErr w:type="spellEnd"/>
-      <w:r>
-        <w:rPr>
-          <w:rFonts w:ascii="Georgia Pro" w:eastAsia="Georgia Pro" w:hAnsi="Georgia Pro" w:cs="Georgia Pro"/>
-          <w:color w:val="000000" w:themeColor="text1"/>
-        </w:rPr>
-        <w:t>-address 0.0.0.0 \</w:t>
+        <w:t xml:space="preserve">  --start-ip-address 0.0.0.0 \</w:t>
       </w:r>
       <w:r>
         <w:rPr>
@@ -958,23 +790,7 @@
           <w:color w:val="000000" w:themeColor="text1"/>
         </w:rPr>
         <w:br/>
-        <w:t xml:space="preserve">  --end-</w:t>
-      </w:r>
-      <w:proofErr w:type="spellStart"/>
-      <w:r>
-        <w:rPr>
-          <w:rFonts w:ascii="Georgia Pro" w:eastAsia="Georgia Pro" w:hAnsi="Georgia Pro" w:cs="Georgia Pro"/>
-          <w:color w:val="000000" w:themeColor="text1"/>
-        </w:rPr>
-        <w:t>ip</w:t>
-      </w:r>
-      <w:proofErr w:type="spellEnd"/>
-      <w:r>
-        <w:rPr>
-          <w:rFonts w:ascii="Georgia Pro" w:eastAsia="Georgia Pro" w:hAnsi="Georgia Pro" w:cs="Georgia Pro"/>
-          <w:color w:val="000000" w:themeColor="text1"/>
-        </w:rPr>
-        <w:t>-address 0.0.0.0</w:t>
+        <w:t xml:space="preserve">  --end-ip-address 0.0.0.0</w:t>
       </w:r>
     </w:p>
     <w:p>
@@ -1050,53 +866,12 @@
           <w:color w:val="000000" w:themeColor="text1"/>
         </w:rPr>
       </w:pPr>
-      <w:proofErr w:type="spellStart"/>
-      <w:r>
-        <w:rPr>
-          <w:rFonts w:ascii="Georgia Pro" w:eastAsia="Georgia Pro" w:hAnsi="Georgia Pro" w:cs="Georgia Pro"/>
-          <w:color w:val="000000" w:themeColor="text1"/>
-        </w:rPr>
-        <w:t>az</w:t>
-      </w:r>
-      <w:proofErr w:type="spellEnd"/>
-      <w:r>
-        <w:rPr>
-          <w:rFonts w:ascii="Georgia Pro" w:eastAsia="Georgia Pro" w:hAnsi="Georgia Pro" w:cs="Georgia Pro"/>
-          <w:color w:val="000000" w:themeColor="text1"/>
-        </w:rPr>
-        <w:t xml:space="preserve"> </w:t>
-      </w:r>
-      <w:proofErr w:type="spellStart"/>
-      <w:r>
-        <w:rPr>
-          <w:rFonts w:ascii="Georgia Pro" w:eastAsia="Georgia Pro" w:hAnsi="Georgia Pro" w:cs="Georgia Pro"/>
-          <w:color w:val="000000" w:themeColor="text1"/>
-        </w:rPr>
-        <w:t>sql</w:t>
-      </w:r>
-      <w:proofErr w:type="spellEnd"/>
-      <w:r>
-        <w:rPr>
-          <w:rFonts w:ascii="Georgia Pro" w:eastAsia="Georgia Pro" w:hAnsi="Georgia Pro" w:cs="Georgia Pro"/>
-          <w:color w:val="000000" w:themeColor="text1"/>
-        </w:rPr>
-        <w:t xml:space="preserve"> </w:t>
-      </w:r>
-      <w:proofErr w:type="spellStart"/>
-      <w:r>
-        <w:rPr>
-          <w:rFonts w:ascii="Georgia Pro" w:eastAsia="Georgia Pro" w:hAnsi="Georgia Pro" w:cs="Georgia Pro"/>
-          <w:color w:val="000000" w:themeColor="text1"/>
-        </w:rPr>
-        <w:t>db</w:t>
-      </w:r>
-      <w:proofErr w:type="spellEnd"/>
-      <w:r>
-        <w:rPr>
-          <w:rFonts w:ascii="Georgia Pro" w:eastAsia="Georgia Pro" w:hAnsi="Georgia Pro" w:cs="Georgia Pro"/>
-          <w:color w:val="000000" w:themeColor="text1"/>
-        </w:rPr>
-        <w:t xml:space="preserve"> create \</w:t>
+      <w:r>
+        <w:rPr>
+          <w:rFonts w:ascii="Georgia Pro" w:eastAsia="Georgia Pro" w:hAnsi="Georgia Pro" w:cs="Georgia Pro"/>
+          <w:color w:val="000000" w:themeColor="text1"/>
+        </w:rPr>
+        <w:t>az sql db create \</w:t>
       </w:r>
     </w:p>
     <w:p>
@@ -1258,37 +1033,12 @@
           <w:color w:val="000000" w:themeColor="text1"/>
         </w:rPr>
       </w:pPr>
-      <w:proofErr w:type="spellStart"/>
-      <w:r>
-        <w:rPr>
-          <w:rFonts w:ascii="Georgia Pro" w:eastAsia="Georgia Pro" w:hAnsi="Georgia Pro" w:cs="Georgia Pro"/>
-          <w:color w:val="000000" w:themeColor="text1"/>
-        </w:rPr>
-        <w:t>az</w:t>
-      </w:r>
-      <w:proofErr w:type="spellEnd"/>
-      <w:r>
-        <w:rPr>
-          <w:rFonts w:ascii="Georgia Pro" w:eastAsia="Georgia Pro" w:hAnsi="Georgia Pro" w:cs="Georgia Pro"/>
-          <w:color w:val="000000" w:themeColor="text1"/>
-        </w:rPr>
-        <w:t xml:space="preserve"> </w:t>
-      </w:r>
-      <w:proofErr w:type="spellStart"/>
-      <w:r>
-        <w:rPr>
-          <w:rFonts w:ascii="Georgia Pro" w:eastAsia="Georgia Pro" w:hAnsi="Georgia Pro" w:cs="Georgia Pro"/>
-          <w:color w:val="000000" w:themeColor="text1"/>
-        </w:rPr>
-        <w:t>sql</w:t>
-      </w:r>
-      <w:proofErr w:type="spellEnd"/>
-      <w:r>
-        <w:rPr>
-          <w:rFonts w:ascii="Georgia Pro" w:eastAsia="Georgia Pro" w:hAnsi="Georgia Pro" w:cs="Georgia Pro"/>
-          <w:color w:val="000000" w:themeColor="text1"/>
-        </w:rPr>
-        <w:t xml:space="preserve"> server show \</w:t>
+      <w:r>
+        <w:rPr>
+          <w:rFonts w:ascii="Georgia Pro" w:eastAsia="Georgia Pro" w:hAnsi="Georgia Pro" w:cs="Georgia Pro"/>
+          <w:color w:val="000000" w:themeColor="text1"/>
+        </w:rPr>
+        <w:t>az sql server show \</w:t>
       </w:r>
       <w:r>
         <w:rPr>
@@ -1312,23 +1062,7 @@
           <w:color w:val="000000" w:themeColor="text1"/>
         </w:rPr>
         <w:br/>
-        <w:t xml:space="preserve">  --query </w:t>
-      </w:r>
-      <w:proofErr w:type="spellStart"/>
-      <w:r>
-        <w:rPr>
-          <w:rFonts w:ascii="Georgia Pro" w:eastAsia="Georgia Pro" w:hAnsi="Georgia Pro" w:cs="Georgia Pro"/>
-          <w:color w:val="000000" w:themeColor="text1"/>
-        </w:rPr>
-        <w:t>fullyQualifiedDomainName</w:t>
-      </w:r>
-      <w:proofErr w:type="spellEnd"/>
-      <w:r>
-        <w:rPr>
-          <w:rFonts w:ascii="Georgia Pro" w:eastAsia="Georgia Pro" w:hAnsi="Georgia Pro" w:cs="Georgia Pro"/>
-          <w:color w:val="000000" w:themeColor="text1"/>
-        </w:rPr>
-        <w:t xml:space="preserve"> \</w:t>
+        <w:t xml:space="preserve">  --query fullyQualifiedDomainName \</w:t>
       </w:r>
       <w:r>
         <w:rPr>
@@ -1336,17 +1070,8 @@
           <w:color w:val="000000" w:themeColor="text1"/>
         </w:rPr>
         <w:br/>
-        <w:t xml:space="preserve">  --output </w:t>
-      </w:r>
-      <w:proofErr w:type="spellStart"/>
-      <w:r>
-        <w:rPr>
-          <w:rFonts w:ascii="Georgia Pro" w:eastAsia="Georgia Pro" w:hAnsi="Georgia Pro" w:cs="Georgia Pro"/>
-          <w:color w:val="000000" w:themeColor="text1"/>
-        </w:rPr>
-        <w:t>tsv</w:t>
-      </w:r>
-      <w:proofErr w:type="spellEnd"/>
+        <w:t xml:space="preserve">  --output tsv</w:t>
+      </w:r>
     </w:p>
     <w:p>
       <w:pPr>
@@ -1494,7 +1219,7 @@
           <w:rFonts w:ascii="Georgia Pro" w:eastAsia="Georgia Pro" w:hAnsi="Georgia Pro" w:cs="Georgia Pro"/>
           <w:color w:val="000000" w:themeColor="text1"/>
         </w:rPr>
-        <w:t>= “VM-1”</w:t>
+        <w:t>=VM-1</w:t>
       </w:r>
     </w:p>
     <w:p>
@@ -1523,37 +1248,12 @@
           <w:color w:val="000000" w:themeColor="text1"/>
         </w:rPr>
       </w:pPr>
-      <w:proofErr w:type="spellStart"/>
-      <w:r>
-        <w:rPr>
-          <w:rFonts w:ascii="Georgia Pro" w:eastAsia="Georgia Pro" w:hAnsi="Georgia Pro" w:cs="Georgia Pro"/>
-          <w:color w:val="000000" w:themeColor="text1"/>
-        </w:rPr>
-        <w:t>az</w:t>
-      </w:r>
-      <w:proofErr w:type="spellEnd"/>
-      <w:r>
-        <w:rPr>
-          <w:rFonts w:ascii="Georgia Pro" w:eastAsia="Georgia Pro" w:hAnsi="Georgia Pro" w:cs="Georgia Pro"/>
-          <w:color w:val="000000" w:themeColor="text1"/>
-        </w:rPr>
-        <w:t xml:space="preserve"> </w:t>
-      </w:r>
-      <w:proofErr w:type="spellStart"/>
-      <w:r>
-        <w:rPr>
-          <w:rFonts w:ascii="Georgia Pro" w:eastAsia="Georgia Pro" w:hAnsi="Georgia Pro" w:cs="Georgia Pro"/>
-          <w:color w:val="000000" w:themeColor="text1"/>
-        </w:rPr>
-        <w:t>vm</w:t>
-      </w:r>
-      <w:proofErr w:type="spellEnd"/>
-      <w:r>
-        <w:rPr>
-          <w:rFonts w:ascii="Georgia Pro" w:eastAsia="Georgia Pro" w:hAnsi="Georgia Pro" w:cs="Georgia Pro"/>
-          <w:color w:val="000000" w:themeColor="text1"/>
-        </w:rPr>
-        <w:t xml:space="preserve"> create \</w:t>
+      <w:r>
+        <w:rPr>
+          <w:rFonts w:ascii="Georgia Pro" w:eastAsia="Georgia Pro" w:hAnsi="Georgia Pro" w:cs="Georgia Pro"/>
+          <w:color w:val="000000" w:themeColor="text1"/>
+        </w:rPr>
+        <w:t>az vm create \</w:t>
       </w:r>
     </w:p>
     <w:p>
@@ -1622,23 +1322,7 @@
           <w:rFonts w:ascii="Georgia Pro" w:eastAsia="Georgia Pro" w:hAnsi="Georgia Pro" w:cs="Georgia Pro"/>
           <w:color w:val="000000" w:themeColor="text1"/>
         </w:rPr>
-        <w:t xml:space="preserve">  --image Canonical:0001-com-ubuntu-server-focal:20_04-lts-gen</w:t>
-      </w:r>
-      <w:proofErr w:type="gramStart"/>
-      <w:r>
-        <w:rPr>
-          <w:rFonts w:ascii="Georgia Pro" w:eastAsia="Georgia Pro" w:hAnsi="Georgia Pro" w:cs="Georgia Pro"/>
-          <w:color w:val="000000" w:themeColor="text1"/>
-        </w:rPr>
-        <w:t>2:latest</w:t>
-      </w:r>
-      <w:proofErr w:type="gramEnd"/>
-      <w:r>
-        <w:rPr>
-          <w:rFonts w:ascii="Georgia Pro" w:eastAsia="Georgia Pro" w:hAnsi="Georgia Pro" w:cs="Georgia Pro"/>
-          <w:color w:val="000000" w:themeColor="text1"/>
-        </w:rPr>
-        <w:t xml:space="preserve"> \</w:t>
+        <w:t xml:space="preserve">  --image Canonical:0001-com-ubuntu-server-focal:20_04-lts-gen2:latest \</w:t>
       </w:r>
     </w:p>
     <w:p>
@@ -1684,39 +1368,7 @@
           <w:rFonts w:ascii="Georgia Pro" w:eastAsia="Georgia Pro" w:hAnsi="Georgia Pro" w:cs="Georgia Pro"/>
           <w:color w:val="000000" w:themeColor="text1"/>
         </w:rPr>
-        <w:t xml:space="preserve">  --storage-</w:t>
-      </w:r>
-      <w:proofErr w:type="spellStart"/>
-      <w:r>
-        <w:rPr>
-          <w:rFonts w:ascii="Georgia Pro" w:eastAsia="Georgia Pro" w:hAnsi="Georgia Pro" w:cs="Georgia Pro"/>
-          <w:color w:val="000000" w:themeColor="text1"/>
-        </w:rPr>
-        <w:t>sku</w:t>
-      </w:r>
-      <w:proofErr w:type="spellEnd"/>
-      <w:r>
-        <w:rPr>
-          <w:rFonts w:ascii="Georgia Pro" w:eastAsia="Georgia Pro" w:hAnsi="Georgia Pro" w:cs="Georgia Pro"/>
-          <w:color w:val="000000" w:themeColor="text1"/>
-        </w:rPr>
-        <w:t xml:space="preserve"> </w:t>
-      </w:r>
-      <w:proofErr w:type="spellStart"/>
-      <w:r>
-        <w:rPr>
-          <w:rFonts w:ascii="Georgia Pro" w:eastAsia="Georgia Pro" w:hAnsi="Georgia Pro" w:cs="Georgia Pro"/>
-          <w:color w:val="000000" w:themeColor="text1"/>
-        </w:rPr>
-        <w:t>Standard_LRS</w:t>
-      </w:r>
-      <w:proofErr w:type="spellEnd"/>
-      <w:r>
-        <w:rPr>
-          <w:rFonts w:ascii="Georgia Pro" w:eastAsia="Georgia Pro" w:hAnsi="Georgia Pro" w:cs="Georgia Pro"/>
-          <w:color w:val="000000" w:themeColor="text1"/>
-        </w:rPr>
-        <w:t xml:space="preserve"> \</w:t>
+        <w:t xml:space="preserve">  --storage-sku Standard_LRS \</w:t>
       </w:r>
     </w:p>
     <w:p>
@@ -1739,23 +1391,7 @@
           <w:rFonts w:ascii="Georgia Pro" w:eastAsia="Georgia Pro" w:hAnsi="Georgia Pro" w:cs="Georgia Pro"/>
           <w:color w:val="000000" w:themeColor="text1"/>
         </w:rPr>
-        <w:t xml:space="preserve">  --admin-username </w:t>
-      </w:r>
-      <w:proofErr w:type="spellStart"/>
-      <w:r>
-        <w:rPr>
-          <w:rFonts w:ascii="Georgia Pro" w:eastAsia="Georgia Pro" w:hAnsi="Georgia Pro" w:cs="Georgia Pro"/>
-          <w:color w:val="000000" w:themeColor="text1"/>
-        </w:rPr>
-        <w:t>azureuser</w:t>
-      </w:r>
-      <w:proofErr w:type="spellEnd"/>
-      <w:r>
-        <w:rPr>
-          <w:rFonts w:ascii="Georgia Pro" w:eastAsia="Georgia Pro" w:hAnsi="Georgia Pro" w:cs="Georgia Pro"/>
-          <w:color w:val="000000" w:themeColor="text1"/>
-        </w:rPr>
-        <w:t xml:space="preserve"> \</w:t>
+        <w:t xml:space="preserve">  --admin-username azureuser \</w:t>
       </w:r>
     </w:p>
     <w:p>
@@ -1843,37 +1479,12 @@
           <w:color w:val="000000" w:themeColor="text1"/>
         </w:rPr>
       </w:pPr>
-      <w:proofErr w:type="spellStart"/>
-      <w:r>
-        <w:rPr>
-          <w:rFonts w:ascii="Georgia Pro" w:eastAsia="Georgia Pro" w:hAnsi="Georgia Pro" w:cs="Georgia Pro"/>
-          <w:color w:val="000000" w:themeColor="text1"/>
-        </w:rPr>
-        <w:t>az</w:t>
-      </w:r>
-      <w:proofErr w:type="spellEnd"/>
-      <w:r>
-        <w:rPr>
-          <w:rFonts w:ascii="Georgia Pro" w:eastAsia="Georgia Pro" w:hAnsi="Georgia Pro" w:cs="Georgia Pro"/>
-          <w:color w:val="000000" w:themeColor="text1"/>
-        </w:rPr>
-        <w:t xml:space="preserve"> </w:t>
-      </w:r>
-      <w:proofErr w:type="spellStart"/>
-      <w:r>
-        <w:rPr>
-          <w:rFonts w:ascii="Georgia Pro" w:eastAsia="Georgia Pro" w:hAnsi="Georgia Pro" w:cs="Georgia Pro"/>
-          <w:color w:val="000000" w:themeColor="text1"/>
-        </w:rPr>
-        <w:t>vm</w:t>
-      </w:r>
-      <w:proofErr w:type="spellEnd"/>
-      <w:r>
-        <w:rPr>
-          <w:rFonts w:ascii="Georgia Pro" w:eastAsia="Georgia Pro" w:hAnsi="Georgia Pro" w:cs="Georgia Pro"/>
-          <w:color w:val="000000" w:themeColor="text1"/>
-        </w:rPr>
-        <w:t xml:space="preserve"> open-port \</w:t>
+      <w:r>
+        <w:rPr>
+          <w:rFonts w:ascii="Georgia Pro" w:eastAsia="Georgia Pro" w:hAnsi="Georgia Pro" w:cs="Georgia Pro"/>
+          <w:color w:val="000000" w:themeColor="text1"/>
+        </w:rPr>
+        <w:t>az vm open-port \</w:t>
       </w:r>
       <w:r>
         <w:rPr>
@@ -1971,37 +1582,12 @@
           <w:color w:val="000000" w:themeColor="text1"/>
         </w:rPr>
       </w:pPr>
-      <w:proofErr w:type="spellStart"/>
-      <w:r>
-        <w:rPr>
-          <w:rFonts w:ascii="Georgia Pro" w:eastAsia="Georgia Pro" w:hAnsi="Georgia Pro" w:cs="Georgia Pro"/>
-          <w:color w:val="000000" w:themeColor="text1"/>
-        </w:rPr>
-        <w:t>az</w:t>
-      </w:r>
-      <w:proofErr w:type="spellEnd"/>
-      <w:r>
-        <w:rPr>
-          <w:rFonts w:ascii="Georgia Pro" w:eastAsia="Georgia Pro" w:hAnsi="Georgia Pro" w:cs="Georgia Pro"/>
-          <w:color w:val="000000" w:themeColor="text1"/>
-        </w:rPr>
-        <w:t xml:space="preserve"> </w:t>
-      </w:r>
-      <w:proofErr w:type="spellStart"/>
-      <w:r>
-        <w:rPr>
-          <w:rFonts w:ascii="Georgia Pro" w:eastAsia="Georgia Pro" w:hAnsi="Georgia Pro" w:cs="Georgia Pro"/>
-          <w:color w:val="000000" w:themeColor="text1"/>
-        </w:rPr>
-        <w:t>vm</w:t>
-      </w:r>
-      <w:proofErr w:type="spellEnd"/>
-      <w:r>
-        <w:rPr>
-          <w:rFonts w:ascii="Georgia Pro" w:eastAsia="Georgia Pro" w:hAnsi="Georgia Pro" w:cs="Georgia Pro"/>
-          <w:color w:val="000000" w:themeColor="text1"/>
-        </w:rPr>
-        <w:t xml:space="preserve"> show \</w:t>
+      <w:r>
+        <w:rPr>
+          <w:rFonts w:ascii="Georgia Pro" w:eastAsia="Georgia Pro" w:hAnsi="Georgia Pro" w:cs="Georgia Pro"/>
+          <w:color w:val="000000" w:themeColor="text1"/>
+        </w:rPr>
+        <w:t>az vm show \</w:t>
       </w:r>
       <w:r>
         <w:rPr>
@@ -2033,23 +1619,7 @@
           <w:color w:val="000000" w:themeColor="text1"/>
         </w:rPr>
         <w:br/>
-        <w:t xml:space="preserve">--query </w:t>
-      </w:r>
-      <w:proofErr w:type="spellStart"/>
-      <w:r>
-        <w:rPr>
-          <w:rFonts w:ascii="Georgia Pro" w:eastAsia="Georgia Pro" w:hAnsi="Georgia Pro" w:cs="Georgia Pro"/>
-          <w:color w:val="000000" w:themeColor="text1"/>
-        </w:rPr>
-        <w:t>publicIps</w:t>
-      </w:r>
-      <w:proofErr w:type="spellEnd"/>
-      <w:r>
-        <w:rPr>
-          <w:rFonts w:ascii="Georgia Pro" w:eastAsia="Georgia Pro" w:hAnsi="Georgia Pro" w:cs="Georgia Pro"/>
-          <w:color w:val="000000" w:themeColor="text1"/>
-        </w:rPr>
-        <w:t xml:space="preserve"> \</w:t>
+        <w:t>--query publicIps \</w:t>
       </w:r>
       <w:r>
         <w:rPr>
@@ -2057,17 +1627,8 @@
           <w:color w:val="000000" w:themeColor="text1"/>
         </w:rPr>
         <w:br/>
-        <w:t xml:space="preserve">-o </w:t>
-      </w:r>
-      <w:proofErr w:type="spellStart"/>
-      <w:r>
-        <w:rPr>
-          <w:rFonts w:ascii="Georgia Pro" w:eastAsia="Georgia Pro" w:hAnsi="Georgia Pro" w:cs="Georgia Pro"/>
-          <w:color w:val="000000" w:themeColor="text1"/>
-        </w:rPr>
-        <w:t>tsv</w:t>
-      </w:r>
-      <w:proofErr w:type="spellEnd"/>
+        <w:t>-o tsv</w:t>
+      </w:r>
     </w:p>
     <w:p>
       <w:pPr>
@@ -2182,26 +1743,42 @@
           <w:rFonts w:ascii="Georgia Pro" w:eastAsia="Georgia Pro" w:hAnsi="Georgia Pro" w:cs="Georgia Pro"/>
           <w:color w:val="000000" w:themeColor="text1"/>
         </w:rPr>
-        <w:t xml:space="preserve">ssh </w:t>
-      </w:r>
-      <w:proofErr w:type="spellStart"/>
-      <w:proofErr w:type="gramStart"/>
-      <w:r>
-        <w:rPr>
-          <w:rFonts w:ascii="Georgia Pro" w:eastAsia="Georgia Pro" w:hAnsi="Georgia Pro" w:cs="Georgia Pro"/>
-          <w:color w:val="000000" w:themeColor="text1"/>
-        </w:rPr>
-        <w:t>azureuser</w:t>
-      </w:r>
-      <w:proofErr w:type="spellEnd"/>
-      <w:r>
-        <w:rPr>
-          <w:rFonts w:ascii="Georgia Pro" w:eastAsia="Georgia Pro" w:hAnsi="Georgia Pro" w:cs="Georgia Pro"/>
-          <w:color w:val="000000" w:themeColor="text1"/>
-        </w:rPr>
-        <w:t>@</w:t>
-      </w:r>
-      <w:proofErr w:type="gramEnd"/>
+        <w:t>ssh azureuser@&lt;VM_PUBLIC_IP&gt;</w:t>
+      </w:r>
+    </w:p>
+    <w:p>
+      <w:pPr>
+        <w:spacing w:after="0" w:line="480" w:lineRule="auto"/>
+        <w:rPr>
+          <w:rFonts w:ascii="Georgia Pro" w:eastAsia="Georgia Pro" w:hAnsi="Georgia Pro" w:cs="Georgia Pro"/>
+          <w:color w:val="000000" w:themeColor="text1"/>
+        </w:rPr>
+      </w:pPr>
+    </w:p>
+    <w:p>
+      <w:pPr>
+        <w:spacing w:after="0" w:line="480" w:lineRule="auto"/>
+        <w:rPr>
+          <w:rFonts w:ascii="Georgia Pro" w:eastAsia="Georgia Pro" w:hAnsi="Georgia Pro" w:cs="Georgia Pro"/>
+          <w:color w:val="000000" w:themeColor="text1"/>
+        </w:rPr>
+      </w:pPr>
+      <w:r>
+        <w:rPr>
+          <w:rFonts w:ascii="Georgia Pro" w:eastAsia="Georgia Pro" w:hAnsi="Georgia Pro" w:cs="Georgia Pro"/>
+          <w:color w:val="000000" w:themeColor="text1"/>
+        </w:rPr>
+        <w:t>Replace:</w:t>
+      </w:r>
+    </w:p>
+    <w:p>
+      <w:pPr>
+        <w:spacing w:after="0" w:line="480" w:lineRule="auto"/>
+        <w:rPr>
+          <w:rFonts w:ascii="Georgia Pro" w:eastAsia="Georgia Pro" w:hAnsi="Georgia Pro" w:cs="Georgia Pro"/>
+          <w:color w:val="000000" w:themeColor="text1"/>
+        </w:rPr>
+      </w:pPr>
       <w:r>
         <w:rPr>
           <w:rFonts w:ascii="Georgia Pro" w:eastAsia="Georgia Pro" w:hAnsi="Georgia Pro" w:cs="Georgia Pro"/>
@@ -2218,47 +1795,6 @@
           <w:color w:val="000000" w:themeColor="text1"/>
         </w:rPr>
       </w:pPr>
-    </w:p>
-    <w:p>
-      <w:pPr>
-        <w:spacing w:after="0" w:line="480" w:lineRule="auto"/>
-        <w:rPr>
-          <w:rFonts w:ascii="Georgia Pro" w:eastAsia="Georgia Pro" w:hAnsi="Georgia Pro" w:cs="Georgia Pro"/>
-          <w:color w:val="000000" w:themeColor="text1"/>
-        </w:rPr>
-      </w:pPr>
-      <w:r>
-        <w:rPr>
-          <w:rFonts w:ascii="Georgia Pro" w:eastAsia="Georgia Pro" w:hAnsi="Georgia Pro" w:cs="Georgia Pro"/>
-          <w:color w:val="000000" w:themeColor="text1"/>
-        </w:rPr>
-        <w:t>Replace:</w:t>
-      </w:r>
-    </w:p>
-    <w:p>
-      <w:pPr>
-        <w:spacing w:after="0" w:line="480" w:lineRule="auto"/>
-        <w:rPr>
-          <w:rFonts w:ascii="Georgia Pro" w:eastAsia="Georgia Pro" w:hAnsi="Georgia Pro" w:cs="Georgia Pro"/>
-          <w:color w:val="000000" w:themeColor="text1"/>
-        </w:rPr>
-      </w:pPr>
-      <w:r>
-        <w:rPr>
-          <w:rFonts w:ascii="Georgia Pro" w:eastAsia="Georgia Pro" w:hAnsi="Georgia Pro" w:cs="Georgia Pro"/>
-          <w:color w:val="000000" w:themeColor="text1"/>
-        </w:rPr>
-        <w:t>&lt;VM_PUBLIC_IP&gt;</w:t>
-      </w:r>
-    </w:p>
-    <w:p>
-      <w:pPr>
-        <w:spacing w:after="0" w:line="480" w:lineRule="auto"/>
-        <w:rPr>
-          <w:rFonts w:ascii="Georgia Pro" w:eastAsia="Georgia Pro" w:hAnsi="Georgia Pro" w:cs="Georgia Pro"/>
-          <w:color w:val="000000" w:themeColor="text1"/>
-        </w:rPr>
-      </w:pPr>
       <w:r>
         <w:rPr>
           <w:rFonts w:ascii="Georgia Pro" w:eastAsia="Georgia Pro" w:hAnsi="Georgia Pro" w:cs="Georgia Pro"/>
@@ -2324,7 +1860,6 @@
         </w:rPr>
         <w:t xml:space="preserve">Create VM and Insall </w:t>
       </w:r>
-      <w:proofErr w:type="gramStart"/>
       <w:r>
         <w:rPr>
           <w:rFonts w:ascii="Georgia Pro" w:eastAsia="Georgia Pro" w:hAnsi="Georgia Pro" w:cs="Georgia Pro"/>
@@ -2341,17 +1876,7 @@
           <w:bCs/>
           <w:color w:val="000000" w:themeColor="text1"/>
         </w:rPr>
-        <w:t xml:space="preserve"> and</w:t>
-      </w:r>
-      <w:proofErr w:type="gramEnd"/>
-      <w:r>
-        <w:rPr>
-          <w:rFonts w:ascii="Georgia Pro" w:eastAsia="Georgia Pro" w:hAnsi="Georgia Pro" w:cs="Georgia Pro"/>
-          <w:b/>
-          <w:bCs/>
-          <w:color w:val="000000" w:themeColor="text1"/>
-        </w:rPr>
-        <w:t xml:space="preserve"> </w:t>
+        <w:t xml:space="preserve"> and </w:t>
       </w:r>
       <w:r>
         <w:rPr>
@@ -2378,21 +1903,12 @@
         </w:rPr>
         <w:t xml:space="preserve">Create a VM and Install </w:t>
       </w:r>
-      <w:proofErr w:type="spellStart"/>
-      <w:r>
-        <w:rPr>
-          <w:rFonts w:ascii="Georgia Pro" w:eastAsia="Georgia Pro" w:hAnsi="Georgia Pro" w:cs="Georgia Pro"/>
-          <w:color w:val="000000" w:themeColor="text1"/>
-        </w:rPr>
-        <w:t>mssql</w:t>
-      </w:r>
-      <w:proofErr w:type="spellEnd"/>
-      <w:r>
-        <w:rPr>
-          <w:rFonts w:ascii="Georgia Pro" w:eastAsia="Georgia Pro" w:hAnsi="Georgia Pro" w:cs="Georgia Pro"/>
-          <w:color w:val="000000" w:themeColor="text1"/>
-        </w:rPr>
-        <w:t xml:space="preserve">-tools </w:t>
+      <w:r>
+        <w:rPr>
+          <w:rFonts w:ascii="Georgia Pro" w:eastAsia="Georgia Pro" w:hAnsi="Georgia Pro" w:cs="Georgia Pro"/>
+          <w:color w:val="000000" w:themeColor="text1"/>
+        </w:rPr>
+        <w:t xml:space="preserve">mssql-tools </w:t>
       </w:r>
       <w:r>
         <w:rPr>
@@ -2433,21 +1949,12 @@
           <w:color w:val="000000" w:themeColor="text1"/>
         </w:rPr>
       </w:pPr>
-      <w:proofErr w:type="spellStart"/>
-      <w:r>
-        <w:rPr>
-          <w:rFonts w:ascii="Georgia Pro" w:eastAsia="Georgia Pro" w:hAnsi="Georgia Pro" w:cs="Georgia Pro"/>
-          <w:color w:val="000000" w:themeColor="text1"/>
-        </w:rPr>
-        <w:t>sudo</w:t>
-      </w:r>
-      <w:proofErr w:type="spellEnd"/>
-      <w:r>
-        <w:rPr>
-          <w:rFonts w:ascii="Georgia Pro" w:eastAsia="Georgia Pro" w:hAnsi="Georgia Pro" w:cs="Georgia Pro"/>
-          <w:color w:val="000000" w:themeColor="text1"/>
-        </w:rPr>
-        <w:t xml:space="preserve"> apt update</w:t>
+      <w:r>
+        <w:rPr>
+          <w:rFonts w:ascii="Georgia Pro" w:eastAsia="Georgia Pro" w:hAnsi="Georgia Pro" w:cs="Georgia Pro"/>
+          <w:color w:val="000000" w:themeColor="text1"/>
+        </w:rPr>
+        <w:t>sudo apt update</w:t>
       </w:r>
     </w:p>
     <w:p>
@@ -2464,7 +1971,7 @@
           <w:color w:val="000000" w:themeColor="text1"/>
         </w:rPr>
         <w:pict w14:anchorId="645B0D06">
-          <v:rect id="_x0000_i1038" style="width:0;height:1.5pt" o:hralign="center" o:hrstd="t" o:hr="t" fillcolor="#a0a0a0" stroked="f"/>
+          <v:rect id="_x0000_i1035" style="width:0;height:1.5pt" o:hralign="center" o:hrstd="t" o:hr="t" fillcolor="#a0a0a0" stroked="f"/>
         </w:pict>
       </w:r>
     </w:p>
@@ -2503,21 +2010,12 @@
           <w:color w:val="000000" w:themeColor="text1"/>
         </w:rPr>
       </w:pPr>
-      <w:proofErr w:type="spellStart"/>
-      <w:r>
-        <w:rPr>
-          <w:rFonts w:ascii="Georgia Pro" w:eastAsia="Georgia Pro" w:hAnsi="Georgia Pro" w:cs="Georgia Pro"/>
-          <w:color w:val="000000" w:themeColor="text1"/>
-        </w:rPr>
-        <w:t>sudo</w:t>
-      </w:r>
-      <w:proofErr w:type="spellEnd"/>
-      <w:r>
-        <w:rPr>
-          <w:rFonts w:ascii="Georgia Pro" w:eastAsia="Georgia Pro" w:hAnsi="Georgia Pro" w:cs="Georgia Pro"/>
-          <w:color w:val="000000" w:themeColor="text1"/>
-        </w:rPr>
-        <w:t xml:space="preserve"> apt install python3-pip -y</w:t>
+      <w:r>
+        <w:rPr>
+          <w:rFonts w:ascii="Georgia Pro" w:eastAsia="Georgia Pro" w:hAnsi="Georgia Pro" w:cs="Georgia Pro"/>
+          <w:color w:val="000000" w:themeColor="text1"/>
+        </w:rPr>
+        <w:t>sudo apt install python3-pip -y</w:t>
       </w:r>
     </w:p>
     <w:p>
@@ -2534,7 +2032,7 @@
           <w:color w:val="000000" w:themeColor="text1"/>
         </w:rPr>
         <w:pict w14:anchorId="140F86A9">
-          <v:rect id="_x0000_i1039" style="width:0;height:1.5pt" o:hralign="center" o:hrstd="t" o:hr="t" fillcolor="#a0a0a0" stroked="f"/>
+          <v:rect id="_x0000_i1036" style="width:0;height:1.5pt" o:hralign="center" o:hrstd="t" o:hr="t" fillcolor="#a0a0a0" stroked="f"/>
         </w:pict>
       </w:r>
     </w:p>
@@ -2584,21 +2082,12 @@
           <w:color w:val="000000" w:themeColor="text1"/>
         </w:rPr>
       </w:pPr>
-      <w:proofErr w:type="spellStart"/>
-      <w:r>
-        <w:rPr>
-          <w:rFonts w:ascii="Georgia Pro" w:eastAsia="Georgia Pro" w:hAnsi="Georgia Pro" w:cs="Georgia Pro"/>
-          <w:color w:val="000000" w:themeColor="text1"/>
-        </w:rPr>
-        <w:t>sudo</w:t>
-      </w:r>
-      <w:proofErr w:type="spellEnd"/>
-      <w:r>
-        <w:rPr>
-          <w:rFonts w:ascii="Georgia Pro" w:eastAsia="Georgia Pro" w:hAnsi="Georgia Pro" w:cs="Georgia Pro"/>
-          <w:color w:val="000000" w:themeColor="text1"/>
-        </w:rPr>
-        <w:t xml:space="preserve"> apt install curl apt-transport-https gnupg2 software-properties-common -y</w:t>
+      <w:r>
+        <w:rPr>
+          <w:rFonts w:ascii="Georgia Pro" w:eastAsia="Georgia Pro" w:hAnsi="Georgia Pro" w:cs="Georgia Pro"/>
+          <w:color w:val="000000" w:themeColor="text1"/>
+        </w:rPr>
+        <w:t>sudo apt install curl apt-transport-https gnupg2 software-properties-common -y</w:t>
       </w:r>
     </w:p>
     <w:p>
@@ -2615,7 +2104,7 @@
           <w:color w:val="000000" w:themeColor="text1"/>
         </w:rPr>
         <w:pict w14:anchorId="32ADAEF4">
-          <v:rect id="_x0000_i1040" style="width:0;height:1.5pt" o:hralign="center" o:hrstd="t" o:hr="t" fillcolor="#a0a0a0" stroked="f"/>
+          <v:rect id="_x0000_i1037" style="width:0;height:1.5pt" o:hralign="center" o:hrstd="t" o:hr="t" fillcolor="#a0a0a0" stroked="f"/>
         </w:pict>
       </w:r>
     </w:p>
@@ -2659,65 +2148,8 @@
           <w:rFonts w:ascii="Georgia Pro" w:eastAsia="Georgia Pro" w:hAnsi="Georgia Pro" w:cs="Georgia Pro"/>
           <w:color w:val="000000" w:themeColor="text1"/>
         </w:rPr>
-        <w:t xml:space="preserve">curl https://packages.microsoft.com/keys/microsoft.asc | </w:t>
-      </w:r>
-      <w:proofErr w:type="spellStart"/>
-      <w:r>
-        <w:rPr>
-          <w:rFonts w:ascii="Georgia Pro" w:eastAsia="Georgia Pro" w:hAnsi="Georgia Pro" w:cs="Georgia Pro"/>
-          <w:color w:val="000000" w:themeColor="text1"/>
-        </w:rPr>
-        <w:t>sudo</w:t>
-      </w:r>
-      <w:proofErr w:type="spellEnd"/>
-      <w:r>
-        <w:rPr>
-          <w:rFonts w:ascii="Georgia Pro" w:eastAsia="Georgia Pro" w:hAnsi="Georgia Pro" w:cs="Georgia Pro"/>
-          <w:color w:val="000000" w:themeColor="text1"/>
-        </w:rPr>
-        <w:t xml:space="preserve"> tee /</w:t>
-      </w:r>
-      <w:proofErr w:type="spellStart"/>
-      <w:r>
-        <w:rPr>
-          <w:rFonts w:ascii="Georgia Pro" w:eastAsia="Georgia Pro" w:hAnsi="Georgia Pro" w:cs="Georgia Pro"/>
-          <w:color w:val="000000" w:themeColor="text1"/>
-        </w:rPr>
-        <w:t>etc</w:t>
-      </w:r>
-      <w:proofErr w:type="spellEnd"/>
-      <w:r>
-        <w:rPr>
-          <w:rFonts w:ascii="Georgia Pro" w:eastAsia="Georgia Pro" w:hAnsi="Georgia Pro" w:cs="Georgia Pro"/>
-          <w:color w:val="000000" w:themeColor="text1"/>
-        </w:rPr>
-        <w:t>/apt/</w:t>
-      </w:r>
-      <w:proofErr w:type="spellStart"/>
-      <w:r>
-        <w:rPr>
-          <w:rFonts w:ascii="Georgia Pro" w:eastAsia="Georgia Pro" w:hAnsi="Georgia Pro" w:cs="Georgia Pro"/>
-          <w:color w:val="000000" w:themeColor="text1"/>
-        </w:rPr>
-        <w:t>trusted.gpg.d</w:t>
-      </w:r>
-      <w:proofErr w:type="spellEnd"/>
-      <w:r>
-        <w:rPr>
-          <w:rFonts w:ascii="Georgia Pro" w:eastAsia="Georgia Pro" w:hAnsi="Georgia Pro" w:cs="Georgia Pro"/>
-          <w:color w:val="000000" w:themeColor="text1"/>
-        </w:rPr>
-        <w:t>/</w:t>
-      </w:r>
-      <w:proofErr w:type="spellStart"/>
-      <w:r>
-        <w:rPr>
-          <w:rFonts w:ascii="Georgia Pro" w:eastAsia="Georgia Pro" w:hAnsi="Georgia Pro" w:cs="Georgia Pro"/>
-          <w:color w:val="000000" w:themeColor="text1"/>
-        </w:rPr>
-        <w:t>microsoft.asc</w:t>
-      </w:r>
-      <w:proofErr w:type="spellEnd"/>
+        <w:t>curl https://packages.microsoft.com/keys/microsoft.asc | sudo tee /etc/apt/trusted.gpg.d/microsoft.asc</w:t>
+      </w:r>
     </w:p>
     <w:p>
       <w:pPr>
@@ -2733,7 +2165,7 @@
           <w:color w:val="000000" w:themeColor="text1"/>
         </w:rPr>
         <w:pict w14:anchorId="4C1D8AE6">
-          <v:rect id="_x0000_i1041" style="width:0;height:1.5pt" o:hralign="center" o:hrstd="t" o:hr="t" fillcolor="#a0a0a0" stroked="f"/>
+          <v:rect id="_x0000_i1038" style="width:0;height:1.5pt" o:hralign="center" o:hrstd="t" o:hr="t" fillcolor="#a0a0a0" stroked="f"/>
         </w:pict>
       </w:r>
     </w:p>
@@ -2789,65 +2221,8 @@
           <w:rFonts w:ascii="Georgia Pro" w:eastAsia="Georgia Pro" w:hAnsi="Georgia Pro" w:cs="Georgia Pro"/>
           <w:color w:val="000000" w:themeColor="text1"/>
         </w:rPr>
-        <w:t xml:space="preserve">curl https://packages.microsoft.com/config/ubuntu/22.04/prod.list | </w:t>
-      </w:r>
-      <w:proofErr w:type="spellStart"/>
-      <w:r>
-        <w:rPr>
-          <w:rFonts w:ascii="Georgia Pro" w:eastAsia="Georgia Pro" w:hAnsi="Georgia Pro" w:cs="Georgia Pro"/>
-          <w:color w:val="000000" w:themeColor="text1"/>
-        </w:rPr>
-        <w:t>sudo</w:t>
-      </w:r>
-      <w:proofErr w:type="spellEnd"/>
-      <w:r>
-        <w:rPr>
-          <w:rFonts w:ascii="Georgia Pro" w:eastAsia="Georgia Pro" w:hAnsi="Georgia Pro" w:cs="Georgia Pro"/>
-          <w:color w:val="000000" w:themeColor="text1"/>
-        </w:rPr>
-        <w:t xml:space="preserve"> tee /</w:t>
-      </w:r>
-      <w:proofErr w:type="spellStart"/>
-      <w:r>
-        <w:rPr>
-          <w:rFonts w:ascii="Georgia Pro" w:eastAsia="Georgia Pro" w:hAnsi="Georgia Pro" w:cs="Georgia Pro"/>
-          <w:color w:val="000000" w:themeColor="text1"/>
-        </w:rPr>
-        <w:t>etc</w:t>
-      </w:r>
-      <w:proofErr w:type="spellEnd"/>
-      <w:r>
-        <w:rPr>
-          <w:rFonts w:ascii="Georgia Pro" w:eastAsia="Georgia Pro" w:hAnsi="Georgia Pro" w:cs="Georgia Pro"/>
-          <w:color w:val="000000" w:themeColor="text1"/>
-        </w:rPr>
-        <w:t>/apt/</w:t>
-      </w:r>
-      <w:proofErr w:type="spellStart"/>
-      <w:r>
-        <w:rPr>
-          <w:rFonts w:ascii="Georgia Pro" w:eastAsia="Georgia Pro" w:hAnsi="Georgia Pro" w:cs="Georgia Pro"/>
-          <w:color w:val="000000" w:themeColor="text1"/>
-        </w:rPr>
-        <w:t>sources.list.d</w:t>
-      </w:r>
-      <w:proofErr w:type="spellEnd"/>
-      <w:r>
-        <w:rPr>
-          <w:rFonts w:ascii="Georgia Pro" w:eastAsia="Georgia Pro" w:hAnsi="Georgia Pro" w:cs="Georgia Pro"/>
-          <w:color w:val="000000" w:themeColor="text1"/>
-        </w:rPr>
-        <w:t>/</w:t>
-      </w:r>
-      <w:proofErr w:type="spellStart"/>
-      <w:r>
-        <w:rPr>
-          <w:rFonts w:ascii="Georgia Pro" w:eastAsia="Georgia Pro" w:hAnsi="Georgia Pro" w:cs="Georgia Pro"/>
-          <w:color w:val="000000" w:themeColor="text1"/>
-        </w:rPr>
-        <w:t>mssql-release.list</w:t>
-      </w:r>
-      <w:proofErr w:type="spellEnd"/>
+        <w:t>curl https://packages.microsoft.com/config/ubuntu/22.04/prod.list | sudo tee /etc/apt/sources.list.d/mssql-release.list</w:t>
+      </w:r>
     </w:p>
     <w:p>
       <w:pPr>
@@ -2863,7 +2238,7 @@
           <w:color w:val="000000" w:themeColor="text1"/>
         </w:rPr>
         <w:pict w14:anchorId="2466859A">
-          <v:rect id="_x0000_i1042" style="width:0;height:1.5pt" o:hralign="center" o:hrstd="t" o:hr="t" fillcolor="#a0a0a0" stroked="f"/>
+          <v:rect id="_x0000_i1039" style="width:0;height:1.5pt" o:hralign="center" o:hrstd="t" o:hr="t" fillcolor="#a0a0a0" stroked="f"/>
         </w:pict>
       </w:r>
     </w:p>
@@ -2913,21 +2288,12 @@
           <w:color w:val="000000" w:themeColor="text1"/>
         </w:rPr>
       </w:pPr>
-      <w:proofErr w:type="spellStart"/>
-      <w:r>
-        <w:rPr>
-          <w:rFonts w:ascii="Georgia Pro" w:eastAsia="Georgia Pro" w:hAnsi="Georgia Pro" w:cs="Georgia Pro"/>
-          <w:color w:val="000000" w:themeColor="text1"/>
-        </w:rPr>
-        <w:t>sudo</w:t>
-      </w:r>
-      <w:proofErr w:type="spellEnd"/>
-      <w:r>
-        <w:rPr>
-          <w:rFonts w:ascii="Georgia Pro" w:eastAsia="Georgia Pro" w:hAnsi="Georgia Pro" w:cs="Georgia Pro"/>
-          <w:color w:val="000000" w:themeColor="text1"/>
-        </w:rPr>
-        <w:t xml:space="preserve"> apt update</w:t>
+      <w:r>
+        <w:rPr>
+          <w:rFonts w:ascii="Georgia Pro" w:eastAsia="Georgia Pro" w:hAnsi="Georgia Pro" w:cs="Georgia Pro"/>
+          <w:color w:val="000000" w:themeColor="text1"/>
+        </w:rPr>
+        <w:t>sudo apt update</w:t>
       </w:r>
     </w:p>
     <w:p>
@@ -2944,7 +2310,7 @@
           <w:color w:val="000000" w:themeColor="text1"/>
         </w:rPr>
         <w:pict w14:anchorId="0C203BF1">
-          <v:rect id="_x0000_i1043" style="width:0;height:1.5pt" o:hralign="center" o:hrstd="t" o:hr="t" fillcolor="#a0a0a0" stroked="f"/>
+          <v:rect id="_x0000_i1040" style="width:0;height:1.5pt" o:hralign="center" o:hrstd="t" o:hr="t" fillcolor="#a0a0a0" stroked="f"/>
         </w:pict>
       </w:r>
     </w:p>
@@ -2983,37 +2349,12 @@
           <w:color w:val="000000" w:themeColor="text1"/>
         </w:rPr>
       </w:pPr>
-      <w:proofErr w:type="spellStart"/>
-      <w:r>
-        <w:rPr>
-          <w:rFonts w:ascii="Georgia Pro" w:eastAsia="Georgia Pro" w:hAnsi="Georgia Pro" w:cs="Georgia Pro"/>
-          <w:color w:val="000000" w:themeColor="text1"/>
-        </w:rPr>
-        <w:t>sudo</w:t>
-      </w:r>
-      <w:proofErr w:type="spellEnd"/>
-      <w:r>
-        <w:rPr>
-          <w:rFonts w:ascii="Georgia Pro" w:eastAsia="Georgia Pro" w:hAnsi="Georgia Pro" w:cs="Georgia Pro"/>
-          <w:color w:val="000000" w:themeColor="text1"/>
-        </w:rPr>
-        <w:t xml:space="preserve"> ACCEPT_EULA=Y apt install mssql-tools18 </w:t>
-      </w:r>
-      <w:proofErr w:type="spellStart"/>
-      <w:r>
-        <w:rPr>
-          <w:rFonts w:ascii="Georgia Pro" w:eastAsia="Georgia Pro" w:hAnsi="Georgia Pro" w:cs="Georgia Pro"/>
-          <w:color w:val="000000" w:themeColor="text1"/>
-        </w:rPr>
-        <w:t>unixodbc</w:t>
-      </w:r>
-      <w:proofErr w:type="spellEnd"/>
-      <w:r>
-        <w:rPr>
-          <w:rFonts w:ascii="Georgia Pro" w:eastAsia="Georgia Pro" w:hAnsi="Georgia Pro" w:cs="Georgia Pro"/>
-          <w:color w:val="000000" w:themeColor="text1"/>
-        </w:rPr>
-        <w:t>-dev -y</w:t>
+      <w:r>
+        <w:rPr>
+          <w:rFonts w:ascii="Georgia Pro" w:eastAsia="Georgia Pro" w:hAnsi="Georgia Pro" w:cs="Georgia Pro"/>
+          <w:color w:val="000000" w:themeColor="text1"/>
+        </w:rPr>
+        <w:t>sudo ACCEPT_EULA=Y apt install mssql-tools18 unixodbc-dev -y</w:t>
       </w:r>
     </w:p>
     <w:p>
@@ -3030,7 +2371,7 @@
           <w:color w:val="000000" w:themeColor="text1"/>
         </w:rPr>
         <w:pict w14:anchorId="4BA83B9B">
-          <v:rect id="_x0000_i1044" style="width:0;height:1.5pt" o:hralign="center" o:hrstd="t" o:hr="t" fillcolor="#a0a0a0" stroked="f"/>
+          <v:rect id="_x0000_i1041" style="width:0;height:1.5pt" o:hralign="center" o:hrstd="t" o:hr="t" fillcolor="#a0a0a0" stroked="f"/>
         </w:pict>
       </w:r>
     </w:p>
@@ -3051,27 +2392,7 @@
           <w:bCs/>
           <w:color w:val="000000" w:themeColor="text1"/>
         </w:rPr>
-        <w:t xml:space="preserve">Step 17: Configure </w:t>
-      </w:r>
-      <w:proofErr w:type="spellStart"/>
-      <w:r>
-        <w:rPr>
-          <w:rFonts w:ascii="Georgia Pro" w:eastAsia="Georgia Pro" w:hAnsi="Georgia Pro" w:cs="Georgia Pro"/>
-          <w:b/>
-          <w:bCs/>
-          <w:color w:val="000000" w:themeColor="text1"/>
-        </w:rPr>
-        <w:t>sqlcmd</w:t>
-      </w:r>
-      <w:proofErr w:type="spellEnd"/>
-      <w:r>
-        <w:rPr>
-          <w:rFonts w:ascii="Georgia Pro" w:eastAsia="Georgia Pro" w:hAnsi="Georgia Pro" w:cs="Georgia Pro"/>
-          <w:b/>
-          <w:bCs/>
-          <w:color w:val="000000" w:themeColor="text1"/>
-        </w:rPr>
-        <w:t xml:space="preserve"> PATH</w:t>
+        <w:t>Step 17: Configure sqlcmd PATH</w:t>
       </w:r>
     </w:p>
     <w:p>
@@ -3186,26 +2507,8 @@
           <w:rFonts w:ascii="Georgia Pro" w:eastAsia="Georgia Pro" w:hAnsi="Georgia Pro" w:cs="Georgia Pro"/>
           <w:color w:val="000000" w:themeColor="text1"/>
         </w:rPr>
-        <w:t xml:space="preserve"> &gt;&gt; ~</w:t>
-      </w:r>
-      <w:proofErr w:type="gramStart"/>
-      <w:r>
-        <w:rPr>
-          <w:rFonts w:ascii="Georgia Pro" w:eastAsia="Georgia Pro" w:hAnsi="Georgia Pro" w:cs="Georgia Pro"/>
-          <w:color w:val="000000" w:themeColor="text1"/>
-        </w:rPr>
-        <w:t>/.</w:t>
-      </w:r>
-      <w:proofErr w:type="spellStart"/>
-      <w:r>
-        <w:rPr>
-          <w:rFonts w:ascii="Georgia Pro" w:eastAsia="Georgia Pro" w:hAnsi="Georgia Pro" w:cs="Georgia Pro"/>
-          <w:color w:val="000000" w:themeColor="text1"/>
-        </w:rPr>
-        <w:t>bashrc</w:t>
-      </w:r>
-      <w:proofErr w:type="spellEnd"/>
-      <w:proofErr w:type="gramEnd"/>
+        <w:t xml:space="preserve"> &gt;&gt; ~/.bashrc</w:t>
+      </w:r>
     </w:p>
     <w:p>
       <w:pPr>
@@ -3252,26 +2555,8 @@
           <w:rFonts w:ascii="Georgia Pro" w:eastAsia="Georgia Pro" w:hAnsi="Georgia Pro" w:cs="Georgia Pro"/>
           <w:color w:val="000000" w:themeColor="text1"/>
         </w:rPr>
-        <w:t>source ~</w:t>
-      </w:r>
-      <w:proofErr w:type="gramStart"/>
-      <w:r>
-        <w:rPr>
-          <w:rFonts w:ascii="Georgia Pro" w:eastAsia="Georgia Pro" w:hAnsi="Georgia Pro" w:cs="Georgia Pro"/>
-          <w:color w:val="000000" w:themeColor="text1"/>
-        </w:rPr>
-        <w:t>/.</w:t>
-      </w:r>
-      <w:proofErr w:type="spellStart"/>
-      <w:r>
-        <w:rPr>
-          <w:rFonts w:ascii="Georgia Pro" w:eastAsia="Georgia Pro" w:hAnsi="Georgia Pro" w:cs="Georgia Pro"/>
-          <w:color w:val="000000" w:themeColor="text1"/>
-        </w:rPr>
-        <w:t>bashrc</w:t>
-      </w:r>
-      <w:proofErr w:type="spellEnd"/>
-      <w:proofErr w:type="gramEnd"/>
+        <w:t>source ~/.bashrc</w:t>
+      </w:r>
     </w:p>
     <w:p>
       <w:pPr>
@@ -3287,7 +2572,7 @@
           <w:color w:val="000000" w:themeColor="text1"/>
         </w:rPr>
         <w:pict w14:anchorId="100385D9">
-          <v:rect id="_x0000_i1045" style="width:0;height:1.5pt" o:hralign="center" o:hrstd="t" o:hr="t" fillcolor="#a0a0a0" stroked="f"/>
+          <v:rect id="_x0000_i1042" style="width:0;height:1.5pt" o:hralign="center" o:hrstd="t" o:hr="t" fillcolor="#a0a0a0" stroked="f"/>
         </w:pict>
       </w:r>
     </w:p>
@@ -3308,27 +2593,7 @@
           <w:bCs/>
           <w:color w:val="000000" w:themeColor="text1"/>
         </w:rPr>
-        <w:t xml:space="preserve">Step 18: Verify </w:t>
-      </w:r>
-      <w:proofErr w:type="spellStart"/>
-      <w:r>
-        <w:rPr>
-          <w:rFonts w:ascii="Georgia Pro" w:eastAsia="Georgia Pro" w:hAnsi="Georgia Pro" w:cs="Georgia Pro"/>
-          <w:b/>
-          <w:bCs/>
-          <w:color w:val="000000" w:themeColor="text1"/>
-        </w:rPr>
-        <w:t>sqlcmd</w:t>
-      </w:r>
-      <w:proofErr w:type="spellEnd"/>
-      <w:r>
-        <w:rPr>
-          <w:rFonts w:ascii="Georgia Pro" w:eastAsia="Georgia Pro" w:hAnsi="Georgia Pro" w:cs="Georgia Pro"/>
-          <w:b/>
-          <w:bCs/>
-          <w:color w:val="000000" w:themeColor="text1"/>
-        </w:rPr>
-        <w:t xml:space="preserve"> Installation</w:t>
+        <w:t>Step 18: Verify sqlcmd Installation</w:t>
       </w:r>
     </w:p>
     <w:p>
@@ -3346,21 +2611,12 @@
           <w:color w:val="000000" w:themeColor="text1"/>
         </w:rPr>
       </w:pPr>
-      <w:proofErr w:type="spellStart"/>
-      <w:r>
-        <w:rPr>
-          <w:rFonts w:ascii="Georgia Pro" w:eastAsia="Georgia Pro" w:hAnsi="Georgia Pro" w:cs="Georgia Pro"/>
-          <w:color w:val="000000" w:themeColor="text1"/>
-        </w:rPr>
-        <w:t>sqlcmd</w:t>
-      </w:r>
-      <w:proofErr w:type="spellEnd"/>
-      <w:r>
-        <w:rPr>
-          <w:rFonts w:ascii="Georgia Pro" w:eastAsia="Georgia Pro" w:hAnsi="Georgia Pro" w:cs="Georgia Pro"/>
-          <w:color w:val="000000" w:themeColor="text1"/>
-        </w:rPr>
-        <w:t xml:space="preserve"> -?</w:t>
+      <w:r>
+        <w:rPr>
+          <w:rFonts w:ascii="Georgia Pro" w:eastAsia="Georgia Pro" w:hAnsi="Georgia Pro" w:cs="Georgia Pro"/>
+          <w:color w:val="000000" w:themeColor="text1"/>
+        </w:rPr>
+        <w:t>sqlcmd -?</w:t>
       </w:r>
     </w:p>
     <w:p>
@@ -3431,28 +2687,19 @@
           <w:color w:val="000000" w:themeColor="text1"/>
         </w:rPr>
       </w:pPr>
-      <w:proofErr w:type="spellStart"/>
-      <w:r>
-        <w:rPr>
-          <w:rFonts w:ascii="Georgia Pro" w:eastAsia="Georgia Pro" w:hAnsi="Georgia Pro" w:cs="Georgia Pro"/>
-          <w:color w:val="000000" w:themeColor="text1"/>
-        </w:rPr>
-        <w:t>sqlcmd</w:t>
-      </w:r>
-      <w:proofErr w:type="spellEnd"/>
-      <w:r>
-        <w:rPr>
-          <w:rFonts w:ascii="Georgia Pro" w:eastAsia="Georgia Pro" w:hAnsi="Georgia Pro" w:cs="Georgia Pro"/>
-          <w:color w:val="000000" w:themeColor="text1"/>
-        </w:rPr>
-        <w:t xml:space="preserve"> -S </w:t>
-      </w:r>
-      <w:r>
-        <w:rPr>
-          <w:rFonts w:ascii="Georgia Pro" w:eastAsia="Georgia Pro" w:hAnsi="Georgia Pro" w:cs="Georgia Pro"/>
-          <w:color w:val="000000" w:themeColor="text1"/>
-        </w:rPr>
-        <w:t>sqlserverlab1430.database.windows.net</w:t>
+      <w:r>
+        <w:rPr>
+          <w:rFonts w:ascii="Georgia Pro" w:eastAsia="Georgia Pro" w:hAnsi="Georgia Pro" w:cs="Georgia Pro"/>
+          <w:color w:val="000000" w:themeColor="text1"/>
+        </w:rPr>
+        <w:t xml:space="preserve">sqlcmd -S </w:t>
+      </w:r>
+      <w:r>
+        <w:rPr>
+          <w:rFonts w:ascii="Georgia Pro" w:eastAsia="Georgia Pro" w:hAnsi="Georgia Pro" w:cs="Georgia Pro"/>
+          <w:color w:val="000000" w:themeColor="text1"/>
+        </w:rPr>
+        <w:t>sqlserverlab12290.database.windows.net</w:t>
       </w:r>
       <w:r>
         <w:rPr>
@@ -3482,7 +2729,28 @@
           <w:color w:val="000000" w:themeColor="text1"/>
         </w:rPr>
         <w:br/>
-        <w:t xml:space="preserve">  -U $ADMIN_USER \</w:t>
+        <w:t xml:space="preserve">  -U </w:t>
+      </w:r>
+      <w:r>
+        <w:rPr>
+          <w:rFonts w:ascii="Georgia Pro" w:eastAsia="Georgia Pro" w:hAnsi="Georgia Pro" w:cs="Georgia Pro"/>
+          <w:color w:val="000000" w:themeColor="text1"/>
+        </w:rPr>
+        <w:t>sqladminuser</w:t>
+      </w:r>
+      <w:r>
+        <w:rPr>
+          <w:rFonts w:ascii="Georgia Pro" w:eastAsia="Georgia Pro" w:hAnsi="Georgia Pro" w:cs="Georgia Pro"/>
+          <w:color w:val="000000" w:themeColor="text1"/>
+        </w:rPr>
+        <w:t xml:space="preserve"> </w:t>
+      </w:r>
+      <w:r>
+        <w:rPr>
+          <w:rFonts w:ascii="Georgia Pro" w:eastAsia="Georgia Pro" w:hAnsi="Georgia Pro" w:cs="Georgia Pro"/>
+          <w:color w:val="000000" w:themeColor="text1"/>
+        </w:rPr>
+        <w:t>\</w:t>
       </w:r>
       <w:r>
         <w:rPr>
@@ -3490,50 +2758,39 @@
           <w:color w:val="000000" w:themeColor="text1"/>
         </w:rPr>
         <w:br/>
-        <w:t xml:space="preserve">  -P $ADMIN_PASSWORD</w:t>
-      </w:r>
-    </w:p>
-    <w:p>
-      <w:pPr>
-        <w:spacing w:after="0" w:line="480" w:lineRule="auto"/>
-        <w:rPr>
-          <w:rFonts w:ascii="Georgia Pro" w:eastAsia="Georgia Pro" w:hAnsi="Georgia Pro" w:cs="Georgia Pro"/>
-          <w:color w:val="000000" w:themeColor="text1"/>
-        </w:rPr>
-      </w:pPr>
-    </w:p>
-    <w:p>
-      <w:pPr>
-        <w:spacing w:after="0" w:line="480" w:lineRule="auto"/>
-        <w:rPr>
-          <w:rFonts w:ascii="Georgia Pro" w:eastAsia="Georgia Pro" w:hAnsi="Georgia Pro" w:cs="Georgia Pro"/>
-          <w:color w:val="000000" w:themeColor="text1"/>
-        </w:rPr>
-      </w:pPr>
-      <w:r>
-        <w:rPr>
-          <w:rFonts w:ascii="Georgia Pro" w:eastAsia="Georgia Pro" w:hAnsi="Georgia Pro" w:cs="Georgia Pro"/>
-          <w:color w:val="000000" w:themeColor="text1"/>
-        </w:rPr>
-        <w:t xml:space="preserve">Replace </w:t>
-      </w:r>
-      <w:proofErr w:type="spellStart"/>
-      <w:proofErr w:type="gramStart"/>
-      <w:r>
-        <w:rPr>
-          <w:rFonts w:ascii="Georgia Pro" w:eastAsia="Georgia Pro" w:hAnsi="Georgia Pro" w:cs="Georgia Pro"/>
-          <w:color w:val="000000" w:themeColor="text1"/>
-        </w:rPr>
-        <w:t>yourserver</w:t>
-      </w:r>
-      <w:proofErr w:type="spellEnd"/>
-      <w:proofErr w:type="gramEnd"/>
-      <w:r>
-        <w:rPr>
-          <w:rFonts w:ascii="Georgia Pro" w:eastAsia="Georgia Pro" w:hAnsi="Georgia Pro" w:cs="Georgia Pro"/>
-          <w:color w:val="000000" w:themeColor="text1"/>
-        </w:rPr>
-        <w:t xml:space="preserve"> with actual server name.</w:t>
+        <w:t xml:space="preserve">  -P </w:t>
+      </w:r>
+      <w:r>
+        <w:rPr>
+          <w:rFonts w:ascii="Georgia Pro" w:eastAsia="Georgia Pro" w:hAnsi="Georgia Pro" w:cs="Georgia Pro"/>
+          <w:color w:val="000000" w:themeColor="text1"/>
+        </w:rPr>
+        <w:t>Azure@123456</w:t>
+      </w:r>
+    </w:p>
+    <w:p>
+      <w:pPr>
+        <w:spacing w:after="0" w:line="480" w:lineRule="auto"/>
+        <w:rPr>
+          <w:rFonts w:ascii="Georgia Pro" w:eastAsia="Georgia Pro" w:hAnsi="Georgia Pro" w:cs="Georgia Pro"/>
+          <w:color w:val="000000" w:themeColor="text1"/>
+        </w:rPr>
+      </w:pPr>
+    </w:p>
+    <w:p>
+      <w:pPr>
+        <w:spacing w:after="0" w:line="480" w:lineRule="auto"/>
+        <w:rPr>
+          <w:rFonts w:ascii="Georgia Pro" w:eastAsia="Georgia Pro" w:hAnsi="Georgia Pro" w:cs="Georgia Pro"/>
+          <w:color w:val="000000" w:themeColor="text1"/>
+        </w:rPr>
+      </w:pPr>
+      <w:r>
+        <w:rPr>
+          <w:rFonts w:ascii="Georgia Pro" w:eastAsia="Georgia Pro" w:hAnsi="Georgia Pro" w:cs="Georgia Pro"/>
+          <w:color w:val="000000" w:themeColor="text1"/>
+        </w:rPr>
+        <w:t>Replace yourserver with actual server name.</w:t>
       </w:r>
     </w:p>
     <w:p>
@@ -3550,7 +2807,7 @@
           <w:color w:val="000000" w:themeColor="text1"/>
         </w:rPr>
         <w:pict w14:anchorId="48E7E437">
-          <v:rect id="_x0000_i1035" style="width:0;height:1.5pt" o:hrstd="t" o:hr="t" fillcolor="#a0a0a0" stroked="f"/>
+          <v:rect id="_x0000_i1043" style="width:0;height:1.5pt" o:hrstd="t" o:hr="t" fillcolor="#a0a0a0" stroked="f"/>
         </w:pict>
       </w:r>
     </w:p>
@@ -3639,15 +2896,7 @@
           <w:rFonts w:ascii="Georgia Pro" w:eastAsia="Georgia Pro" w:hAnsi="Georgia Pro" w:cs="Georgia Pro"/>
           <w:color w:val="000000" w:themeColor="text1"/>
         </w:rPr>
-        <w:t xml:space="preserve">CREATE TABLE Students </w:t>
-      </w:r>
-      <w:proofErr w:type="gramStart"/>
-      <w:r>
-        <w:rPr>
-          <w:rFonts w:ascii="Georgia Pro" w:eastAsia="Georgia Pro" w:hAnsi="Georgia Pro" w:cs="Georgia Pro"/>
-          <w:color w:val="000000" w:themeColor="text1"/>
-        </w:rPr>
-        <w:t>(</w:t>
+        <w:t>CREATE TABLE Students (</w:t>
       </w:r>
       <w:r>
         <w:rPr>
@@ -3661,15 +2910,7 @@
           <w:rFonts w:ascii="Georgia Pro" w:eastAsia="Georgia Pro" w:hAnsi="Georgia Pro" w:cs="Georgia Pro"/>
           <w:color w:val="000000" w:themeColor="text1"/>
         </w:rPr>
-        <w:t>ID</w:t>
-      </w:r>
-      <w:proofErr w:type="gramEnd"/>
-      <w:r>
-        <w:rPr>
-          <w:rFonts w:ascii="Georgia Pro" w:eastAsia="Georgia Pro" w:hAnsi="Georgia Pro" w:cs="Georgia Pro"/>
-          <w:color w:val="000000" w:themeColor="text1"/>
-        </w:rPr>
-        <w:t xml:space="preserve"> INT PRIMARY KEY,</w:t>
+        <w:t>ID INT PRIMARY KEY,</w:t>
       </w:r>
       <w:r>
         <w:rPr>
@@ -3683,31 +2924,7 @@
           <w:rFonts w:ascii="Georgia Pro" w:eastAsia="Georgia Pro" w:hAnsi="Georgia Pro" w:cs="Georgia Pro"/>
           <w:color w:val="000000" w:themeColor="text1"/>
         </w:rPr>
-        <w:t xml:space="preserve">Name </w:t>
-      </w:r>
-      <w:proofErr w:type="gramStart"/>
-      <w:r>
-        <w:rPr>
-          <w:rFonts w:ascii="Georgia Pro" w:eastAsia="Georgia Pro" w:hAnsi="Georgia Pro" w:cs="Georgia Pro"/>
-          <w:color w:val="000000" w:themeColor="text1"/>
-        </w:rPr>
-        <w:t>VARCHAR(</w:t>
-      </w:r>
-      <w:proofErr w:type="gramEnd"/>
-      <w:r>
-        <w:rPr>
-          <w:rFonts w:ascii="Georgia Pro" w:eastAsia="Georgia Pro" w:hAnsi="Georgia Pro" w:cs="Georgia Pro"/>
-          <w:color w:val="000000" w:themeColor="text1"/>
-        </w:rPr>
-        <w:t>50</w:t>
-      </w:r>
-      <w:proofErr w:type="gramStart"/>
-      <w:r>
-        <w:rPr>
-          <w:rFonts w:ascii="Georgia Pro" w:eastAsia="Georgia Pro" w:hAnsi="Georgia Pro" w:cs="Georgia Pro"/>
-          <w:color w:val="000000" w:themeColor="text1"/>
-        </w:rPr>
-        <w:t>),</w:t>
+        <w:t>Name VARCHAR(50),</w:t>
       </w:r>
       <w:r>
         <w:rPr>
@@ -3721,31 +2938,7 @@
           <w:rFonts w:ascii="Georgia Pro" w:eastAsia="Georgia Pro" w:hAnsi="Georgia Pro" w:cs="Georgia Pro"/>
           <w:color w:val="000000" w:themeColor="text1"/>
         </w:rPr>
-        <w:t xml:space="preserve"> Course</w:t>
-      </w:r>
-      <w:proofErr w:type="gramEnd"/>
-      <w:r>
-        <w:rPr>
-          <w:rFonts w:ascii="Georgia Pro" w:eastAsia="Georgia Pro" w:hAnsi="Georgia Pro" w:cs="Georgia Pro"/>
-          <w:color w:val="000000" w:themeColor="text1"/>
-        </w:rPr>
-        <w:t xml:space="preserve"> </w:t>
-      </w:r>
-      <w:proofErr w:type="gramStart"/>
-      <w:r>
-        <w:rPr>
-          <w:rFonts w:ascii="Georgia Pro" w:eastAsia="Georgia Pro" w:hAnsi="Georgia Pro" w:cs="Georgia Pro"/>
-          <w:color w:val="000000" w:themeColor="text1"/>
-        </w:rPr>
-        <w:t>VARCHAR(</w:t>
-      </w:r>
-      <w:proofErr w:type="gramEnd"/>
-      <w:r>
-        <w:rPr>
-          <w:rFonts w:ascii="Georgia Pro" w:eastAsia="Georgia Pro" w:hAnsi="Georgia Pro" w:cs="Georgia Pro"/>
-          <w:color w:val="000000" w:themeColor="text1"/>
-        </w:rPr>
-        <w:t>50));</w:t>
+        <w:t xml:space="preserve"> Course VARCHAR(50));</w:t>
       </w:r>
     </w:p>
     <w:p>
@@ -3992,7 +3185,7 @@
         </w:rPr>
         <w:lastRenderedPageBreak/>
         <w:pict w14:anchorId="032AEAD9">
-          <v:rect id="_x0000_i1036" style="width:0;height:1.5pt" o:hrstd="t" o:hr="t" fillcolor="#a0a0a0" stroked="f"/>
+          <v:rect id="_x0000_i1044" style="width:0;height:1.5pt" o:hrstd="t" o:hr="t" fillcolor="#a0a0a0" stroked="f"/>
         </w:pict>
       </w:r>
       <w:r>
@@ -4036,21 +3229,12 @@
           <w:color w:val="000000" w:themeColor="text1"/>
         </w:rPr>
       </w:pPr>
-      <w:proofErr w:type="spellStart"/>
-      <w:r>
-        <w:rPr>
-          <w:rFonts w:ascii="Georgia Pro" w:eastAsia="Georgia Pro" w:hAnsi="Georgia Pro" w:cs="Georgia Pro"/>
-          <w:color w:val="000000" w:themeColor="text1"/>
-        </w:rPr>
-        <w:t>az</w:t>
-      </w:r>
-      <w:proofErr w:type="spellEnd"/>
-      <w:r>
-        <w:rPr>
-          <w:rFonts w:ascii="Georgia Pro" w:eastAsia="Georgia Pro" w:hAnsi="Georgia Pro" w:cs="Georgia Pro"/>
-          <w:color w:val="000000" w:themeColor="text1"/>
-        </w:rPr>
-        <w:t xml:space="preserve"> group delete \</w:t>
+      <w:r>
+        <w:rPr>
+          <w:rFonts w:ascii="Georgia Pro" w:eastAsia="Georgia Pro" w:hAnsi="Georgia Pro" w:cs="Georgia Pro"/>
+          <w:color w:val="000000" w:themeColor="text1"/>
+        </w:rPr>
+        <w:t>az group delete \</w:t>
       </w:r>
       <w:r>
         <w:rPr>
@@ -4091,7 +3275,7 @@
           <w:color w:val="000000" w:themeColor="text1"/>
         </w:rPr>
         <w:pict w14:anchorId="20804AA5">
-          <v:rect id="_x0000_i1037" style="width:0;height:1.5pt" o:hrstd="t" o:hr="t" fillcolor="#a0a0a0" stroked="f"/>
+          <v:rect id="_x0000_i1045" style="width:0;height:1.5pt" o:hrstd="t" o:hr="t" fillcolor="#a0a0a0" stroked="f"/>
         </w:pict>
       </w:r>
     </w:p>
@@ -4219,17 +3403,8 @@
           <w:rFonts w:ascii="Georgia Pro" w:eastAsia="Georgia Pro" w:hAnsi="Georgia Pro" w:cs="Georgia Pro"/>
           <w:color w:val="000000" w:themeColor="text1"/>
         </w:rPr>
-        <w:t xml:space="preserve">Connected using </w:t>
-      </w:r>
-      <w:proofErr w:type="spellStart"/>
-      <w:r>
-        <w:rPr>
-          <w:rFonts w:ascii="Georgia Pro" w:eastAsia="Georgia Pro" w:hAnsi="Georgia Pro" w:cs="Georgia Pro"/>
-          <w:color w:val="000000" w:themeColor="text1"/>
-        </w:rPr>
-        <w:t>sqlcmd</w:t>
-      </w:r>
-      <w:proofErr w:type="spellEnd"/>
+        <w:t>Connected using sqlcmd</w:t>
+      </w:r>
     </w:p>
     <w:p>
       <w:pPr>
